--- a/docs/Gdd 0.2v.docx
+++ b/docs/Gdd 0.2v.docx
@@ -462,7 +462,21 @@
                 <w:rStyle w:val="Hyperlink"/>
                 <w:noProof/>
               </w:rPr>
-              <w:t>História (Lore)</w:t>
+              <w:t>Históri</w:t>
+            </w:r>
+            <w:r>
+              <w:rPr>
+                <w:rStyle w:val="Hyperlink"/>
+                <w:noProof/>
+              </w:rPr>
+              <w:t>a</w:t>
+            </w:r>
+            <w:r>
+              <w:rPr>
+                <w:rStyle w:val="Hyperlink"/>
+                <w:noProof/>
+              </w:rPr>
+              <w:t xml:space="preserve"> (Lore)</w:t>
             </w:r>
             <w:r>
               <w:rPr>
@@ -602,7 +616,21 @@
                 <w:rStyle w:val="Hyperlink"/>
                 <w:noProof/>
               </w:rPr>
-              <w:t>INTERFACE:</w:t>
+              <w:t>INTE</w:t>
+            </w:r>
+            <w:r>
+              <w:rPr>
+                <w:rStyle w:val="Hyperlink"/>
+                <w:noProof/>
+              </w:rPr>
+              <w:t>R</w:t>
+            </w:r>
+            <w:r>
+              <w:rPr>
+                <w:rStyle w:val="Hyperlink"/>
+                <w:noProof/>
+              </w:rPr>
+              <w:t>FACE:</w:t>
             </w:r>
             <w:r>
               <w:rPr>
@@ -1826,6 +1854,7 @@
         <w:rPr>
           <w:b/>
         </w:rPr>
+        <w:lastRenderedPageBreak/>
         <w:t>Inspirações</w:t>
       </w:r>
       <w:r>
@@ -1984,7 +2013,6 @@
           <w:color w:val="1F3863"/>
           <w:sz w:val="26"/>
         </w:rPr>
-        <w:lastRenderedPageBreak/>
         <w:t>Estrutura do jogo:</w:t>
       </w:r>
       <w:bookmarkEnd w:id="3"/>
@@ -2033,21 +2061,41 @@
     <w:p>
       <w:pPr>
         <w:pStyle w:val="Ttulo1"/>
+        <w:rPr>
+          <w:sz w:val="36"/>
+          <w:szCs w:val="24"/>
+        </w:rPr>
       </w:pPr>
       <w:bookmarkStart w:id="4" w:name="_Toc207742555"/>
       <w:r>
+        <w:rPr>
+          <w:sz w:val="36"/>
+          <w:szCs w:val="24"/>
+        </w:rPr>
         <w:t>História (</w:t>
       </w:r>
       <w:proofErr w:type="spellStart"/>
       <w:r>
+        <w:rPr>
+          <w:sz w:val="36"/>
+          <w:szCs w:val="24"/>
+        </w:rPr>
         <w:t>Lore</w:t>
       </w:r>
       <w:proofErr w:type="spellEnd"/>
       <w:r>
+        <w:rPr>
+          <w:sz w:val="36"/>
+          <w:szCs w:val="24"/>
+        </w:rPr>
         <w:t>)</w:t>
       </w:r>
       <w:bookmarkEnd w:id="4"/>
       <w:r>
+        <w:rPr>
+          <w:sz w:val="36"/>
+          <w:szCs w:val="24"/>
+        </w:rPr>
         <w:t xml:space="preserve">  </w:t>
       </w:r>
     </w:p>
@@ -2062,12 +2110,1770 @@
     </w:p>
     <w:p>
       <w:pPr>
+        <w:spacing w:after="39"/>
+        <w:ind w:right="327"/>
+      </w:pPr>
+    </w:p>
+    <w:p>
+      <w:pPr>
         <w:spacing w:after="0" w:line="259" w:lineRule="auto"/>
         <w:ind w:left="725" w:firstLine="0"/>
-      </w:pPr>
-      <w:r>
+        <w:rPr>
+          <w:b/>
+          <w:bCs/>
+        </w:rPr>
+      </w:pPr>
+      <w:r>
+        <w:rPr>
+          <w:b/>
+          <w:bCs/>
+        </w:rPr>
+        <w:t xml:space="preserve">Ato 1 — </w:t>
+      </w:r>
+      <w:proofErr w:type="spellStart"/>
+      <w:r>
+        <w:rPr>
+          <w:b/>
+          <w:bCs/>
+        </w:rPr>
+        <w:t>Komorebi</w:t>
+      </w:r>
+      <w:proofErr w:type="spellEnd"/>
+      <w:r>
+        <w:rPr>
+          <w:b/>
+          <w:bCs/>
+        </w:rPr>
+        <w:t xml:space="preserve"> Bar</w:t>
+      </w:r>
+      <w:r>
+        <w:rPr>
+          <w:b/>
+          <w:bCs/>
+        </w:rPr>
         <w:t xml:space="preserve"> </w:t>
       </w:r>
+    </w:p>
+    <w:p>
+      <w:pPr>
+        <w:pStyle w:val="NormalWeb"/>
+        <w:numPr>
+          <w:ilvl w:val="0"/>
+          <w:numId w:val="79"/>
+        </w:numPr>
+      </w:pPr>
+      <w:r>
+        <w:t xml:space="preserve">(Echo sentado na bancada do </w:t>
+      </w:r>
+      <w:proofErr w:type="spellStart"/>
+      <w:r>
+        <w:t>Komorebi</w:t>
+      </w:r>
+      <w:proofErr w:type="spellEnd"/>
+      <w:r>
+        <w:t xml:space="preserve"> bar local da cidade de Dream Edge)</w:t>
+      </w:r>
+    </w:p>
+    <w:p>
+      <w:pPr>
+        <w:pStyle w:val="NormalWeb"/>
+        <w:numPr>
+          <w:ilvl w:val="0"/>
+          <w:numId w:val="79"/>
+        </w:numPr>
+      </w:pPr>
+      <w:r>
+        <w:t>Echo: Me dê logo mais uma dose.</w:t>
+      </w:r>
+    </w:p>
+    <w:p>
+      <w:pPr>
+        <w:pStyle w:val="NormalWeb"/>
+        <w:numPr>
+          <w:ilvl w:val="0"/>
+          <w:numId w:val="79"/>
+        </w:numPr>
+      </w:pPr>
+      <w:r>
+        <w:t>???: Você sabe que pode ser um pouco mais educado né</w:t>
+      </w:r>
+    </w:p>
+    <w:p>
+      <w:pPr>
+        <w:pStyle w:val="NormalWeb"/>
+        <w:numPr>
+          <w:ilvl w:val="0"/>
+          <w:numId w:val="79"/>
+        </w:numPr>
+      </w:pPr>
+      <w:r>
+        <w:t xml:space="preserve">Echo: Não preciso de tanta formalidade com você </w:t>
+      </w:r>
+      <w:proofErr w:type="spellStart"/>
+      <w:r>
+        <w:t>Shibui</w:t>
+      </w:r>
+      <w:proofErr w:type="spellEnd"/>
+      <w:r>
+        <w:t>, estou sempre aqui!</w:t>
+      </w:r>
+    </w:p>
+    <w:p>
+      <w:pPr>
+        <w:pStyle w:val="NormalWeb"/>
+        <w:numPr>
+          <w:ilvl w:val="0"/>
+          <w:numId w:val="79"/>
+        </w:numPr>
+      </w:pPr>
+      <w:proofErr w:type="spellStart"/>
+      <w:r>
+        <w:t>Shibui</w:t>
+      </w:r>
+      <w:proofErr w:type="spellEnd"/>
+      <w:r>
+        <w:t>: Exatamente por isso que deve ao menos a mim um pouco de respeito!</w:t>
+      </w:r>
+    </w:p>
+    <w:p>
+      <w:pPr>
+        <w:pStyle w:val="NormalWeb"/>
+        <w:numPr>
+          <w:ilvl w:val="0"/>
+          <w:numId w:val="79"/>
+        </w:numPr>
+      </w:pPr>
+      <w:r>
+        <w:t>Echo: Tem razão esse é o único lugar que ainda me faz sentir algum sentimento, mesmo que bem fútil.</w:t>
+      </w:r>
+    </w:p>
+    <w:p>
+      <w:pPr>
+        <w:pStyle w:val="NormalWeb"/>
+        <w:numPr>
+          <w:ilvl w:val="0"/>
+          <w:numId w:val="79"/>
+        </w:numPr>
+      </w:pPr>
+      <w:proofErr w:type="spellStart"/>
+      <w:r>
+        <w:t>Shibui</w:t>
+      </w:r>
+      <w:proofErr w:type="spellEnd"/>
+      <w:r>
+        <w:t>: Vou levar isso como um elogio, mas tira todo esse sentimentalismo não combina com você.</w:t>
+      </w:r>
+    </w:p>
+    <w:p>
+      <w:pPr>
+        <w:pStyle w:val="NormalWeb"/>
+        <w:numPr>
+          <w:ilvl w:val="0"/>
+          <w:numId w:val="79"/>
+        </w:numPr>
+      </w:pPr>
+      <w:r>
+        <w:t xml:space="preserve">Aqui toma e esse será o </w:t>
+      </w:r>
+      <w:proofErr w:type="spellStart"/>
+      <w:r>
+        <w:t>ultimo</w:t>
+      </w:r>
+      <w:proofErr w:type="spellEnd"/>
+      <w:r>
+        <w:t xml:space="preserve"> da noite não quero você morto em algum beco. Echo: hum não vejo minha morte como algo ruim e nem tão fácil.</w:t>
+      </w:r>
+    </w:p>
+    <w:p>
+      <w:pPr>
+        <w:pStyle w:val="NormalWeb"/>
+        <w:numPr>
+          <w:ilvl w:val="0"/>
+          <w:numId w:val="79"/>
+        </w:numPr>
+      </w:pPr>
+      <w:proofErr w:type="spellStart"/>
+      <w:r>
+        <w:t>Shibui</w:t>
+      </w:r>
+      <w:proofErr w:type="spellEnd"/>
+      <w:r>
+        <w:t>:…</w:t>
+      </w:r>
+    </w:p>
+    <w:p>
+      <w:pPr>
+        <w:pStyle w:val="NormalWeb"/>
+        <w:numPr>
+          <w:ilvl w:val="0"/>
+          <w:numId w:val="79"/>
+        </w:numPr>
+      </w:pPr>
+      <w:r>
+        <w:t>Grupo de bêbados ao fundo:</w:t>
+      </w:r>
+    </w:p>
+    <w:p>
+      <w:pPr>
+        <w:pStyle w:val="NormalWeb"/>
+        <w:numPr>
+          <w:ilvl w:val="0"/>
+          <w:numId w:val="79"/>
+        </w:numPr>
+      </w:pPr>
+      <w:r>
+        <w:t>Vocês perceberam que anda havendo muitos boatos sobre uma possível passagem, que espíritos assombram.</w:t>
+      </w:r>
+    </w:p>
+    <w:p>
+      <w:pPr>
+        <w:pStyle w:val="NormalWeb"/>
+        <w:numPr>
+          <w:ilvl w:val="0"/>
+          <w:numId w:val="79"/>
+        </w:numPr>
+      </w:pPr>
+      <w:r>
+        <w:t>Você já passou do ponto está começando a acreditar em contos e fábulas.</w:t>
+      </w:r>
+    </w:p>
+    <w:p>
+      <w:pPr>
+        <w:pStyle w:val="NormalWeb"/>
+        <w:numPr>
+          <w:ilvl w:val="0"/>
+          <w:numId w:val="79"/>
+        </w:numPr>
+      </w:pPr>
+      <w:r>
+        <w:t>Não sei porque ainda tento contar algo pra vocês, mas não sou eu quem está inventando</w:t>
+      </w:r>
+    </w:p>
+    <w:p>
+      <w:pPr>
+        <w:pStyle w:val="NormalWeb"/>
+        <w:numPr>
+          <w:ilvl w:val="0"/>
+          <w:numId w:val="79"/>
+        </w:numPr>
+      </w:pPr>
+      <w:r>
+        <w:t>várias guardas relataram o acontecido.</w:t>
+      </w:r>
+    </w:p>
+    <w:p>
+      <w:pPr>
+        <w:pStyle w:val="NormalWeb"/>
+        <w:numPr>
+          <w:ilvl w:val="0"/>
+          <w:numId w:val="79"/>
+        </w:numPr>
+      </w:pPr>
+      <w:r>
+        <w:t xml:space="preserve">Echo: </w:t>
+      </w:r>
+      <w:proofErr w:type="spellStart"/>
+      <w:r>
+        <w:t>Shibui</w:t>
+      </w:r>
+      <w:proofErr w:type="spellEnd"/>
+      <w:r>
+        <w:t xml:space="preserve"> você sabe do que eles estão falando?</w:t>
+      </w:r>
+    </w:p>
+    <w:p>
+      <w:pPr>
+        <w:pStyle w:val="NormalWeb"/>
+        <w:numPr>
+          <w:ilvl w:val="0"/>
+          <w:numId w:val="79"/>
+        </w:numPr>
+      </w:pPr>
+      <w:proofErr w:type="spellStart"/>
+      <w:r>
+        <w:t>Shibui</w:t>
+      </w:r>
+      <w:proofErr w:type="spellEnd"/>
+      <w:r>
+        <w:t>: Não é a primeira vez que ouço sobre, mas não me interessei sobre digamos que essa</w:t>
+      </w:r>
+    </w:p>
+    <w:p>
+      <w:pPr>
+        <w:pStyle w:val="NormalWeb"/>
+        <w:numPr>
+          <w:ilvl w:val="0"/>
+          <w:numId w:val="79"/>
+        </w:numPr>
+      </w:pPr>
+      <w:r>
+        <w:t>não é a primeira maluquice contam por aqui.</w:t>
+      </w:r>
+    </w:p>
+    <w:p>
+      <w:pPr>
+        <w:pStyle w:val="NormalWeb"/>
+        <w:numPr>
+          <w:ilvl w:val="0"/>
+          <w:numId w:val="79"/>
+        </w:numPr>
+      </w:pPr>
+      <w:r>
+        <w:t>Echo: (Levanta da Bancada e se direciona ao grupo)</w:t>
+      </w:r>
+    </w:p>
+    <w:p>
+      <w:pPr>
+        <w:pStyle w:val="NormalWeb"/>
+        <w:numPr>
+          <w:ilvl w:val="0"/>
+          <w:numId w:val="79"/>
+        </w:numPr>
+      </w:pPr>
+      <w:r>
+        <w:t>Ei você com cabelo idiota, me fale sobre essa passagem?</w:t>
+      </w:r>
+    </w:p>
+    <w:p>
+      <w:pPr>
+        <w:pStyle w:val="NormalWeb"/>
+        <w:numPr>
+          <w:ilvl w:val="0"/>
+          <w:numId w:val="79"/>
+        </w:numPr>
+      </w:pPr>
+      <w:r>
+        <w:t>Bêbado: Está falando comigo?</w:t>
+      </w:r>
+    </w:p>
+    <w:p>
+      <w:pPr>
+        <w:pStyle w:val="NormalWeb"/>
+        <w:numPr>
+          <w:ilvl w:val="0"/>
+          <w:numId w:val="79"/>
+        </w:numPr>
+      </w:pPr>
+      <w:r>
+        <w:t>Echo: Devia ter falado desse teu olho caído, porque todo grupo é idiota.</w:t>
+      </w:r>
+    </w:p>
+    <w:p>
+      <w:pPr>
+        <w:pStyle w:val="NormalWeb"/>
+        <w:numPr>
+          <w:ilvl w:val="0"/>
+          <w:numId w:val="79"/>
+        </w:numPr>
+      </w:pPr>
+      <w:r>
+        <w:t>Bêbado: Desculpa senhor não quis parecer rude, meu olho caído foi por problemas de saúde, bom você quer saber sobre a passagem?</w:t>
+      </w:r>
+    </w:p>
+    <w:p>
+      <w:pPr>
+        <w:pStyle w:val="NormalWeb"/>
+        <w:numPr>
+          <w:ilvl w:val="0"/>
+          <w:numId w:val="79"/>
+        </w:numPr>
+      </w:pPr>
+      <w:r>
+        <w:t>Echo: … sim, por favor</w:t>
+      </w:r>
+    </w:p>
+    <w:p>
+      <w:pPr>
+        <w:pStyle w:val="NormalWeb"/>
+        <w:numPr>
+          <w:ilvl w:val="0"/>
+          <w:numId w:val="79"/>
+        </w:numPr>
+      </w:pPr>
+      <w:r>
+        <w:t>Bêbado: Bom, dizem que o portal fica atrás do bordel algumas quadras daqui.</w:t>
+      </w:r>
+    </w:p>
+    <w:p>
+      <w:pPr>
+        <w:pStyle w:val="NormalWeb"/>
+        <w:numPr>
+          <w:ilvl w:val="0"/>
+          <w:numId w:val="79"/>
+        </w:numPr>
+      </w:pPr>
+      <w:r>
+        <w:t xml:space="preserve">Echo: Onde posso </w:t>
+      </w:r>
+      <w:proofErr w:type="spellStart"/>
+      <w:r>
+        <w:t>encontra-ló</w:t>
+      </w:r>
+      <w:proofErr w:type="spellEnd"/>
+      <w:r>
+        <w:t>?</w:t>
+      </w:r>
+    </w:p>
+    <w:p>
+      <w:pPr>
+        <w:pStyle w:val="NormalWeb"/>
+        <w:numPr>
+          <w:ilvl w:val="0"/>
+          <w:numId w:val="79"/>
+        </w:numPr>
+      </w:pPr>
+      <w:r>
+        <w:t>Bêbado: Senhor não querendo ser rude mas você parece ser do tipo que sabe qual bordel eu estou falando.</w:t>
+      </w:r>
+    </w:p>
+    <w:p>
+      <w:pPr>
+        <w:pStyle w:val="NormalWeb"/>
+        <w:numPr>
+          <w:ilvl w:val="0"/>
+          <w:numId w:val="79"/>
+        </w:numPr>
+      </w:pPr>
+      <w:r>
+        <w:t>Echo: (fica embaraçado) Obrigado, desculpa o incômodo e pela grosseria de antes toma pra próxima rodada.</w:t>
+      </w:r>
+    </w:p>
+    <w:p>
+      <w:pPr>
+        <w:pStyle w:val="NormalWeb"/>
+        <w:numPr>
+          <w:ilvl w:val="0"/>
+          <w:numId w:val="79"/>
+        </w:numPr>
+      </w:pPr>
+      <w:r>
+        <w:t>(Echo deixa um pouco de “</w:t>
+      </w:r>
+      <w:proofErr w:type="spellStart"/>
+      <w:r>
+        <w:t>Eiko</w:t>
+      </w:r>
+      <w:proofErr w:type="spellEnd"/>
+      <w:r>
+        <w:t>” na mesa)</w:t>
+      </w:r>
+    </w:p>
+    <w:p>
+      <w:pPr>
+        <w:pStyle w:val="NormalWeb"/>
+        <w:numPr>
+          <w:ilvl w:val="0"/>
+          <w:numId w:val="79"/>
+        </w:numPr>
+      </w:pPr>
+      <w:r>
+        <w:t>(Echo se direciona a bancada termina sua e bebida e sai rumo a entrada)</w:t>
+      </w:r>
+    </w:p>
+    <w:p>
+      <w:pPr>
+        <w:pStyle w:val="NormalWeb"/>
+        <w:numPr>
+          <w:ilvl w:val="0"/>
+          <w:numId w:val="79"/>
+        </w:numPr>
+      </w:pPr>
+      <w:proofErr w:type="spellStart"/>
+      <w:r>
+        <w:t>Shibui</w:t>
+      </w:r>
+      <w:proofErr w:type="spellEnd"/>
+      <w:r>
+        <w:t>: Que milagre você não brigar!</w:t>
+      </w:r>
+    </w:p>
+    <w:p>
+      <w:pPr>
+        <w:pStyle w:val="NormalWeb"/>
+        <w:numPr>
+          <w:ilvl w:val="0"/>
+          <w:numId w:val="79"/>
+        </w:numPr>
+      </w:pPr>
+      <w:r>
+        <w:t>Echo: …</w:t>
+      </w:r>
+    </w:p>
+    <w:p>
+      <w:pPr>
+        <w:pStyle w:val="NormalWeb"/>
+        <w:numPr>
+          <w:ilvl w:val="0"/>
+          <w:numId w:val="79"/>
+        </w:numPr>
+      </w:pPr>
+      <w:proofErr w:type="spellStart"/>
+      <w:r>
+        <w:t>Shibui</w:t>
+      </w:r>
+      <w:proofErr w:type="spellEnd"/>
+      <w:r>
+        <w:t>: Até logo, aguardo seu retorno.</w:t>
+      </w:r>
+    </w:p>
+    <w:p>
+      <w:pPr>
+        <w:pStyle w:val="Ttulo2"/>
+        <w:rPr>
+          <w:color w:val="auto"/>
+          <w:sz w:val="36"/>
+        </w:rPr>
+      </w:pPr>
+      <w:r>
+        <w:tab/>
+      </w:r>
+      <w:proofErr w:type="spellStart"/>
+      <w:r>
+        <w:rPr>
+          <w:rStyle w:val="Forte"/>
+          <w:b w:val="0"/>
+          <w:bCs w:val="0"/>
+        </w:rPr>
+        <w:t>Storyboarding</w:t>
+      </w:r>
+      <w:proofErr w:type="spellEnd"/>
+      <w:r>
+        <w:rPr>
+          <w:rStyle w:val="Forte"/>
+          <w:b w:val="0"/>
+          <w:bCs w:val="0"/>
+        </w:rPr>
+        <w:t xml:space="preserve"> - Cena 1: "</w:t>
+      </w:r>
+      <w:proofErr w:type="spellStart"/>
+      <w:r>
+        <w:rPr>
+          <w:rStyle w:val="Forte"/>
+          <w:b w:val="0"/>
+          <w:bCs w:val="0"/>
+        </w:rPr>
+        <w:t>Komorebi</w:t>
+      </w:r>
+      <w:proofErr w:type="spellEnd"/>
+      <w:r>
+        <w:rPr>
+          <w:rStyle w:val="Forte"/>
+          <w:b w:val="0"/>
+          <w:bCs w:val="0"/>
+        </w:rPr>
+        <w:t xml:space="preserve"> Bar"</w:t>
+      </w:r>
+    </w:p>
+    <w:p>
+      <w:pPr>
+        <w:pStyle w:val="Ttulo3"/>
+      </w:pPr>
+      <w:r>
+        <w:rPr>
+          <w:rStyle w:val="Forte"/>
+          <w:b w:val="0"/>
+          <w:bCs w:val="0"/>
+        </w:rPr>
+        <w:t>Quadro 1:</w:t>
+      </w:r>
+    </w:p>
+    <w:p>
+      <w:pPr>
+        <w:pStyle w:val="NormalWeb"/>
+        <w:numPr>
+          <w:ilvl w:val="0"/>
+          <w:numId w:val="80"/>
+        </w:numPr>
+      </w:pPr>
+      <w:r>
+        <w:rPr>
+          <w:rStyle w:val="Forte"/>
+        </w:rPr>
+        <w:t>Cena</w:t>
+      </w:r>
+      <w:r>
+        <w:t>: Echo sentado na bancada do bar.</w:t>
+      </w:r>
+    </w:p>
+    <w:p>
+      <w:pPr>
+        <w:pStyle w:val="NormalWeb"/>
+        <w:numPr>
+          <w:ilvl w:val="0"/>
+          <w:numId w:val="80"/>
+        </w:numPr>
+      </w:pPr>
+      <w:r>
+        <w:rPr>
+          <w:rStyle w:val="Forte"/>
+        </w:rPr>
+        <w:t>Descrição</w:t>
+      </w:r>
+      <w:r>
+        <w:t>: Ambiente sombrio e futurista. O bar tem elementos tecnológicos, com telas holográficas e decoração decadente.</w:t>
+      </w:r>
+    </w:p>
+    <w:p>
+      <w:pPr>
+        <w:pStyle w:val="NormalWeb"/>
+        <w:numPr>
+          <w:ilvl w:val="0"/>
+          <w:numId w:val="80"/>
+        </w:numPr>
+      </w:pPr>
+      <w:r>
+        <w:rPr>
+          <w:rStyle w:val="Forte"/>
+        </w:rPr>
+        <w:t>Ação</w:t>
+      </w:r>
+      <w:r>
+        <w:t>: Echo pede mais uma dose com uma atitude indiferente.</w:t>
+      </w:r>
+    </w:p>
+    <w:p>
+      <w:r>
+        <w:pict w14:anchorId="2E9AB5A9">
+          <v:rect id="_x0000_i1026" style="width:0;height:1.5pt" o:hralign="center" o:hrstd="t" o:hr="t" fillcolor="#a0a0a0" stroked="f"/>
+        </w:pict>
+      </w:r>
+    </w:p>
+    <w:p>
+      <w:pPr>
+        <w:pStyle w:val="Ttulo3"/>
+      </w:pPr>
+      <w:r>
+        <w:rPr>
+          <w:rStyle w:val="Forte"/>
+          <w:b w:val="0"/>
+          <w:bCs w:val="0"/>
+        </w:rPr>
+        <w:t>Quadro 2:</w:t>
+      </w:r>
+    </w:p>
+    <w:p>
+      <w:pPr>
+        <w:pStyle w:val="NormalWeb"/>
+        <w:numPr>
+          <w:ilvl w:val="0"/>
+          <w:numId w:val="81"/>
+        </w:numPr>
+      </w:pPr>
+      <w:r>
+        <w:rPr>
+          <w:rStyle w:val="Forte"/>
+        </w:rPr>
+        <w:t>Cena</w:t>
+      </w:r>
+      <w:r>
+        <w:t xml:space="preserve">: </w:t>
+      </w:r>
+      <w:proofErr w:type="spellStart"/>
+      <w:r>
+        <w:t>Shibui</w:t>
+      </w:r>
+      <w:proofErr w:type="spellEnd"/>
+      <w:r>
+        <w:t xml:space="preserve"> serve a bebida para Echo.</w:t>
+      </w:r>
+    </w:p>
+    <w:p>
+      <w:pPr>
+        <w:pStyle w:val="NormalWeb"/>
+        <w:numPr>
+          <w:ilvl w:val="0"/>
+          <w:numId w:val="81"/>
+        </w:numPr>
+      </w:pPr>
+      <w:r>
+        <w:rPr>
+          <w:rStyle w:val="Forte"/>
+        </w:rPr>
+        <w:t>Descrição</w:t>
+      </w:r>
+      <w:r>
+        <w:t>: Ela está atrás do balcão, com uma expressão séria e implacável.</w:t>
+      </w:r>
+    </w:p>
+    <w:p>
+      <w:pPr>
+        <w:pStyle w:val="NormalWeb"/>
+        <w:numPr>
+          <w:ilvl w:val="0"/>
+          <w:numId w:val="81"/>
+        </w:numPr>
+      </w:pPr>
+      <w:r>
+        <w:rPr>
+          <w:rStyle w:val="Forte"/>
+        </w:rPr>
+        <w:t>Ação</w:t>
+      </w:r>
+      <w:r>
+        <w:t xml:space="preserve">: </w:t>
+      </w:r>
+      <w:proofErr w:type="spellStart"/>
+      <w:r>
+        <w:t>Shibui</w:t>
+      </w:r>
+      <w:proofErr w:type="spellEnd"/>
+      <w:r>
+        <w:t xml:space="preserve"> diz algo sobre a falta de educação de Echo.</w:t>
+      </w:r>
+    </w:p>
+    <w:p>
+      <w:r>
+        <w:pict w14:anchorId="0037E2EC">
+          <v:rect id="_x0000_i1027" style="width:0;height:1.5pt" o:hralign="center" o:hrstd="t" o:hr="t" fillcolor="#a0a0a0" stroked="f"/>
+        </w:pict>
+      </w:r>
+    </w:p>
+    <w:p>
+      <w:pPr>
+        <w:pStyle w:val="Ttulo3"/>
+      </w:pPr>
+      <w:r>
+        <w:rPr>
+          <w:rStyle w:val="Forte"/>
+          <w:b w:val="0"/>
+          <w:bCs w:val="0"/>
+        </w:rPr>
+        <w:t>Quadro 3:</w:t>
+      </w:r>
+    </w:p>
+    <w:p>
+      <w:pPr>
+        <w:pStyle w:val="NormalWeb"/>
+        <w:numPr>
+          <w:ilvl w:val="0"/>
+          <w:numId w:val="82"/>
+        </w:numPr>
+      </w:pPr>
+      <w:r>
+        <w:rPr>
+          <w:rStyle w:val="Forte"/>
+        </w:rPr>
+        <w:t>Cena</w:t>
+      </w:r>
+      <w:r>
+        <w:t xml:space="preserve">: Echo, com um leve sorriso irônico, olha para </w:t>
+      </w:r>
+      <w:proofErr w:type="spellStart"/>
+      <w:r>
+        <w:t>Shibui</w:t>
+      </w:r>
+      <w:proofErr w:type="spellEnd"/>
+      <w:r>
+        <w:t>.</w:t>
+      </w:r>
+    </w:p>
+    <w:p>
+      <w:pPr>
+        <w:pStyle w:val="NormalWeb"/>
+        <w:numPr>
+          <w:ilvl w:val="0"/>
+          <w:numId w:val="82"/>
+        </w:numPr>
+      </w:pPr>
+      <w:r>
+        <w:rPr>
+          <w:rStyle w:val="Forte"/>
+        </w:rPr>
+        <w:t>Descrição</w:t>
+      </w:r>
+      <w:r>
+        <w:t>: Ele está visivelmente entediado, mas o sorriso mostra um toque de sarcasmo.</w:t>
+      </w:r>
+    </w:p>
+    <w:p>
+      <w:pPr>
+        <w:pStyle w:val="NormalWeb"/>
+        <w:numPr>
+          <w:ilvl w:val="0"/>
+          <w:numId w:val="82"/>
+        </w:numPr>
+      </w:pPr>
+      <w:r>
+        <w:rPr>
+          <w:rStyle w:val="Forte"/>
+        </w:rPr>
+        <w:t>Ação</w:t>
+      </w:r>
+      <w:r>
+        <w:t>: Echo responde de forma seca, sem dar muita importância à conversa.</w:t>
+      </w:r>
+    </w:p>
+    <w:p>
+      <w:r>
+        <w:pict w14:anchorId="7B0938FE">
+          <v:rect id="_x0000_i1028" style="width:0;height:1.5pt" o:hralign="center" o:hrstd="t" o:hr="t" fillcolor="#a0a0a0" stroked="f"/>
+        </w:pict>
+      </w:r>
+    </w:p>
+    <w:p>
+      <w:pPr>
+        <w:pStyle w:val="Ttulo3"/>
+      </w:pPr>
+      <w:r>
+        <w:rPr>
+          <w:rStyle w:val="Forte"/>
+          <w:b w:val="0"/>
+          <w:bCs w:val="0"/>
+        </w:rPr>
+        <w:t>Quadro 4:</w:t>
+      </w:r>
+    </w:p>
+    <w:p>
+      <w:pPr>
+        <w:pStyle w:val="NormalWeb"/>
+        <w:numPr>
+          <w:ilvl w:val="0"/>
+          <w:numId w:val="83"/>
+        </w:numPr>
+      </w:pPr>
+      <w:r>
+        <w:rPr>
+          <w:rStyle w:val="Forte"/>
+        </w:rPr>
+        <w:t>Cena</w:t>
+      </w:r>
+      <w:r>
+        <w:t>: Grupo de bêbados ao fundo, rindo e conversando.</w:t>
+      </w:r>
+    </w:p>
+    <w:p>
+      <w:pPr>
+        <w:pStyle w:val="NormalWeb"/>
+        <w:numPr>
+          <w:ilvl w:val="0"/>
+          <w:numId w:val="83"/>
+        </w:numPr>
+      </w:pPr>
+      <w:r>
+        <w:rPr>
+          <w:rStyle w:val="Forte"/>
+        </w:rPr>
+        <w:t>Descrição</w:t>
+      </w:r>
+      <w:r>
+        <w:t xml:space="preserve">: O bar está agitado com alguns bêbados discutindo boatos, criando um contraste com a calma de Echo e </w:t>
+      </w:r>
+      <w:proofErr w:type="spellStart"/>
+      <w:r>
+        <w:t>Shibui</w:t>
+      </w:r>
+      <w:proofErr w:type="spellEnd"/>
+      <w:r>
+        <w:t>.</w:t>
+      </w:r>
+    </w:p>
+    <w:p>
+      <w:pPr>
+        <w:pStyle w:val="NormalWeb"/>
+        <w:numPr>
+          <w:ilvl w:val="0"/>
+          <w:numId w:val="83"/>
+        </w:numPr>
+      </w:pPr>
+      <w:r>
+        <w:rPr>
+          <w:rStyle w:val="Forte"/>
+        </w:rPr>
+        <w:t>Ação</w:t>
+      </w:r>
+      <w:r>
+        <w:t>: Um bêbado menciona os boatos sobre espíritos e desaparecimentos.</w:t>
+      </w:r>
+    </w:p>
+    <w:p>
+      <w:r>
+        <w:pict w14:anchorId="2BDC707F">
+          <v:rect id="_x0000_i1029" style="width:0;height:1.5pt" o:hralign="center" o:hrstd="t" o:hr="t" fillcolor="#a0a0a0" stroked="f"/>
+        </w:pict>
+      </w:r>
+    </w:p>
+    <w:p>
+      <w:pPr>
+        <w:pStyle w:val="Ttulo3"/>
+      </w:pPr>
+      <w:r>
+        <w:rPr>
+          <w:rStyle w:val="Forte"/>
+          <w:b w:val="0"/>
+          <w:bCs w:val="0"/>
+        </w:rPr>
+        <w:t>Quadro 5:</w:t>
+      </w:r>
+    </w:p>
+    <w:p>
+      <w:pPr>
+        <w:pStyle w:val="NormalWeb"/>
+        <w:numPr>
+          <w:ilvl w:val="0"/>
+          <w:numId w:val="84"/>
+        </w:numPr>
+      </w:pPr>
+      <w:r>
+        <w:rPr>
+          <w:rStyle w:val="Forte"/>
+        </w:rPr>
+        <w:t>Cena</w:t>
+      </w:r>
+      <w:r>
+        <w:t>: Echo se levanta da bancada e caminha até o grupo.</w:t>
+      </w:r>
+    </w:p>
+    <w:p>
+      <w:pPr>
+        <w:pStyle w:val="NormalWeb"/>
+        <w:numPr>
+          <w:ilvl w:val="0"/>
+          <w:numId w:val="84"/>
+        </w:numPr>
+      </w:pPr>
+      <w:r>
+        <w:rPr>
+          <w:rStyle w:val="Forte"/>
+        </w:rPr>
+        <w:t>Descrição</w:t>
+      </w:r>
+      <w:r>
+        <w:t>: Ele não está animado, mas sua postura rígida mostra que a situação começou a lhe interessar.</w:t>
+      </w:r>
+    </w:p>
+    <w:p>
+      <w:pPr>
+        <w:pStyle w:val="NormalWeb"/>
+        <w:numPr>
+          <w:ilvl w:val="0"/>
+          <w:numId w:val="84"/>
+        </w:numPr>
+      </w:pPr>
+      <w:r>
+        <w:rPr>
+          <w:rStyle w:val="Forte"/>
+        </w:rPr>
+        <w:t>Ação</w:t>
+      </w:r>
+      <w:r>
+        <w:t xml:space="preserve">: Echo pergunta, de forma direta, sobre o guarda </w:t>
+      </w:r>
+      <w:proofErr w:type="spellStart"/>
+      <w:r>
+        <w:t>Ren</w:t>
+      </w:r>
+      <w:proofErr w:type="spellEnd"/>
+      <w:r>
+        <w:t>.</w:t>
+      </w:r>
+    </w:p>
+    <w:p>
+      <w:r>
+        <w:pict w14:anchorId="42D4828A">
+          <v:rect id="_x0000_i1030" style="width:0;height:1.5pt" o:hralign="center" o:hrstd="t" o:hr="t" fillcolor="#a0a0a0" stroked="f"/>
+        </w:pict>
+      </w:r>
+    </w:p>
+    <w:p>
+      <w:pPr>
+        <w:pStyle w:val="Ttulo3"/>
+      </w:pPr>
+      <w:r>
+        <w:rPr>
+          <w:rStyle w:val="Forte"/>
+          <w:b w:val="0"/>
+          <w:bCs w:val="0"/>
+        </w:rPr>
+        <w:t>Quadro 6:</w:t>
+      </w:r>
+    </w:p>
+    <w:p>
+      <w:pPr>
+        <w:pStyle w:val="NormalWeb"/>
+        <w:numPr>
+          <w:ilvl w:val="0"/>
+          <w:numId w:val="85"/>
+        </w:numPr>
+      </w:pPr>
+      <w:r>
+        <w:rPr>
+          <w:rStyle w:val="Forte"/>
+        </w:rPr>
+        <w:t>Cena</w:t>
+      </w:r>
+      <w:r>
+        <w:t>: Close no bêbado com o "olho caído".</w:t>
+      </w:r>
+    </w:p>
+    <w:p>
+      <w:pPr>
+        <w:pStyle w:val="NormalWeb"/>
+        <w:numPr>
+          <w:ilvl w:val="0"/>
+          <w:numId w:val="85"/>
+        </w:numPr>
+      </w:pPr>
+      <w:r>
+        <w:rPr>
+          <w:rStyle w:val="Forte"/>
+        </w:rPr>
+        <w:t>Descrição</w:t>
+      </w:r>
+      <w:r>
+        <w:t>: O bêbado parece desconfortável e um pouco assustado com a aproximação de Echo.</w:t>
+      </w:r>
+    </w:p>
+    <w:p>
+      <w:pPr>
+        <w:pStyle w:val="NormalWeb"/>
+        <w:numPr>
+          <w:ilvl w:val="0"/>
+          <w:numId w:val="85"/>
+        </w:numPr>
+      </w:pPr>
+      <w:r>
+        <w:rPr>
+          <w:rStyle w:val="Forte"/>
+        </w:rPr>
+        <w:t>Ação</w:t>
+      </w:r>
+      <w:r>
+        <w:t xml:space="preserve">: O bêbado tenta explicar sobre o guarda </w:t>
+      </w:r>
+      <w:proofErr w:type="spellStart"/>
+      <w:r>
+        <w:t>Ren</w:t>
+      </w:r>
+      <w:proofErr w:type="spellEnd"/>
+      <w:r>
+        <w:t>.</w:t>
+      </w:r>
+    </w:p>
+    <w:p>
+      <w:r>
+        <w:pict w14:anchorId="6DA0D021">
+          <v:rect id="_x0000_i1031" style="width:0;height:1.5pt" o:hralign="center" o:hrstd="t" o:hr="t" fillcolor="#a0a0a0" stroked="f"/>
+        </w:pict>
+      </w:r>
+    </w:p>
+    <w:p>
+      <w:pPr>
+        <w:pStyle w:val="Ttulo3"/>
+      </w:pPr>
+      <w:r>
+        <w:rPr>
+          <w:rStyle w:val="Forte"/>
+          <w:b w:val="0"/>
+          <w:bCs w:val="0"/>
+        </w:rPr>
+        <w:t>Quadro 7:</w:t>
+      </w:r>
+    </w:p>
+    <w:p>
+      <w:pPr>
+        <w:pStyle w:val="NormalWeb"/>
+        <w:numPr>
+          <w:ilvl w:val="0"/>
+          <w:numId w:val="86"/>
+        </w:numPr>
+      </w:pPr>
+      <w:r>
+        <w:rPr>
+          <w:rStyle w:val="Forte"/>
+        </w:rPr>
+        <w:t>Cena</w:t>
+      </w:r>
+      <w:r>
+        <w:t>: Echo, com uma expressão impassível, escuta atentamente.</w:t>
+      </w:r>
+    </w:p>
+    <w:p>
+      <w:pPr>
+        <w:pStyle w:val="NormalWeb"/>
+        <w:numPr>
+          <w:ilvl w:val="0"/>
+          <w:numId w:val="86"/>
+        </w:numPr>
+      </w:pPr>
+      <w:r>
+        <w:rPr>
+          <w:rStyle w:val="Forte"/>
+        </w:rPr>
+        <w:t>Descrição</w:t>
+      </w:r>
+      <w:r>
+        <w:t>: Echo permanece em silêncio, captando as informações sem demonstrar muito interesse.</w:t>
+      </w:r>
+    </w:p>
+    <w:p>
+      <w:pPr>
+        <w:pStyle w:val="NormalWeb"/>
+        <w:numPr>
+          <w:ilvl w:val="0"/>
+          <w:numId w:val="86"/>
+        </w:numPr>
+      </w:pPr>
+      <w:r>
+        <w:rPr>
+          <w:rStyle w:val="Forte"/>
+        </w:rPr>
+        <w:t>Ação</w:t>
+      </w:r>
+      <w:r>
+        <w:t xml:space="preserve">: Ele pergunta mais detalhes sobre onde encontrar o guarda </w:t>
+      </w:r>
+      <w:proofErr w:type="spellStart"/>
+      <w:r>
+        <w:t>Ren</w:t>
+      </w:r>
+      <w:proofErr w:type="spellEnd"/>
+      <w:r>
+        <w:t>.</w:t>
+      </w:r>
+    </w:p>
+    <w:p>
+      <w:r>
+        <w:pict w14:anchorId="4D5D86B0">
+          <v:rect id="_x0000_i1032" style="width:0;height:1.5pt" o:hralign="center" o:hrstd="t" o:hr="t" fillcolor="#a0a0a0" stroked="f"/>
+        </w:pict>
+      </w:r>
+    </w:p>
+    <w:p>
+      <w:pPr>
+        <w:pStyle w:val="Ttulo3"/>
+      </w:pPr>
+      <w:r>
+        <w:rPr>
+          <w:rStyle w:val="Forte"/>
+          <w:b w:val="0"/>
+          <w:bCs w:val="0"/>
+        </w:rPr>
+        <w:t>Quadro 8:</w:t>
+      </w:r>
+    </w:p>
+    <w:p>
+      <w:pPr>
+        <w:pStyle w:val="NormalWeb"/>
+        <w:numPr>
+          <w:ilvl w:val="0"/>
+          <w:numId w:val="87"/>
+        </w:numPr>
+      </w:pPr>
+      <w:r>
+        <w:rPr>
+          <w:rStyle w:val="Forte"/>
+        </w:rPr>
+        <w:t>Cena</w:t>
+      </w:r>
+      <w:r>
+        <w:t>: O bêbado responde, nervoso e olhando ao redor.</w:t>
+      </w:r>
+    </w:p>
+    <w:p>
+      <w:pPr>
+        <w:pStyle w:val="NormalWeb"/>
+        <w:numPr>
+          <w:ilvl w:val="0"/>
+          <w:numId w:val="87"/>
+        </w:numPr>
+      </w:pPr>
+      <w:r>
+        <w:rPr>
+          <w:rStyle w:val="Forte"/>
+        </w:rPr>
+        <w:t>Descrição</w:t>
+      </w:r>
+      <w:r>
+        <w:t xml:space="preserve">: Ele menciona que </w:t>
+      </w:r>
+      <w:proofErr w:type="spellStart"/>
+      <w:r>
+        <w:t>Ren</w:t>
+      </w:r>
+      <w:proofErr w:type="spellEnd"/>
+      <w:r>
+        <w:t xml:space="preserve"> é um guarda rigoroso da polícia, responsável por investigar desaparecimentos.</w:t>
+      </w:r>
+    </w:p>
+    <w:p>
+      <w:pPr>
+        <w:pStyle w:val="NormalWeb"/>
+        <w:numPr>
+          <w:ilvl w:val="0"/>
+          <w:numId w:val="87"/>
+        </w:numPr>
+      </w:pPr>
+      <w:r>
+        <w:rPr>
+          <w:rStyle w:val="Forte"/>
+        </w:rPr>
+        <w:t>Ação</w:t>
+      </w:r>
+      <w:r>
+        <w:t>: O bêbado revela o local onde o guarda pode ser encontrado.</w:t>
+      </w:r>
+    </w:p>
+    <w:p>
+      <w:r>
+        <w:pict w14:anchorId="1804DBCA">
+          <v:rect id="_x0000_i1033" style="width:0;height:1.5pt" o:hralign="center" o:hrstd="t" o:hr="t" fillcolor="#a0a0a0" stroked="f"/>
+        </w:pict>
+      </w:r>
+    </w:p>
+    <w:p>
+      <w:pPr>
+        <w:pStyle w:val="Ttulo3"/>
+      </w:pPr>
+      <w:r>
+        <w:rPr>
+          <w:rStyle w:val="Forte"/>
+          <w:b w:val="0"/>
+          <w:bCs w:val="0"/>
+        </w:rPr>
+        <w:t>Quadro 9:</w:t>
+      </w:r>
+    </w:p>
+    <w:p>
+      <w:pPr>
+        <w:pStyle w:val="NormalWeb"/>
+        <w:numPr>
+          <w:ilvl w:val="0"/>
+          <w:numId w:val="88"/>
+        </w:numPr>
+      </w:pPr>
+      <w:r>
+        <w:rPr>
+          <w:rStyle w:val="Forte"/>
+        </w:rPr>
+        <w:t>Cena</w:t>
+      </w:r>
+      <w:r>
+        <w:t>: Echo volta para a bancada, deixa um pouco de dinheiro em cima e se prepara para sair.</w:t>
+      </w:r>
+    </w:p>
+    <w:p>
+      <w:pPr>
+        <w:pStyle w:val="NormalWeb"/>
+        <w:numPr>
+          <w:ilvl w:val="0"/>
+          <w:numId w:val="88"/>
+        </w:numPr>
+      </w:pPr>
+      <w:r>
+        <w:rPr>
+          <w:rStyle w:val="Forte"/>
+        </w:rPr>
+        <w:t>Descrição</w:t>
+      </w:r>
+      <w:r>
+        <w:t>: Ele pega sua bebida rapidamente e a termina antes de sair.</w:t>
+      </w:r>
+    </w:p>
+    <w:p>
+      <w:pPr>
+        <w:pStyle w:val="NormalWeb"/>
+        <w:numPr>
+          <w:ilvl w:val="0"/>
+          <w:numId w:val="88"/>
+        </w:numPr>
+      </w:pPr>
+      <w:r>
+        <w:rPr>
+          <w:rStyle w:val="Forte"/>
+        </w:rPr>
+        <w:t>Ação</w:t>
+      </w:r>
+      <w:r>
+        <w:t xml:space="preserve">: Echo deixa um pagamento para </w:t>
+      </w:r>
+      <w:proofErr w:type="spellStart"/>
+      <w:r>
+        <w:t>Shibui</w:t>
+      </w:r>
+      <w:proofErr w:type="spellEnd"/>
+      <w:r>
+        <w:t xml:space="preserve"> e sai do bar.</w:t>
+      </w:r>
+    </w:p>
+    <w:p>
+      <w:r>
+        <w:pict w14:anchorId="0D70A3A9">
+          <v:rect id="_x0000_i1034" style="width:0;height:1.5pt" o:hralign="center" o:hrstd="t" o:hr="t" fillcolor="#a0a0a0" stroked="f"/>
+        </w:pict>
+      </w:r>
+    </w:p>
+    <w:p>
+      <w:pPr>
+        <w:pStyle w:val="Ttulo3"/>
+      </w:pPr>
+      <w:r>
+        <w:rPr>
+          <w:rStyle w:val="Forte"/>
+          <w:b w:val="0"/>
+          <w:bCs w:val="0"/>
+        </w:rPr>
+        <w:t>Quadro 10:</w:t>
+      </w:r>
+    </w:p>
+    <w:p>
+      <w:pPr>
+        <w:pStyle w:val="NormalWeb"/>
+        <w:numPr>
+          <w:ilvl w:val="0"/>
+          <w:numId w:val="89"/>
+        </w:numPr>
+      </w:pPr>
+      <w:r>
+        <w:rPr>
+          <w:rStyle w:val="Forte"/>
+        </w:rPr>
+        <w:t>Cena</w:t>
+      </w:r>
+      <w:r>
+        <w:t xml:space="preserve">: </w:t>
+      </w:r>
+      <w:proofErr w:type="spellStart"/>
+      <w:r>
+        <w:t>Shibui</w:t>
+      </w:r>
+      <w:proofErr w:type="spellEnd"/>
+      <w:r>
+        <w:t xml:space="preserve"> observa Echo sair pela porta.</w:t>
+      </w:r>
+    </w:p>
+    <w:p>
+      <w:pPr>
+        <w:pStyle w:val="NormalWeb"/>
+        <w:numPr>
+          <w:ilvl w:val="0"/>
+          <w:numId w:val="89"/>
+        </w:numPr>
+      </w:pPr>
+      <w:r>
+        <w:rPr>
+          <w:rStyle w:val="Forte"/>
+        </w:rPr>
+        <w:t>Descrição</w:t>
+      </w:r>
+      <w:r>
+        <w:t>: Ela o observa com um olhar curioso, como se esperasse seu retorno.</w:t>
+      </w:r>
+    </w:p>
+    <w:p>
+      <w:pPr>
+        <w:pStyle w:val="NormalWeb"/>
+        <w:numPr>
+          <w:ilvl w:val="0"/>
+          <w:numId w:val="89"/>
+        </w:numPr>
+      </w:pPr>
+      <w:r>
+        <w:rPr>
+          <w:rStyle w:val="Forte"/>
+        </w:rPr>
+        <w:t>Ação</w:t>
+      </w:r>
+      <w:r>
+        <w:t xml:space="preserve">: </w:t>
+      </w:r>
+      <w:proofErr w:type="spellStart"/>
+      <w:r>
+        <w:t>Shibui</w:t>
+      </w:r>
+      <w:proofErr w:type="spellEnd"/>
+      <w:r>
+        <w:t xml:space="preserve"> fala “Até logo” em tom baixo, enquanto ele se distancia.</w:t>
+      </w:r>
+    </w:p>
+    <w:p>
+      <w:pPr>
+        <w:pStyle w:val="NormalWeb"/>
+        <w:ind w:left="720"/>
+      </w:pPr>
+    </w:p>
+    <w:p>
+      <w:pPr>
+        <w:pStyle w:val="NormalWeb"/>
+        <w:ind w:left="720"/>
+        <w:rPr>
+          <w:color w:val="FF0000"/>
+          <w:sz w:val="72"/>
+          <w:szCs w:val="72"/>
+        </w:rPr>
+      </w:pPr>
+      <w:r>
+        <w:rPr>
+          <w:color w:val="FF0000"/>
+          <w:sz w:val="72"/>
+          <w:szCs w:val="72"/>
+        </w:rPr>
+        <w:t>To Do</w:t>
+      </w:r>
+      <w:r>
+        <w:rPr>
+          <w:color w:val="FF0000"/>
+          <w:sz w:val="72"/>
+          <w:szCs w:val="72"/>
+        </w:rPr>
+        <w:t>:</w:t>
+      </w:r>
+      <w:r>
+        <w:rPr>
+          <w:color w:val="FF0000"/>
+          <w:sz w:val="72"/>
+          <w:szCs w:val="72"/>
+        </w:rPr>
+        <w:t xml:space="preserve"> (COLOCAR STORY BOARD AQUI) Da cena acima!!!!</w:t>
+      </w:r>
+    </w:p>
+    <w:p>
+      <w:pPr>
+        <w:pStyle w:val="NormalWeb"/>
+        <w:ind w:left="720"/>
+      </w:pPr>
+    </w:p>
+    <w:p>
+      <w:pPr>
+        <w:pStyle w:val="NormalWeb"/>
+        <w:ind w:left="720"/>
+      </w:pPr>
+    </w:p>
+    <w:p>
+      <w:pPr>
+        <w:pStyle w:val="NormalWeb"/>
+        <w:ind w:left="720"/>
+      </w:pPr>
+    </w:p>
+    <w:p>
+      <w:pPr>
+        <w:pStyle w:val="NormalWeb"/>
+        <w:ind w:left="720"/>
+      </w:pPr>
+    </w:p>
+    <w:p>
+      <w:pPr>
+        <w:pStyle w:val="NormalWeb"/>
+        <w:ind w:left="720"/>
+      </w:pPr>
+    </w:p>
+    <w:p>
+      <w:pPr>
+        <w:numPr>
+          <w:ilvl w:val="0"/>
+          <w:numId w:val="90"/>
+        </w:numPr>
+        <w:spacing w:before="100" w:beforeAutospacing="1" w:after="100" w:afterAutospacing="1" w:line="240" w:lineRule="auto"/>
+        <w:rPr>
+          <w:color w:val="auto"/>
+          <w:sz w:val="24"/>
+          <w:szCs w:val="24"/>
+        </w:rPr>
+      </w:pPr>
+      <w:r>
+        <w:rPr>
+          <w:b/>
+          <w:bCs/>
+          <w:color w:val="auto"/>
+          <w:sz w:val="24"/>
+          <w:szCs w:val="24"/>
+        </w:rPr>
+        <w:t xml:space="preserve">Caminhada em </w:t>
+      </w:r>
+      <w:proofErr w:type="spellStart"/>
+      <w:r>
+        <w:rPr>
+          <w:b/>
+          <w:bCs/>
+          <w:color w:val="auto"/>
+          <w:sz w:val="24"/>
+          <w:szCs w:val="24"/>
+        </w:rPr>
+        <w:t>Seiryo</w:t>
+      </w:r>
+      <w:proofErr w:type="spellEnd"/>
+    </w:p>
+    <w:p>
+      <w:pPr>
+        <w:numPr>
+          <w:ilvl w:val="0"/>
+          <w:numId w:val="90"/>
+        </w:numPr>
+        <w:tabs>
+          <w:tab w:val="clear" w:pos="720"/>
+          <w:tab w:val="left" w:pos="916"/>
+          <w:tab w:val="left" w:pos="1832"/>
+          <w:tab w:val="left" w:pos="2748"/>
+          <w:tab w:val="left" w:pos="3664"/>
+          <w:tab w:val="left" w:pos="4580"/>
+          <w:tab w:val="left" w:pos="5496"/>
+          <w:tab w:val="left" w:pos="6412"/>
+          <w:tab w:val="left" w:pos="7328"/>
+          <w:tab w:val="left" w:pos="8244"/>
+          <w:tab w:val="left" w:pos="9160"/>
+          <w:tab w:val="left" w:pos="10076"/>
+          <w:tab w:val="left" w:pos="10992"/>
+          <w:tab w:val="left" w:pos="11908"/>
+          <w:tab w:val="left" w:pos="12824"/>
+          <w:tab w:val="left" w:pos="13740"/>
+          <w:tab w:val="left" w:pos="14656"/>
+        </w:tabs>
+        <w:spacing w:after="0" w:line="240" w:lineRule="auto"/>
+        <w:rPr>
+          <w:rFonts w:ascii="Courier New" w:hAnsi="Courier New" w:cs="Courier New"/>
+          <w:color w:val="auto"/>
+          <w:sz w:val="20"/>
+          <w:szCs w:val="20"/>
+        </w:rPr>
+      </w:pPr>
+      <w:r>
+        <w:rPr>
+          <w:rFonts w:ascii="Courier New" w:hAnsi="Courier New" w:cs="Courier New"/>
+          <w:color w:val="auto"/>
+          <w:sz w:val="20"/>
+          <w:szCs w:val="20"/>
+        </w:rPr>
+        <w:t xml:space="preserve">                                                                                      (</w:t>
+      </w:r>
+      <w:proofErr w:type="spellStart"/>
+      <w:r>
+        <w:rPr>
+          <w:rFonts w:ascii="Courier New" w:hAnsi="Courier New" w:cs="Courier New"/>
+          <w:color w:val="auto"/>
+          <w:sz w:val="20"/>
+          <w:szCs w:val="20"/>
+        </w:rPr>
+        <w:t>Seiryo</w:t>
+      </w:r>
+      <w:proofErr w:type="spellEnd"/>
+      <w:r>
+        <w:rPr>
+          <w:rFonts w:ascii="Courier New" w:hAnsi="Courier New" w:cs="Courier New"/>
+          <w:color w:val="auto"/>
+          <w:sz w:val="20"/>
+          <w:szCs w:val="20"/>
+        </w:rPr>
+        <w:t xml:space="preserve"> cidade </w:t>
+      </w:r>
+      <w:proofErr w:type="spellStart"/>
+      <w:r>
+        <w:rPr>
+          <w:rFonts w:ascii="Courier New" w:hAnsi="Courier New" w:cs="Courier New"/>
+          <w:color w:val="auto"/>
+          <w:sz w:val="20"/>
+          <w:szCs w:val="20"/>
+        </w:rPr>
+        <w:t>cituada</w:t>
+      </w:r>
+      <w:proofErr w:type="spellEnd"/>
+      <w:r>
+        <w:rPr>
+          <w:rFonts w:ascii="Courier New" w:hAnsi="Courier New" w:cs="Courier New"/>
+          <w:color w:val="auto"/>
+          <w:sz w:val="20"/>
+          <w:szCs w:val="20"/>
+        </w:rPr>
+        <w:t>)</w:t>
+      </w:r>
+    </w:p>
+    <w:p>
+      <w:pPr>
+        <w:spacing w:before="100" w:beforeAutospacing="1" w:after="100" w:afterAutospacing="1" w:line="240" w:lineRule="auto"/>
+        <w:ind w:left="0" w:firstLine="0"/>
+        <w:rPr>
+          <w:color w:val="auto"/>
+          <w:sz w:val="24"/>
+          <w:szCs w:val="24"/>
+        </w:rPr>
+      </w:pPr>
+      <w:r>
+        <w:rPr>
+          <w:color w:val="auto"/>
+          <w:sz w:val="24"/>
+          <w:szCs w:val="24"/>
+        </w:rPr>
+        <w:t>(Echo está simplesmente caminhando sobe a luz do luar e refletir se essa passagem lhe dará respostas)</w:t>
+      </w:r>
+    </w:p>
+    <w:p>
+      <w:pPr>
+        <w:spacing w:before="100" w:beforeAutospacing="1" w:after="100" w:afterAutospacing="1" w:line="240" w:lineRule="auto"/>
+        <w:ind w:left="0" w:firstLine="0"/>
+        <w:rPr>
+          <w:color w:val="auto"/>
+          <w:sz w:val="24"/>
+          <w:szCs w:val="24"/>
+        </w:rPr>
+      </w:pPr>
+      <w:r>
+        <w:rPr>
+          <w:color w:val="auto"/>
+          <w:sz w:val="24"/>
+          <w:szCs w:val="24"/>
+        </w:rPr>
+        <w:t>[Echo - Pensamento]</w:t>
+      </w:r>
+    </w:p>
+    <w:p>
+      <w:pPr>
+        <w:spacing w:before="100" w:beforeAutospacing="1" w:after="100" w:afterAutospacing="1" w:line="240" w:lineRule="auto"/>
+        <w:ind w:left="0" w:firstLine="0"/>
+        <w:rPr>
+          <w:color w:val="auto"/>
+          <w:sz w:val="24"/>
+          <w:szCs w:val="24"/>
+        </w:rPr>
+      </w:pPr>
+      <w:r>
+        <w:rPr>
+          <w:color w:val="auto"/>
+          <w:sz w:val="24"/>
+          <w:szCs w:val="24"/>
+        </w:rPr>
+        <w:t>“Engraçado o luar hoje está mais chamativa que o normal, devo ter bebido um pouco demais.”</w:t>
+      </w:r>
+    </w:p>
+    <w:p>
+      <w:pPr>
+        <w:spacing w:before="100" w:beforeAutospacing="1" w:after="100" w:afterAutospacing="1" w:line="240" w:lineRule="auto"/>
+        <w:ind w:left="0" w:firstLine="0"/>
+        <w:rPr>
+          <w:color w:val="auto"/>
+          <w:sz w:val="24"/>
+          <w:szCs w:val="24"/>
+        </w:rPr>
+      </w:pPr>
+      <w:r>
+        <w:rPr>
+          <w:color w:val="auto"/>
+          <w:sz w:val="24"/>
+          <w:szCs w:val="24"/>
+        </w:rPr>
+        <w:t xml:space="preserve">“Minha cabeça está </w:t>
+      </w:r>
+      <w:proofErr w:type="spellStart"/>
+      <w:r>
+        <w:rPr>
+          <w:color w:val="auto"/>
+          <w:sz w:val="24"/>
+          <w:szCs w:val="24"/>
+        </w:rPr>
+        <w:t>devagando</w:t>
+      </w:r>
+      <w:proofErr w:type="spellEnd"/>
+      <w:r>
+        <w:rPr>
+          <w:color w:val="auto"/>
+          <w:sz w:val="24"/>
+          <w:szCs w:val="24"/>
+        </w:rPr>
+        <w:t xml:space="preserve"> não lembro a última vez que tive essa calma interna”</w:t>
+      </w:r>
+    </w:p>
+    <w:p>
+      <w:pPr>
+        <w:spacing w:before="100" w:beforeAutospacing="1" w:after="100" w:afterAutospacing="1" w:line="240" w:lineRule="auto"/>
+        <w:ind w:left="0" w:firstLine="0"/>
+        <w:rPr>
+          <w:color w:val="auto"/>
+          <w:sz w:val="24"/>
+          <w:szCs w:val="24"/>
+        </w:rPr>
+      </w:pPr>
+      <w:r>
+        <w:rPr>
+          <w:color w:val="auto"/>
+          <w:sz w:val="24"/>
+          <w:szCs w:val="24"/>
+        </w:rPr>
+        <w:t>“Mas apesar da calma algo pesa sobre mim, como se meio a essa neblina haja algo que queira me despedaçar”</w:t>
+      </w:r>
+    </w:p>
+    <w:p>
+      <w:pPr>
+        <w:spacing w:before="100" w:beforeAutospacing="1" w:after="100" w:afterAutospacing="1" w:line="240" w:lineRule="auto"/>
+        <w:ind w:left="0" w:firstLine="0"/>
+        <w:rPr>
+          <w:color w:val="auto"/>
+          <w:sz w:val="24"/>
+          <w:szCs w:val="24"/>
+        </w:rPr>
+      </w:pPr>
+      <w:r>
+        <w:rPr>
+          <w:color w:val="auto"/>
+          <w:sz w:val="24"/>
+          <w:szCs w:val="24"/>
+        </w:rPr>
+        <w:t>“Não quero pensar nisso, simplesmente vou aceita essa trégua que a minha mente me deu”</w:t>
+      </w:r>
+    </w:p>
+    <w:p>
+      <w:pPr>
+        <w:spacing w:before="100" w:beforeAutospacing="1" w:after="100" w:afterAutospacing="1" w:line="240" w:lineRule="auto"/>
+        <w:ind w:left="0" w:firstLine="0"/>
+        <w:rPr>
+          <w:color w:val="auto"/>
+          <w:sz w:val="24"/>
+          <w:szCs w:val="24"/>
+        </w:rPr>
+      </w:pPr>
+      <w:r>
+        <w:rPr>
+          <w:color w:val="auto"/>
+          <w:sz w:val="24"/>
+          <w:szCs w:val="24"/>
+        </w:rPr>
+        <w:t xml:space="preserve">"Espero que não seja mais um daqueles momentos onde a lucidez só me faz ver o quão perdido realmente estou. Este oficial </w:t>
+      </w:r>
+      <w:proofErr w:type="spellStart"/>
+      <w:r>
+        <w:rPr>
+          <w:color w:val="auto"/>
+          <w:sz w:val="24"/>
+          <w:szCs w:val="24"/>
+        </w:rPr>
+        <w:t>Ren</w:t>
+      </w:r>
+      <w:proofErr w:type="spellEnd"/>
+      <w:r>
+        <w:rPr>
+          <w:color w:val="auto"/>
+          <w:sz w:val="24"/>
+          <w:szCs w:val="24"/>
+        </w:rPr>
+        <w:t xml:space="preserve"> pode ser só mais uma pista falsa, como todas as outras que segui por anos. De qualquer forma, não tenho nada a perder."</w:t>
+      </w:r>
+    </w:p>
+    <w:p>
+      <w:pPr>
+        <w:spacing w:before="100" w:beforeAutospacing="1" w:after="100" w:afterAutospacing="1" w:line="240" w:lineRule="auto"/>
+        <w:ind w:left="0" w:firstLine="0"/>
+        <w:rPr>
+          <w:color w:val="auto"/>
+          <w:sz w:val="24"/>
+          <w:szCs w:val="24"/>
+        </w:rPr>
+      </w:pPr>
+      <w:r>
+        <w:rPr>
+          <w:color w:val="auto"/>
+          <w:sz w:val="24"/>
+          <w:szCs w:val="24"/>
+        </w:rPr>
+        <w:t>[Echo vê o guarda]</w:t>
+      </w:r>
+    </w:p>
+    <w:p>
+      <w:pPr>
+        <w:pStyle w:val="NormalWeb"/>
+        <w:ind w:left="720"/>
+      </w:pPr>
+    </w:p>
+    <w:p>
+      <w:pPr>
+        <w:spacing w:after="0" w:line="259" w:lineRule="auto"/>
+        <w:ind w:left="725" w:firstLine="0"/>
+      </w:pPr>
     </w:p>
     <w:p>
       <w:pPr>
@@ -2172,6 +3978,7 @@
               <w:rPr>
                 <w:b/>
               </w:rPr>
+              <w:lastRenderedPageBreak/>
               <w:t>Tecla</w:t>
             </w:r>
             <w:r>
@@ -2716,7 +4523,6 @@
               <w:ind w:left="5" w:firstLine="0"/>
             </w:pPr>
             <w:r>
-              <w:lastRenderedPageBreak/>
               <w:t xml:space="preserve">C </w:t>
             </w:r>
           </w:p>
@@ -2998,6 +4804,7 @@
         <w:rPr>
           <w:color w:val="3F5FFF"/>
         </w:rPr>
+        <w:lastRenderedPageBreak/>
         <w:t xml:space="preserve"> </w:t>
       </w:r>
       <w:r>
@@ -3317,6 +5124,7 @@
       </w:pPr>
       <w:bookmarkStart w:id="7" w:name="_Toc207742558"/>
       <w:r>
+        <w:lastRenderedPageBreak/>
         <w:t>ARTE:</w:t>
       </w:r>
       <w:bookmarkEnd w:id="7"/>
@@ -3345,7 +5153,6 @@
         <w:ind w:right="327"/>
       </w:pPr>
       <w:r>
-        <w:lastRenderedPageBreak/>
         <w:t>Chefes: Design misto de demônios japoneses (</w:t>
       </w:r>
       <w:proofErr w:type="spellStart"/>
@@ -3354,15 +5161,7 @@
       </w:r>
       <w:proofErr w:type="spellEnd"/>
       <w:r>
-        <w:t xml:space="preserve">) com estética </w:t>
-      </w:r>
-      <w:proofErr w:type="gramStart"/>
-      <w:r>
-        <w:t>tecnológica  Ambientes</w:t>
-      </w:r>
-      <w:proofErr w:type="gramEnd"/>
-      <w:r>
-        <w:t xml:space="preserve">: Ruínas urbanas, florestas de neon, templos em chamas, zonas de guerra destruídas. </w:t>
+        <w:t xml:space="preserve">) com estética tecnológica  Ambientes: Ruínas urbanas, florestas de neon, templos em chamas, zonas de guerra destruídas. </w:t>
       </w:r>
     </w:p>
     <w:p>
@@ -3520,6 +5319,7 @@
         <w:rPr>
           <w:noProof/>
         </w:rPr>
+        <w:lastRenderedPageBreak/>
         <w:drawing>
           <wp:inline distT="0" distB="0" distL="0" distR="0" wp14:anchorId="3AB6DADF" wp14:editId="13F77B0D">
             <wp:extent cx="4791076" cy="2124075"/>
@@ -3600,7 +5400,6 @@
         <w:rPr>
           <w:noProof/>
         </w:rPr>
-        <w:lastRenderedPageBreak/>
         <w:drawing>
           <wp:inline distT="0" distB="0" distL="0" distR="0" wp14:anchorId="183853A1" wp14:editId="43ECF9EA">
             <wp:extent cx="4810125" cy="2133600"/>
@@ -3738,6 +5537,7 @@
         <w:ind w:right="327"/>
       </w:pPr>
       <w:r>
+        <w:lastRenderedPageBreak/>
         <w:t xml:space="preserve">Estilo: </w:t>
       </w:r>
       <w:proofErr w:type="spellStart"/>
@@ -3887,7 +5687,6 @@
         <w:ind w:right="327"/>
       </w:pPr>
       <w:r>
-        <w:lastRenderedPageBreak/>
         <w:t xml:space="preserve">Instrumentação: Sintetizadores analógicos, </w:t>
       </w:r>
       <w:proofErr w:type="spellStart"/>
@@ -3990,6 +5789,7 @@
         <w:rPr>
           <w:rFonts w:ascii="Calibri" w:eastAsia="Calibri" w:hAnsi="Calibri" w:cs="Calibri"/>
         </w:rPr>
+        <w:lastRenderedPageBreak/>
         <w:t>🌀</w:t>
       </w:r>
       <w:r>
@@ -4205,7 +6005,6 @@
         <w:rPr>
           <w:i/>
         </w:rPr>
-        <w:lastRenderedPageBreak/>
         <w:t xml:space="preserve"> </w:t>
       </w:r>
     </w:p>
@@ -4239,6 +6038,7 @@
         <w:ind w:left="725" w:firstLine="0"/>
       </w:pPr>
       <w:r>
+        <w:lastRenderedPageBreak/>
         <w:t xml:space="preserve"> </w:t>
       </w:r>
     </w:p>
@@ -4766,6 +6566,7 @@
         <w:ind w:right="327" w:firstLine="345"/>
       </w:pPr>
       <w:r>
+        <w:lastRenderedPageBreak/>
         <w:t xml:space="preserve">Loja de itens e habilidades </w:t>
       </w:r>
     </w:p>
@@ -4824,7 +6625,6 @@
         <w:ind w:right="327" w:firstLine="345"/>
       </w:pPr>
       <w:r>
-        <w:lastRenderedPageBreak/>
         <w:t xml:space="preserve">Trilha </w:t>
       </w:r>
       <w:proofErr w:type="spellStart"/>
@@ -5100,17 +6900,8 @@
                 <w:b/>
                 <w:sz w:val="28"/>
               </w:rPr>
-              <w:t xml:space="preserve">Janeiro a </w:t>
+              <w:t>Janeiro a Fevereiro</w:t>
             </w:r>
-            <w:proofErr w:type="gramStart"/>
-            <w:r>
-              <w:rPr>
-                <w:b/>
-                <w:sz w:val="28"/>
-              </w:rPr>
-              <w:t>Fevereiro</w:t>
-            </w:r>
-            <w:proofErr w:type="gramEnd"/>
             <w:r>
               <w:rPr>
                 <w:sz w:val="28"/>
@@ -5222,17 +7013,8 @@
                 <w:b/>
                 <w:sz w:val="28"/>
               </w:rPr>
-              <w:t xml:space="preserve">Fevereiro a </w:t>
+              <w:t>Fevereiro a Março</w:t>
             </w:r>
-            <w:proofErr w:type="gramStart"/>
-            <w:r>
-              <w:rPr>
-                <w:b/>
-                <w:sz w:val="28"/>
-              </w:rPr>
-              <w:t>Março</w:t>
-            </w:r>
-            <w:proofErr w:type="gramEnd"/>
             <w:r>
               <w:rPr>
                 <w:sz w:val="28"/>
@@ -5330,17 +7112,8 @@
                 <w:b/>
                 <w:sz w:val="28"/>
               </w:rPr>
-              <w:t xml:space="preserve">Março a </w:t>
+              <w:t>Março a Maio</w:t>
             </w:r>
-            <w:proofErr w:type="gramStart"/>
-            <w:r>
-              <w:rPr>
-                <w:b/>
-                <w:sz w:val="28"/>
-              </w:rPr>
-              <w:t>Maio</w:t>
-            </w:r>
-            <w:proofErr w:type="gramEnd"/>
             <w:r>
               <w:rPr>
                 <w:sz w:val="28"/>
@@ -5439,17 +7212,8 @@
                 <w:b/>
                 <w:sz w:val="28"/>
               </w:rPr>
-              <w:t xml:space="preserve">Maio a </w:t>
+              <w:t>Maio a Julho</w:t>
             </w:r>
-            <w:proofErr w:type="gramStart"/>
-            <w:r>
-              <w:rPr>
-                <w:b/>
-                <w:sz w:val="28"/>
-              </w:rPr>
-              <w:t>Julho</w:t>
-            </w:r>
-            <w:proofErr w:type="gramEnd"/>
             <w:r>
               <w:rPr>
                 <w:sz w:val="28"/>
@@ -5535,17 +7299,8 @@
                 <w:b/>
                 <w:sz w:val="28"/>
               </w:rPr>
-              <w:t xml:space="preserve">Julho a </w:t>
+              <w:t>Julho a Agosto</w:t>
             </w:r>
-            <w:proofErr w:type="gramStart"/>
-            <w:r>
-              <w:rPr>
-                <w:b/>
-                <w:sz w:val="28"/>
-              </w:rPr>
-              <w:t>Agosto</w:t>
-            </w:r>
-            <w:proofErr w:type="gramEnd"/>
             <w:r>
               <w:rPr>
                 <w:sz w:val="28"/>
@@ -5631,17 +7386,9 @@
                 <w:b/>
                 <w:sz w:val="28"/>
               </w:rPr>
-              <w:t xml:space="preserve">Setembro a </w:t>
+              <w:lastRenderedPageBreak/>
+              <w:t>Setembro a Outubro</w:t>
             </w:r>
-            <w:proofErr w:type="gramStart"/>
-            <w:r>
-              <w:rPr>
-                <w:b/>
-                <w:sz w:val="28"/>
-              </w:rPr>
-              <w:t>Outubro</w:t>
-            </w:r>
-            <w:proofErr w:type="gramEnd"/>
             <w:r>
               <w:rPr>
                 <w:sz w:val="28"/>
@@ -5951,18 +7698,8 @@
                 <w:b/>
                 <w:sz w:val="28"/>
               </w:rPr>
-              <w:lastRenderedPageBreak/>
-              <w:t xml:space="preserve">Dezembro a </w:t>
+              <w:t>Dezembro a Janeiro</w:t>
             </w:r>
-            <w:proofErr w:type="gramStart"/>
-            <w:r>
-              <w:rPr>
-                <w:b/>
-                <w:sz w:val="28"/>
-              </w:rPr>
-              <w:t>Janeiro</w:t>
-            </w:r>
-            <w:proofErr w:type="gramEnd"/>
             <w:r>
               <w:rPr>
                 <w:sz w:val="28"/>
@@ -6231,17 +7968,8 @@
                 <w:b/>
                 <w:sz w:val="28"/>
               </w:rPr>
-              <w:t xml:space="preserve">Abril a </w:t>
+              <w:t>Abril a Maio</w:t>
             </w:r>
-            <w:proofErr w:type="gramStart"/>
-            <w:r>
-              <w:rPr>
-                <w:b/>
-                <w:sz w:val="28"/>
-              </w:rPr>
-              <w:t>Maio</w:t>
-            </w:r>
-            <w:proofErr w:type="gramEnd"/>
             <w:r>
               <w:rPr>
                 <w:sz w:val="28"/>
@@ -6552,7 +8280,11 @@
       </w:r>
       <w:proofErr w:type="spellEnd"/>
       <w:r>
-        <w:t xml:space="preserve"> com estética cyberpunk e o foco em combates de chefe proporcionam uma experiência nostálgica, mas moderna, atraente para essa geração.</w:t>
+        <w:t xml:space="preserve"> com estética cyberpunk e o foco em </w:t>
+      </w:r>
+      <w:r>
+        <w:lastRenderedPageBreak/>
+        <w:t>combates de chefe proporcionam uma experiência nostálgica, mas moderna, atraente para essa geração.</w:t>
       </w:r>
       <w:r>
         <w:rPr>
@@ -6886,6 +8618,7 @@
           <w:sz w:val="24"/>
           <w:szCs w:val="24"/>
         </w:rPr>
+        <w:lastRenderedPageBreak/>
         <w:t>Velocidade: 20</w:t>
       </w:r>
     </w:p>
@@ -7057,17 +8790,8 @@
           <w:sz w:val="24"/>
           <w:szCs w:val="24"/>
         </w:rPr>
-        <w:t xml:space="preserve">Outros estados: Regeneração, Incontrolável, Invulnerável, </w:t>
-      </w:r>
-      <w:proofErr w:type="gramStart"/>
-      <w:r>
-        <w:rPr>
-          <w:sz w:val="24"/>
-          <w:szCs w:val="24"/>
-        </w:rPr>
-        <w:t>Parado</w:t>
-      </w:r>
-      <w:proofErr w:type="gramEnd"/>
+        <w:t>Outros estados: Regeneração, Incontrolável, Invulnerável, Parado</w:t>
+      </w:r>
     </w:p>
     <w:p>
       <w:pPr>
@@ -7502,7 +9226,6 @@
           <w:sz w:val="24"/>
           <w:szCs w:val="24"/>
         </w:rPr>
-        <w:lastRenderedPageBreak/>
         <w:t xml:space="preserve">Sprites: </w:t>
       </w:r>
       <w:proofErr w:type="spellStart"/>
@@ -8330,7 +10053,6 @@
           <w:sz w:val="24"/>
           <w:szCs w:val="24"/>
         </w:rPr>
-        <w:lastRenderedPageBreak/>
         <w:t>Loja não deve quebrar imersão</w:t>
       </w:r>
     </w:p>
@@ -8943,6 +10665,7 @@
           <w:sz w:val="24"/>
           <w:szCs w:val="24"/>
         </w:rPr>
+        <w:lastRenderedPageBreak/>
         <w:t xml:space="preserve">Impacto emocional para reforçar a </w:t>
       </w:r>
       <w:proofErr w:type="spellStart"/>
@@ -9484,6 +11207,7 @@
           <w:sz w:val="24"/>
           <w:szCs w:val="24"/>
         </w:rPr>
+        <w:lastRenderedPageBreak/>
         <w:t>Ícone HUD</w:t>
       </w:r>
     </w:p>
@@ -9997,6 +11721,7 @@
           <w:sz w:val="24"/>
           <w:szCs w:val="24"/>
         </w:rPr>
+        <w:lastRenderedPageBreak/>
         <w:t>HUD: breve mensagem de tutorial</w:t>
       </w:r>
     </w:p>
@@ -10554,6 +12279,7 @@
           <w:sz w:val="24"/>
           <w:szCs w:val="24"/>
         </w:rPr>
+        <w:lastRenderedPageBreak/>
         <w:t>Interações:</w:t>
       </w:r>
     </w:p>
@@ -11019,7 +12745,6 @@
         <w:pStyle w:val="Ttulo1"/>
       </w:pPr>
       <w:r>
-        <w:lastRenderedPageBreak/>
         <w:t>J</w:t>
       </w:r>
       <w:r>
@@ -11069,6 +12794,7 @@
           <w:b/>
           <w:bCs/>
         </w:rPr>
+        <w:lastRenderedPageBreak/>
         <w:t xml:space="preserve">Complemento: </w:t>
       </w:r>
       <w:r>
@@ -11448,6 +13174,7 @@
           <w:b/>
           <w:bCs/>
         </w:rPr>
+        <w:lastRenderedPageBreak/>
         <w:t xml:space="preserve">Variação: </w:t>
       </w:r>
       <w:r>
@@ -11758,6 +13485,7 @@
           <w:b/>
           <w:bCs/>
         </w:rPr>
+        <w:lastRenderedPageBreak/>
         <w:t>Exemplo:</w:t>
       </w:r>
       <w:r>
@@ -12042,6 +13770,7 @@
           <w:b/>
           <w:bCs/>
         </w:rPr>
+        <w:lastRenderedPageBreak/>
         <w:t>Anti-Jornada</w:t>
       </w:r>
       <w:proofErr w:type="spellEnd"/>
@@ -12446,6 +14175,7 @@
           <w:b/>
           <w:bCs/>
         </w:rPr>
+        <w:lastRenderedPageBreak/>
         <w:t>Santuário:</w:t>
       </w:r>
       <w:r>
@@ -12764,6 +14494,7 @@
           <w:sz w:val="28"/>
           <w:szCs w:val="28"/>
         </w:rPr>
+        <w:lastRenderedPageBreak/>
         <w:t>M</w:t>
       </w:r>
       <w:r>
@@ -13134,6 +14865,7 @@
         <w:pStyle w:val="Ttulo2"/>
       </w:pPr>
       <w:r>
+        <w:lastRenderedPageBreak/>
         <w:t>SISTEMA OPERACIONAL</w:t>
       </w:r>
     </w:p>
@@ -13429,6 +15161,7 @@
           <w:b/>
           <w:bCs/>
         </w:rPr>
+        <w:lastRenderedPageBreak/>
         <w:t>Sistema de fases estilo MEGA-MAN</w:t>
       </w:r>
       <w:r>
@@ -13738,6 +15471,7 @@
           <w:b/>
           <w:bCs/>
         </w:rPr>
+        <w:lastRenderedPageBreak/>
         <w:t xml:space="preserve">Trilha sonora adaptativa: </w:t>
       </w:r>
       <w:r>
@@ -14288,6 +16022,7 @@
         </w:numPr>
       </w:pPr>
       <w:r>
+        <w:lastRenderedPageBreak/>
         <w:t>Trilha sonora adaptativa deve manter transições suaves sem cortes bruscos.</w:t>
       </w:r>
     </w:p>
@@ -14677,6 +16412,155 @@
     </w:lvl>
   </w:abstractNum>
   <w:abstractNum w:abstractNumId="2" w15:restartNumberingAfterBreak="0">
+    <w:nsid w:val="074D5878"/>
+    <w:multiLevelType w:val="multilevel"/>
+    <w:tmpl w:val="8DBC0EB0"/>
+    <w:lvl w:ilvl="0">
+      <w:start w:val="1"/>
+      <w:numFmt w:val="bullet"/>
+      <w:lvlText w:val=""/>
+      <w:lvlJc w:val="left"/>
+      <w:pPr>
+        <w:tabs>
+          <w:tab w:val="num" w:pos="720"/>
+        </w:tabs>
+        <w:ind w:left="720" w:hanging="360"/>
+      </w:pPr>
+      <w:rPr>
+        <w:rFonts w:ascii="Symbol" w:hAnsi="Symbol" w:hint="default"/>
+        <w:sz w:val="20"/>
+      </w:rPr>
+    </w:lvl>
+    <w:lvl w:ilvl="1" w:tentative="1">
+      <w:start w:val="1"/>
+      <w:numFmt w:val="bullet"/>
+      <w:lvlText w:val="o"/>
+      <w:lvlJc w:val="left"/>
+      <w:pPr>
+        <w:tabs>
+          <w:tab w:val="num" w:pos="1440"/>
+        </w:tabs>
+        <w:ind w:left="1440" w:hanging="360"/>
+      </w:pPr>
+      <w:rPr>
+        <w:rFonts w:ascii="Courier New" w:hAnsi="Courier New" w:hint="default"/>
+        <w:sz w:val="20"/>
+      </w:rPr>
+    </w:lvl>
+    <w:lvl w:ilvl="2" w:tentative="1">
+      <w:start w:val="1"/>
+      <w:numFmt w:val="bullet"/>
+      <w:lvlText w:val=""/>
+      <w:lvlJc w:val="left"/>
+      <w:pPr>
+        <w:tabs>
+          <w:tab w:val="num" w:pos="2160"/>
+        </w:tabs>
+        <w:ind w:left="2160" w:hanging="360"/>
+      </w:pPr>
+      <w:rPr>
+        <w:rFonts w:ascii="Wingdings" w:hAnsi="Wingdings" w:hint="default"/>
+        <w:sz w:val="20"/>
+      </w:rPr>
+    </w:lvl>
+    <w:lvl w:ilvl="3" w:tentative="1">
+      <w:start w:val="1"/>
+      <w:numFmt w:val="bullet"/>
+      <w:lvlText w:val=""/>
+      <w:lvlJc w:val="left"/>
+      <w:pPr>
+        <w:tabs>
+          <w:tab w:val="num" w:pos="2880"/>
+        </w:tabs>
+        <w:ind w:left="2880" w:hanging="360"/>
+      </w:pPr>
+      <w:rPr>
+        <w:rFonts w:ascii="Wingdings" w:hAnsi="Wingdings" w:hint="default"/>
+        <w:sz w:val="20"/>
+      </w:rPr>
+    </w:lvl>
+    <w:lvl w:ilvl="4" w:tentative="1">
+      <w:start w:val="1"/>
+      <w:numFmt w:val="bullet"/>
+      <w:lvlText w:val=""/>
+      <w:lvlJc w:val="left"/>
+      <w:pPr>
+        <w:tabs>
+          <w:tab w:val="num" w:pos="3600"/>
+        </w:tabs>
+        <w:ind w:left="3600" w:hanging="360"/>
+      </w:pPr>
+      <w:rPr>
+        <w:rFonts w:ascii="Wingdings" w:hAnsi="Wingdings" w:hint="default"/>
+        <w:sz w:val="20"/>
+      </w:rPr>
+    </w:lvl>
+    <w:lvl w:ilvl="5" w:tentative="1">
+      <w:start w:val="1"/>
+      <w:numFmt w:val="bullet"/>
+      <w:lvlText w:val=""/>
+      <w:lvlJc w:val="left"/>
+      <w:pPr>
+        <w:tabs>
+          <w:tab w:val="num" w:pos="4320"/>
+        </w:tabs>
+        <w:ind w:left="4320" w:hanging="360"/>
+      </w:pPr>
+      <w:rPr>
+        <w:rFonts w:ascii="Wingdings" w:hAnsi="Wingdings" w:hint="default"/>
+        <w:sz w:val="20"/>
+      </w:rPr>
+    </w:lvl>
+    <w:lvl w:ilvl="6" w:tentative="1">
+      <w:start w:val="1"/>
+      <w:numFmt w:val="bullet"/>
+      <w:lvlText w:val=""/>
+      <w:lvlJc w:val="left"/>
+      <w:pPr>
+        <w:tabs>
+          <w:tab w:val="num" w:pos="5040"/>
+        </w:tabs>
+        <w:ind w:left="5040" w:hanging="360"/>
+      </w:pPr>
+      <w:rPr>
+        <w:rFonts w:ascii="Wingdings" w:hAnsi="Wingdings" w:hint="default"/>
+        <w:sz w:val="20"/>
+      </w:rPr>
+    </w:lvl>
+    <w:lvl w:ilvl="7" w:tentative="1">
+      <w:start w:val="1"/>
+      <w:numFmt w:val="bullet"/>
+      <w:lvlText w:val=""/>
+      <w:lvlJc w:val="left"/>
+      <w:pPr>
+        <w:tabs>
+          <w:tab w:val="num" w:pos="5760"/>
+        </w:tabs>
+        <w:ind w:left="5760" w:hanging="360"/>
+      </w:pPr>
+      <w:rPr>
+        <w:rFonts w:ascii="Wingdings" w:hAnsi="Wingdings" w:hint="default"/>
+        <w:sz w:val="20"/>
+      </w:rPr>
+    </w:lvl>
+    <w:lvl w:ilvl="8" w:tentative="1">
+      <w:start w:val="1"/>
+      <w:numFmt w:val="bullet"/>
+      <w:lvlText w:val=""/>
+      <w:lvlJc w:val="left"/>
+      <w:pPr>
+        <w:tabs>
+          <w:tab w:val="num" w:pos="6480"/>
+        </w:tabs>
+        <w:ind w:left="6480" w:hanging="360"/>
+      </w:pPr>
+      <w:rPr>
+        <w:rFonts w:ascii="Wingdings" w:hAnsi="Wingdings" w:hint="default"/>
+        <w:sz w:val="20"/>
+      </w:rPr>
+    </w:lvl>
+  </w:abstractNum>
+  <w:abstractNum w:abstractNumId="3" w15:restartNumberingAfterBreak="0">
     <w:nsid w:val="077D6932"/>
     <w:multiLevelType w:val="hybridMultilevel"/>
     <w:tmpl w:val="CD9A1E6C"/>
@@ -14789,7 +16673,7 @@
       </w:rPr>
     </w:lvl>
   </w:abstractNum>
-  <w:abstractNum w:abstractNumId="3" w15:restartNumberingAfterBreak="0">
+  <w:abstractNum w:abstractNumId="4" w15:restartNumberingAfterBreak="0">
     <w:nsid w:val="07BD075D"/>
     <w:multiLevelType w:val="hybridMultilevel"/>
     <w:tmpl w:val="5DDAE5CA"/>
@@ -14902,7 +16786,7 @@
       </w:rPr>
     </w:lvl>
   </w:abstractNum>
-  <w:abstractNum w:abstractNumId="4" w15:restartNumberingAfterBreak="0">
+  <w:abstractNum w:abstractNumId="5" w15:restartNumberingAfterBreak="0">
     <w:nsid w:val="0A963D99"/>
     <w:multiLevelType w:val="multilevel"/>
     <w:tmpl w:val="C6F8A0D4"/>
@@ -15051,7 +16935,7 @@
       </w:rPr>
     </w:lvl>
   </w:abstractNum>
-  <w:abstractNum w:abstractNumId="5" w15:restartNumberingAfterBreak="0">
+  <w:abstractNum w:abstractNumId="6" w15:restartNumberingAfterBreak="0">
     <w:nsid w:val="0B643D07"/>
     <w:multiLevelType w:val="multilevel"/>
     <w:tmpl w:val="D5CA4A54"/>
@@ -15200,7 +17084,7 @@
       </w:rPr>
     </w:lvl>
   </w:abstractNum>
-  <w:abstractNum w:abstractNumId="6" w15:restartNumberingAfterBreak="0">
+  <w:abstractNum w:abstractNumId="7" w15:restartNumberingAfterBreak="0">
     <w:nsid w:val="0D5070FC"/>
     <w:multiLevelType w:val="multilevel"/>
     <w:tmpl w:val="9A04F41E"/>
@@ -15349,7 +17233,7 @@
       </w:rPr>
     </w:lvl>
   </w:abstractNum>
-  <w:abstractNum w:abstractNumId="7" w15:restartNumberingAfterBreak="0">
+  <w:abstractNum w:abstractNumId="8" w15:restartNumberingAfterBreak="0">
     <w:nsid w:val="0E5222BE"/>
     <w:multiLevelType w:val="multilevel"/>
     <w:tmpl w:val="14DA4586"/>
@@ -15498,7 +17382,7 @@
       </w:rPr>
     </w:lvl>
   </w:abstractNum>
-  <w:abstractNum w:abstractNumId="8" w15:restartNumberingAfterBreak="0">
+  <w:abstractNum w:abstractNumId="9" w15:restartNumberingAfterBreak="0">
     <w:nsid w:val="1092539B"/>
     <w:multiLevelType w:val="multilevel"/>
     <w:tmpl w:val="3A1E2330"/>
@@ -15647,7 +17531,7 @@
       </w:rPr>
     </w:lvl>
   </w:abstractNum>
-  <w:abstractNum w:abstractNumId="9" w15:restartNumberingAfterBreak="0">
+  <w:abstractNum w:abstractNumId="10" w15:restartNumberingAfterBreak="0">
     <w:nsid w:val="1166238A"/>
     <w:multiLevelType w:val="hybridMultilevel"/>
     <w:tmpl w:val="4FB8973E"/>
@@ -15760,7 +17644,7 @@
       </w:rPr>
     </w:lvl>
   </w:abstractNum>
-  <w:abstractNum w:abstractNumId="10" w15:restartNumberingAfterBreak="0">
+  <w:abstractNum w:abstractNumId="11" w15:restartNumberingAfterBreak="0">
     <w:nsid w:val="116A3CA4"/>
     <w:multiLevelType w:val="hybridMultilevel"/>
     <w:tmpl w:val="5350B942"/>
@@ -15873,7 +17757,7 @@
       </w:rPr>
     </w:lvl>
   </w:abstractNum>
-  <w:abstractNum w:abstractNumId="11" w15:restartNumberingAfterBreak="0">
+  <w:abstractNum w:abstractNumId="12" w15:restartNumberingAfterBreak="0">
     <w:nsid w:val="13060F6A"/>
     <w:multiLevelType w:val="multilevel"/>
     <w:tmpl w:val="2018A75E"/>
@@ -16022,7 +17906,7 @@
       </w:rPr>
     </w:lvl>
   </w:abstractNum>
-  <w:abstractNum w:abstractNumId="12" w15:restartNumberingAfterBreak="0">
+  <w:abstractNum w:abstractNumId="13" w15:restartNumberingAfterBreak="0">
     <w:nsid w:val="13C7698F"/>
     <w:multiLevelType w:val="hybridMultilevel"/>
     <w:tmpl w:val="D98E95A2"/>
@@ -16135,7 +18019,7 @@
       </w:rPr>
     </w:lvl>
   </w:abstractNum>
-  <w:abstractNum w:abstractNumId="13" w15:restartNumberingAfterBreak="0">
+  <w:abstractNum w:abstractNumId="14" w15:restartNumberingAfterBreak="0">
     <w:nsid w:val="159D5DDA"/>
     <w:multiLevelType w:val="hybridMultilevel"/>
     <w:tmpl w:val="8DE613AC"/>
@@ -16248,7 +18132,7 @@
       </w:rPr>
     </w:lvl>
   </w:abstractNum>
-  <w:abstractNum w:abstractNumId="14" w15:restartNumberingAfterBreak="0">
+  <w:abstractNum w:abstractNumId="15" w15:restartNumberingAfterBreak="0">
     <w:nsid w:val="15B452F0"/>
     <w:multiLevelType w:val="hybridMultilevel"/>
     <w:tmpl w:val="3170E0F8"/>
@@ -16361,7 +18245,7 @@
       </w:rPr>
     </w:lvl>
   </w:abstractNum>
-  <w:abstractNum w:abstractNumId="15" w15:restartNumberingAfterBreak="0">
+  <w:abstractNum w:abstractNumId="16" w15:restartNumberingAfterBreak="0">
     <w:nsid w:val="16754354"/>
     <w:multiLevelType w:val="hybridMultilevel"/>
     <w:tmpl w:val="6E48215E"/>
@@ -16474,7 +18358,7 @@
       </w:rPr>
     </w:lvl>
   </w:abstractNum>
-  <w:abstractNum w:abstractNumId="16" w15:restartNumberingAfterBreak="0">
+  <w:abstractNum w:abstractNumId="17" w15:restartNumberingAfterBreak="0">
     <w:nsid w:val="16CF3E91"/>
     <w:multiLevelType w:val="multilevel"/>
     <w:tmpl w:val="ECD2EABA"/>
@@ -16623,7 +18507,7 @@
       </w:rPr>
     </w:lvl>
   </w:abstractNum>
-  <w:abstractNum w:abstractNumId="17" w15:restartNumberingAfterBreak="0">
+  <w:abstractNum w:abstractNumId="18" w15:restartNumberingAfterBreak="0">
     <w:nsid w:val="17263610"/>
     <w:multiLevelType w:val="multilevel"/>
     <w:tmpl w:val="89562886"/>
@@ -16772,7 +18656,156 @@
       </w:rPr>
     </w:lvl>
   </w:abstractNum>
-  <w:abstractNum w:abstractNumId="18" w15:restartNumberingAfterBreak="0">
+  <w:abstractNum w:abstractNumId="19" w15:restartNumberingAfterBreak="0">
+    <w:nsid w:val="17D915D9"/>
+    <w:multiLevelType w:val="multilevel"/>
+    <w:tmpl w:val="A9BE5A8A"/>
+    <w:lvl w:ilvl="0">
+      <w:start w:val="1"/>
+      <w:numFmt w:val="bullet"/>
+      <w:lvlText w:val=""/>
+      <w:lvlJc w:val="left"/>
+      <w:pPr>
+        <w:tabs>
+          <w:tab w:val="num" w:pos="720"/>
+        </w:tabs>
+        <w:ind w:left="720" w:hanging="360"/>
+      </w:pPr>
+      <w:rPr>
+        <w:rFonts w:ascii="Symbol" w:hAnsi="Symbol" w:hint="default"/>
+        <w:sz w:val="20"/>
+      </w:rPr>
+    </w:lvl>
+    <w:lvl w:ilvl="1" w:tentative="1">
+      <w:start w:val="1"/>
+      <w:numFmt w:val="bullet"/>
+      <w:lvlText w:val="o"/>
+      <w:lvlJc w:val="left"/>
+      <w:pPr>
+        <w:tabs>
+          <w:tab w:val="num" w:pos="1440"/>
+        </w:tabs>
+        <w:ind w:left="1440" w:hanging="360"/>
+      </w:pPr>
+      <w:rPr>
+        <w:rFonts w:ascii="Courier New" w:hAnsi="Courier New" w:hint="default"/>
+        <w:sz w:val="20"/>
+      </w:rPr>
+    </w:lvl>
+    <w:lvl w:ilvl="2" w:tentative="1">
+      <w:start w:val="1"/>
+      <w:numFmt w:val="bullet"/>
+      <w:lvlText w:val=""/>
+      <w:lvlJc w:val="left"/>
+      <w:pPr>
+        <w:tabs>
+          <w:tab w:val="num" w:pos="2160"/>
+        </w:tabs>
+        <w:ind w:left="2160" w:hanging="360"/>
+      </w:pPr>
+      <w:rPr>
+        <w:rFonts w:ascii="Wingdings" w:hAnsi="Wingdings" w:hint="default"/>
+        <w:sz w:val="20"/>
+      </w:rPr>
+    </w:lvl>
+    <w:lvl w:ilvl="3" w:tentative="1">
+      <w:start w:val="1"/>
+      <w:numFmt w:val="bullet"/>
+      <w:lvlText w:val=""/>
+      <w:lvlJc w:val="left"/>
+      <w:pPr>
+        <w:tabs>
+          <w:tab w:val="num" w:pos="2880"/>
+        </w:tabs>
+        <w:ind w:left="2880" w:hanging="360"/>
+      </w:pPr>
+      <w:rPr>
+        <w:rFonts w:ascii="Wingdings" w:hAnsi="Wingdings" w:hint="default"/>
+        <w:sz w:val="20"/>
+      </w:rPr>
+    </w:lvl>
+    <w:lvl w:ilvl="4" w:tentative="1">
+      <w:start w:val="1"/>
+      <w:numFmt w:val="bullet"/>
+      <w:lvlText w:val=""/>
+      <w:lvlJc w:val="left"/>
+      <w:pPr>
+        <w:tabs>
+          <w:tab w:val="num" w:pos="3600"/>
+        </w:tabs>
+        <w:ind w:left="3600" w:hanging="360"/>
+      </w:pPr>
+      <w:rPr>
+        <w:rFonts w:ascii="Wingdings" w:hAnsi="Wingdings" w:hint="default"/>
+        <w:sz w:val="20"/>
+      </w:rPr>
+    </w:lvl>
+    <w:lvl w:ilvl="5" w:tentative="1">
+      <w:start w:val="1"/>
+      <w:numFmt w:val="bullet"/>
+      <w:lvlText w:val=""/>
+      <w:lvlJc w:val="left"/>
+      <w:pPr>
+        <w:tabs>
+          <w:tab w:val="num" w:pos="4320"/>
+        </w:tabs>
+        <w:ind w:left="4320" w:hanging="360"/>
+      </w:pPr>
+      <w:rPr>
+        <w:rFonts w:ascii="Wingdings" w:hAnsi="Wingdings" w:hint="default"/>
+        <w:sz w:val="20"/>
+      </w:rPr>
+    </w:lvl>
+    <w:lvl w:ilvl="6" w:tentative="1">
+      <w:start w:val="1"/>
+      <w:numFmt w:val="bullet"/>
+      <w:lvlText w:val=""/>
+      <w:lvlJc w:val="left"/>
+      <w:pPr>
+        <w:tabs>
+          <w:tab w:val="num" w:pos="5040"/>
+        </w:tabs>
+        <w:ind w:left="5040" w:hanging="360"/>
+      </w:pPr>
+      <w:rPr>
+        <w:rFonts w:ascii="Wingdings" w:hAnsi="Wingdings" w:hint="default"/>
+        <w:sz w:val="20"/>
+      </w:rPr>
+    </w:lvl>
+    <w:lvl w:ilvl="7" w:tentative="1">
+      <w:start w:val="1"/>
+      <w:numFmt w:val="bullet"/>
+      <w:lvlText w:val=""/>
+      <w:lvlJc w:val="left"/>
+      <w:pPr>
+        <w:tabs>
+          <w:tab w:val="num" w:pos="5760"/>
+        </w:tabs>
+        <w:ind w:left="5760" w:hanging="360"/>
+      </w:pPr>
+      <w:rPr>
+        <w:rFonts w:ascii="Wingdings" w:hAnsi="Wingdings" w:hint="default"/>
+        <w:sz w:val="20"/>
+      </w:rPr>
+    </w:lvl>
+    <w:lvl w:ilvl="8" w:tentative="1">
+      <w:start w:val="1"/>
+      <w:numFmt w:val="bullet"/>
+      <w:lvlText w:val=""/>
+      <w:lvlJc w:val="left"/>
+      <w:pPr>
+        <w:tabs>
+          <w:tab w:val="num" w:pos="6480"/>
+        </w:tabs>
+        <w:ind w:left="6480" w:hanging="360"/>
+      </w:pPr>
+      <w:rPr>
+        <w:rFonts w:ascii="Wingdings" w:hAnsi="Wingdings" w:hint="default"/>
+        <w:sz w:val="20"/>
+      </w:rPr>
+    </w:lvl>
+  </w:abstractNum>
+  <w:abstractNum w:abstractNumId="20" w15:restartNumberingAfterBreak="0">
     <w:nsid w:val="182D3B4C"/>
     <w:multiLevelType w:val="multilevel"/>
     <w:tmpl w:val="3806B788"/>
@@ -16921,7 +18954,7 @@
       </w:rPr>
     </w:lvl>
   </w:abstractNum>
-  <w:abstractNum w:abstractNumId="19" w15:restartNumberingAfterBreak="0">
+  <w:abstractNum w:abstractNumId="21" w15:restartNumberingAfterBreak="0">
     <w:nsid w:val="19133094"/>
     <w:multiLevelType w:val="multilevel"/>
     <w:tmpl w:val="A05447FA"/>
@@ -17070,7 +19103,7 @@
       </w:rPr>
     </w:lvl>
   </w:abstractNum>
-  <w:abstractNum w:abstractNumId="20" w15:restartNumberingAfterBreak="0">
+  <w:abstractNum w:abstractNumId="22" w15:restartNumberingAfterBreak="0">
     <w:nsid w:val="1B972298"/>
     <w:multiLevelType w:val="multilevel"/>
     <w:tmpl w:val="C0B0B080"/>
@@ -17219,7 +19252,7 @@
       </w:rPr>
     </w:lvl>
   </w:abstractNum>
-  <w:abstractNum w:abstractNumId="21" w15:restartNumberingAfterBreak="0">
+  <w:abstractNum w:abstractNumId="23" w15:restartNumberingAfterBreak="0">
     <w:nsid w:val="1E321619"/>
     <w:multiLevelType w:val="hybridMultilevel"/>
     <w:tmpl w:val="7A1AAE1A"/>
@@ -17332,7 +19365,7 @@
       </w:rPr>
     </w:lvl>
   </w:abstractNum>
-  <w:abstractNum w:abstractNumId="22" w15:restartNumberingAfterBreak="0">
+  <w:abstractNum w:abstractNumId="24" w15:restartNumberingAfterBreak="0">
     <w:nsid w:val="1F0653BC"/>
     <w:multiLevelType w:val="multilevel"/>
     <w:tmpl w:val="31C6034E"/>
@@ -17481,7 +19514,7 @@
       </w:rPr>
     </w:lvl>
   </w:abstractNum>
-  <w:abstractNum w:abstractNumId="23" w15:restartNumberingAfterBreak="0">
+  <w:abstractNum w:abstractNumId="25" w15:restartNumberingAfterBreak="0">
     <w:nsid w:val="1F425FE5"/>
     <w:multiLevelType w:val="multilevel"/>
     <w:tmpl w:val="3CCE3004"/>
@@ -17630,7 +19663,7 @@
       </w:rPr>
     </w:lvl>
   </w:abstractNum>
-  <w:abstractNum w:abstractNumId="24" w15:restartNumberingAfterBreak="0">
+  <w:abstractNum w:abstractNumId="26" w15:restartNumberingAfterBreak="0">
     <w:nsid w:val="1F483465"/>
     <w:multiLevelType w:val="hybridMultilevel"/>
     <w:tmpl w:val="A6EE7340"/>
@@ -17743,7 +19776,7 @@
       </w:rPr>
     </w:lvl>
   </w:abstractNum>
-  <w:abstractNum w:abstractNumId="25" w15:restartNumberingAfterBreak="0">
+  <w:abstractNum w:abstractNumId="27" w15:restartNumberingAfterBreak="0">
     <w:nsid w:val="23DF5D12"/>
     <w:multiLevelType w:val="hybridMultilevel"/>
     <w:tmpl w:val="80188D7E"/>
@@ -17856,7 +19889,7 @@
       </w:rPr>
     </w:lvl>
   </w:abstractNum>
-  <w:abstractNum w:abstractNumId="26" w15:restartNumberingAfterBreak="0">
+  <w:abstractNum w:abstractNumId="28" w15:restartNumberingAfterBreak="0">
     <w:nsid w:val="24446B9B"/>
     <w:multiLevelType w:val="hybridMultilevel"/>
     <w:tmpl w:val="EC4A6798"/>
@@ -17969,7 +20002,7 @@
       </w:rPr>
     </w:lvl>
   </w:abstractNum>
-  <w:abstractNum w:abstractNumId="27" w15:restartNumberingAfterBreak="0">
+  <w:abstractNum w:abstractNumId="29" w15:restartNumberingAfterBreak="0">
     <w:nsid w:val="247A22B9"/>
     <w:multiLevelType w:val="multilevel"/>
     <w:tmpl w:val="BA4A2496"/>
@@ -18118,7 +20151,305 @@
       </w:rPr>
     </w:lvl>
   </w:abstractNum>
-  <w:abstractNum w:abstractNumId="28" w15:restartNumberingAfterBreak="0">
+  <w:abstractNum w:abstractNumId="30" w15:restartNumberingAfterBreak="0">
+    <w:nsid w:val="27A1114A"/>
+    <w:multiLevelType w:val="multilevel"/>
+    <w:tmpl w:val="CAEA14A2"/>
+    <w:lvl w:ilvl="0">
+      <w:start w:val="1"/>
+      <w:numFmt w:val="bullet"/>
+      <w:lvlText w:val=""/>
+      <w:lvlJc w:val="left"/>
+      <w:pPr>
+        <w:tabs>
+          <w:tab w:val="num" w:pos="720"/>
+        </w:tabs>
+        <w:ind w:left="720" w:hanging="360"/>
+      </w:pPr>
+      <w:rPr>
+        <w:rFonts w:ascii="Symbol" w:hAnsi="Symbol" w:hint="default"/>
+        <w:sz w:val="20"/>
+      </w:rPr>
+    </w:lvl>
+    <w:lvl w:ilvl="1" w:tentative="1">
+      <w:start w:val="1"/>
+      <w:numFmt w:val="bullet"/>
+      <w:lvlText w:val="o"/>
+      <w:lvlJc w:val="left"/>
+      <w:pPr>
+        <w:tabs>
+          <w:tab w:val="num" w:pos="1440"/>
+        </w:tabs>
+        <w:ind w:left="1440" w:hanging="360"/>
+      </w:pPr>
+      <w:rPr>
+        <w:rFonts w:ascii="Courier New" w:hAnsi="Courier New" w:hint="default"/>
+        <w:sz w:val="20"/>
+      </w:rPr>
+    </w:lvl>
+    <w:lvl w:ilvl="2" w:tentative="1">
+      <w:start w:val="1"/>
+      <w:numFmt w:val="bullet"/>
+      <w:lvlText w:val=""/>
+      <w:lvlJc w:val="left"/>
+      <w:pPr>
+        <w:tabs>
+          <w:tab w:val="num" w:pos="2160"/>
+        </w:tabs>
+        <w:ind w:left="2160" w:hanging="360"/>
+      </w:pPr>
+      <w:rPr>
+        <w:rFonts w:ascii="Wingdings" w:hAnsi="Wingdings" w:hint="default"/>
+        <w:sz w:val="20"/>
+      </w:rPr>
+    </w:lvl>
+    <w:lvl w:ilvl="3" w:tentative="1">
+      <w:start w:val="1"/>
+      <w:numFmt w:val="bullet"/>
+      <w:lvlText w:val=""/>
+      <w:lvlJc w:val="left"/>
+      <w:pPr>
+        <w:tabs>
+          <w:tab w:val="num" w:pos="2880"/>
+        </w:tabs>
+        <w:ind w:left="2880" w:hanging="360"/>
+      </w:pPr>
+      <w:rPr>
+        <w:rFonts w:ascii="Wingdings" w:hAnsi="Wingdings" w:hint="default"/>
+        <w:sz w:val="20"/>
+      </w:rPr>
+    </w:lvl>
+    <w:lvl w:ilvl="4" w:tentative="1">
+      <w:start w:val="1"/>
+      <w:numFmt w:val="bullet"/>
+      <w:lvlText w:val=""/>
+      <w:lvlJc w:val="left"/>
+      <w:pPr>
+        <w:tabs>
+          <w:tab w:val="num" w:pos="3600"/>
+        </w:tabs>
+        <w:ind w:left="3600" w:hanging="360"/>
+      </w:pPr>
+      <w:rPr>
+        <w:rFonts w:ascii="Wingdings" w:hAnsi="Wingdings" w:hint="default"/>
+        <w:sz w:val="20"/>
+      </w:rPr>
+    </w:lvl>
+    <w:lvl w:ilvl="5" w:tentative="1">
+      <w:start w:val="1"/>
+      <w:numFmt w:val="bullet"/>
+      <w:lvlText w:val=""/>
+      <w:lvlJc w:val="left"/>
+      <w:pPr>
+        <w:tabs>
+          <w:tab w:val="num" w:pos="4320"/>
+        </w:tabs>
+        <w:ind w:left="4320" w:hanging="360"/>
+      </w:pPr>
+      <w:rPr>
+        <w:rFonts w:ascii="Wingdings" w:hAnsi="Wingdings" w:hint="default"/>
+        <w:sz w:val="20"/>
+      </w:rPr>
+    </w:lvl>
+    <w:lvl w:ilvl="6" w:tentative="1">
+      <w:start w:val="1"/>
+      <w:numFmt w:val="bullet"/>
+      <w:lvlText w:val=""/>
+      <w:lvlJc w:val="left"/>
+      <w:pPr>
+        <w:tabs>
+          <w:tab w:val="num" w:pos="5040"/>
+        </w:tabs>
+        <w:ind w:left="5040" w:hanging="360"/>
+      </w:pPr>
+      <w:rPr>
+        <w:rFonts w:ascii="Wingdings" w:hAnsi="Wingdings" w:hint="default"/>
+        <w:sz w:val="20"/>
+      </w:rPr>
+    </w:lvl>
+    <w:lvl w:ilvl="7" w:tentative="1">
+      <w:start w:val="1"/>
+      <w:numFmt w:val="bullet"/>
+      <w:lvlText w:val=""/>
+      <w:lvlJc w:val="left"/>
+      <w:pPr>
+        <w:tabs>
+          <w:tab w:val="num" w:pos="5760"/>
+        </w:tabs>
+        <w:ind w:left="5760" w:hanging="360"/>
+      </w:pPr>
+      <w:rPr>
+        <w:rFonts w:ascii="Wingdings" w:hAnsi="Wingdings" w:hint="default"/>
+        <w:sz w:val="20"/>
+      </w:rPr>
+    </w:lvl>
+    <w:lvl w:ilvl="8" w:tentative="1">
+      <w:start w:val="1"/>
+      <w:numFmt w:val="bullet"/>
+      <w:lvlText w:val=""/>
+      <w:lvlJc w:val="left"/>
+      <w:pPr>
+        <w:tabs>
+          <w:tab w:val="num" w:pos="6480"/>
+        </w:tabs>
+        <w:ind w:left="6480" w:hanging="360"/>
+      </w:pPr>
+      <w:rPr>
+        <w:rFonts w:ascii="Wingdings" w:hAnsi="Wingdings" w:hint="default"/>
+        <w:sz w:val="20"/>
+      </w:rPr>
+    </w:lvl>
+  </w:abstractNum>
+  <w:abstractNum w:abstractNumId="31" w15:restartNumberingAfterBreak="0">
+    <w:nsid w:val="27F81C23"/>
+    <w:multiLevelType w:val="multilevel"/>
+    <w:tmpl w:val="32647F4A"/>
+    <w:lvl w:ilvl="0">
+      <w:start w:val="1"/>
+      <w:numFmt w:val="bullet"/>
+      <w:lvlText w:val=""/>
+      <w:lvlJc w:val="left"/>
+      <w:pPr>
+        <w:tabs>
+          <w:tab w:val="num" w:pos="720"/>
+        </w:tabs>
+        <w:ind w:left="720" w:hanging="360"/>
+      </w:pPr>
+      <w:rPr>
+        <w:rFonts w:ascii="Symbol" w:hAnsi="Symbol" w:hint="default"/>
+        <w:sz w:val="20"/>
+      </w:rPr>
+    </w:lvl>
+    <w:lvl w:ilvl="1" w:tentative="1">
+      <w:start w:val="1"/>
+      <w:numFmt w:val="bullet"/>
+      <w:lvlText w:val="o"/>
+      <w:lvlJc w:val="left"/>
+      <w:pPr>
+        <w:tabs>
+          <w:tab w:val="num" w:pos="1440"/>
+        </w:tabs>
+        <w:ind w:left="1440" w:hanging="360"/>
+      </w:pPr>
+      <w:rPr>
+        <w:rFonts w:ascii="Courier New" w:hAnsi="Courier New" w:hint="default"/>
+        <w:sz w:val="20"/>
+      </w:rPr>
+    </w:lvl>
+    <w:lvl w:ilvl="2" w:tentative="1">
+      <w:start w:val="1"/>
+      <w:numFmt w:val="bullet"/>
+      <w:lvlText w:val=""/>
+      <w:lvlJc w:val="left"/>
+      <w:pPr>
+        <w:tabs>
+          <w:tab w:val="num" w:pos="2160"/>
+        </w:tabs>
+        <w:ind w:left="2160" w:hanging="360"/>
+      </w:pPr>
+      <w:rPr>
+        <w:rFonts w:ascii="Wingdings" w:hAnsi="Wingdings" w:hint="default"/>
+        <w:sz w:val="20"/>
+      </w:rPr>
+    </w:lvl>
+    <w:lvl w:ilvl="3" w:tentative="1">
+      <w:start w:val="1"/>
+      <w:numFmt w:val="bullet"/>
+      <w:lvlText w:val=""/>
+      <w:lvlJc w:val="left"/>
+      <w:pPr>
+        <w:tabs>
+          <w:tab w:val="num" w:pos="2880"/>
+        </w:tabs>
+        <w:ind w:left="2880" w:hanging="360"/>
+      </w:pPr>
+      <w:rPr>
+        <w:rFonts w:ascii="Wingdings" w:hAnsi="Wingdings" w:hint="default"/>
+        <w:sz w:val="20"/>
+      </w:rPr>
+    </w:lvl>
+    <w:lvl w:ilvl="4" w:tentative="1">
+      <w:start w:val="1"/>
+      <w:numFmt w:val="bullet"/>
+      <w:lvlText w:val=""/>
+      <w:lvlJc w:val="left"/>
+      <w:pPr>
+        <w:tabs>
+          <w:tab w:val="num" w:pos="3600"/>
+        </w:tabs>
+        <w:ind w:left="3600" w:hanging="360"/>
+      </w:pPr>
+      <w:rPr>
+        <w:rFonts w:ascii="Wingdings" w:hAnsi="Wingdings" w:hint="default"/>
+        <w:sz w:val="20"/>
+      </w:rPr>
+    </w:lvl>
+    <w:lvl w:ilvl="5" w:tentative="1">
+      <w:start w:val="1"/>
+      <w:numFmt w:val="bullet"/>
+      <w:lvlText w:val=""/>
+      <w:lvlJc w:val="left"/>
+      <w:pPr>
+        <w:tabs>
+          <w:tab w:val="num" w:pos="4320"/>
+        </w:tabs>
+        <w:ind w:left="4320" w:hanging="360"/>
+      </w:pPr>
+      <w:rPr>
+        <w:rFonts w:ascii="Wingdings" w:hAnsi="Wingdings" w:hint="default"/>
+        <w:sz w:val="20"/>
+      </w:rPr>
+    </w:lvl>
+    <w:lvl w:ilvl="6" w:tentative="1">
+      <w:start w:val="1"/>
+      <w:numFmt w:val="bullet"/>
+      <w:lvlText w:val=""/>
+      <w:lvlJc w:val="left"/>
+      <w:pPr>
+        <w:tabs>
+          <w:tab w:val="num" w:pos="5040"/>
+        </w:tabs>
+        <w:ind w:left="5040" w:hanging="360"/>
+      </w:pPr>
+      <w:rPr>
+        <w:rFonts w:ascii="Wingdings" w:hAnsi="Wingdings" w:hint="default"/>
+        <w:sz w:val="20"/>
+      </w:rPr>
+    </w:lvl>
+    <w:lvl w:ilvl="7" w:tentative="1">
+      <w:start w:val="1"/>
+      <w:numFmt w:val="bullet"/>
+      <w:lvlText w:val=""/>
+      <w:lvlJc w:val="left"/>
+      <w:pPr>
+        <w:tabs>
+          <w:tab w:val="num" w:pos="5760"/>
+        </w:tabs>
+        <w:ind w:left="5760" w:hanging="360"/>
+      </w:pPr>
+      <w:rPr>
+        <w:rFonts w:ascii="Wingdings" w:hAnsi="Wingdings" w:hint="default"/>
+        <w:sz w:val="20"/>
+      </w:rPr>
+    </w:lvl>
+    <w:lvl w:ilvl="8" w:tentative="1">
+      <w:start w:val="1"/>
+      <w:numFmt w:val="bullet"/>
+      <w:lvlText w:val=""/>
+      <w:lvlJc w:val="left"/>
+      <w:pPr>
+        <w:tabs>
+          <w:tab w:val="num" w:pos="6480"/>
+        </w:tabs>
+        <w:ind w:left="6480" w:hanging="360"/>
+      </w:pPr>
+      <w:rPr>
+        <w:rFonts w:ascii="Wingdings" w:hAnsi="Wingdings" w:hint="default"/>
+        <w:sz w:val="20"/>
+      </w:rPr>
+    </w:lvl>
+  </w:abstractNum>
+  <w:abstractNum w:abstractNumId="32" w15:restartNumberingAfterBreak="0">
     <w:nsid w:val="2A1F25F4"/>
     <w:multiLevelType w:val="multilevel"/>
     <w:tmpl w:val="667E7B8C"/>
@@ -18231,7 +20562,7 @@
       </w:pPr>
     </w:lvl>
   </w:abstractNum>
-  <w:abstractNum w:abstractNumId="29" w15:restartNumberingAfterBreak="0">
+  <w:abstractNum w:abstractNumId="33" w15:restartNumberingAfterBreak="0">
     <w:nsid w:val="2A5E0880"/>
     <w:multiLevelType w:val="multilevel"/>
     <w:tmpl w:val="75DE45A4"/>
@@ -18380,7 +20711,7 @@
       </w:rPr>
     </w:lvl>
   </w:abstractNum>
-  <w:abstractNum w:abstractNumId="30" w15:restartNumberingAfterBreak="0">
+  <w:abstractNum w:abstractNumId="34" w15:restartNumberingAfterBreak="0">
     <w:nsid w:val="2AEC63AF"/>
     <w:multiLevelType w:val="multilevel"/>
     <w:tmpl w:val="1894318C"/>
@@ -18529,7 +20860,7 @@
       </w:rPr>
     </w:lvl>
   </w:abstractNum>
-  <w:abstractNum w:abstractNumId="31" w15:restartNumberingAfterBreak="0">
+  <w:abstractNum w:abstractNumId="35" w15:restartNumberingAfterBreak="0">
     <w:nsid w:val="2C905E22"/>
     <w:multiLevelType w:val="hybridMultilevel"/>
     <w:tmpl w:val="03263BD8"/>
@@ -18642,7 +20973,7 @@
       </w:rPr>
     </w:lvl>
   </w:abstractNum>
-  <w:abstractNum w:abstractNumId="32" w15:restartNumberingAfterBreak="0">
+  <w:abstractNum w:abstractNumId="36" w15:restartNumberingAfterBreak="0">
     <w:nsid w:val="2D4B4E03"/>
     <w:multiLevelType w:val="multilevel"/>
     <w:tmpl w:val="3E468976"/>
@@ -18791,7 +21122,7 @@
       </w:rPr>
     </w:lvl>
   </w:abstractNum>
-  <w:abstractNum w:abstractNumId="33" w15:restartNumberingAfterBreak="0">
+  <w:abstractNum w:abstractNumId="37" w15:restartNumberingAfterBreak="0">
     <w:nsid w:val="305B3DD2"/>
     <w:multiLevelType w:val="hybridMultilevel"/>
     <w:tmpl w:val="DE4A52CA"/>
@@ -18904,7 +21235,7 @@
       </w:rPr>
     </w:lvl>
   </w:abstractNum>
-  <w:abstractNum w:abstractNumId="34" w15:restartNumberingAfterBreak="0">
+  <w:abstractNum w:abstractNumId="38" w15:restartNumberingAfterBreak="0">
     <w:nsid w:val="340F53EF"/>
     <w:multiLevelType w:val="hybridMultilevel"/>
     <w:tmpl w:val="5A6A2BCA"/>
@@ -19017,7 +21348,7 @@
       </w:rPr>
     </w:lvl>
   </w:abstractNum>
-  <w:abstractNum w:abstractNumId="35" w15:restartNumberingAfterBreak="0">
+  <w:abstractNum w:abstractNumId="39" w15:restartNumberingAfterBreak="0">
     <w:nsid w:val="3562215F"/>
     <w:multiLevelType w:val="hybridMultilevel"/>
     <w:tmpl w:val="35705580"/>
@@ -19130,7 +21461,156 @@
       </w:rPr>
     </w:lvl>
   </w:abstractNum>
-  <w:abstractNum w:abstractNumId="36" w15:restartNumberingAfterBreak="0">
+  <w:abstractNum w:abstractNumId="40" w15:restartNumberingAfterBreak="0">
+    <w:nsid w:val="35F944E7"/>
+    <w:multiLevelType w:val="multilevel"/>
+    <w:tmpl w:val="27B005EE"/>
+    <w:lvl w:ilvl="0">
+      <w:start w:val="1"/>
+      <w:numFmt w:val="bullet"/>
+      <w:lvlText w:val=""/>
+      <w:lvlJc w:val="left"/>
+      <w:pPr>
+        <w:tabs>
+          <w:tab w:val="num" w:pos="720"/>
+        </w:tabs>
+        <w:ind w:left="720" w:hanging="360"/>
+      </w:pPr>
+      <w:rPr>
+        <w:rFonts w:ascii="Symbol" w:hAnsi="Symbol" w:hint="default"/>
+        <w:sz w:val="20"/>
+      </w:rPr>
+    </w:lvl>
+    <w:lvl w:ilvl="1" w:tentative="1">
+      <w:start w:val="1"/>
+      <w:numFmt w:val="bullet"/>
+      <w:lvlText w:val="o"/>
+      <w:lvlJc w:val="left"/>
+      <w:pPr>
+        <w:tabs>
+          <w:tab w:val="num" w:pos="1440"/>
+        </w:tabs>
+        <w:ind w:left="1440" w:hanging="360"/>
+      </w:pPr>
+      <w:rPr>
+        <w:rFonts w:ascii="Courier New" w:hAnsi="Courier New" w:hint="default"/>
+        <w:sz w:val="20"/>
+      </w:rPr>
+    </w:lvl>
+    <w:lvl w:ilvl="2" w:tentative="1">
+      <w:start w:val="1"/>
+      <w:numFmt w:val="bullet"/>
+      <w:lvlText w:val=""/>
+      <w:lvlJc w:val="left"/>
+      <w:pPr>
+        <w:tabs>
+          <w:tab w:val="num" w:pos="2160"/>
+        </w:tabs>
+        <w:ind w:left="2160" w:hanging="360"/>
+      </w:pPr>
+      <w:rPr>
+        <w:rFonts w:ascii="Wingdings" w:hAnsi="Wingdings" w:hint="default"/>
+        <w:sz w:val="20"/>
+      </w:rPr>
+    </w:lvl>
+    <w:lvl w:ilvl="3" w:tentative="1">
+      <w:start w:val="1"/>
+      <w:numFmt w:val="bullet"/>
+      <w:lvlText w:val=""/>
+      <w:lvlJc w:val="left"/>
+      <w:pPr>
+        <w:tabs>
+          <w:tab w:val="num" w:pos="2880"/>
+        </w:tabs>
+        <w:ind w:left="2880" w:hanging="360"/>
+      </w:pPr>
+      <w:rPr>
+        <w:rFonts w:ascii="Wingdings" w:hAnsi="Wingdings" w:hint="default"/>
+        <w:sz w:val="20"/>
+      </w:rPr>
+    </w:lvl>
+    <w:lvl w:ilvl="4" w:tentative="1">
+      <w:start w:val="1"/>
+      <w:numFmt w:val="bullet"/>
+      <w:lvlText w:val=""/>
+      <w:lvlJc w:val="left"/>
+      <w:pPr>
+        <w:tabs>
+          <w:tab w:val="num" w:pos="3600"/>
+        </w:tabs>
+        <w:ind w:left="3600" w:hanging="360"/>
+      </w:pPr>
+      <w:rPr>
+        <w:rFonts w:ascii="Wingdings" w:hAnsi="Wingdings" w:hint="default"/>
+        <w:sz w:val="20"/>
+      </w:rPr>
+    </w:lvl>
+    <w:lvl w:ilvl="5" w:tentative="1">
+      <w:start w:val="1"/>
+      <w:numFmt w:val="bullet"/>
+      <w:lvlText w:val=""/>
+      <w:lvlJc w:val="left"/>
+      <w:pPr>
+        <w:tabs>
+          <w:tab w:val="num" w:pos="4320"/>
+        </w:tabs>
+        <w:ind w:left="4320" w:hanging="360"/>
+      </w:pPr>
+      <w:rPr>
+        <w:rFonts w:ascii="Wingdings" w:hAnsi="Wingdings" w:hint="default"/>
+        <w:sz w:val="20"/>
+      </w:rPr>
+    </w:lvl>
+    <w:lvl w:ilvl="6" w:tentative="1">
+      <w:start w:val="1"/>
+      <w:numFmt w:val="bullet"/>
+      <w:lvlText w:val=""/>
+      <w:lvlJc w:val="left"/>
+      <w:pPr>
+        <w:tabs>
+          <w:tab w:val="num" w:pos="5040"/>
+        </w:tabs>
+        <w:ind w:left="5040" w:hanging="360"/>
+      </w:pPr>
+      <w:rPr>
+        <w:rFonts w:ascii="Wingdings" w:hAnsi="Wingdings" w:hint="default"/>
+        <w:sz w:val="20"/>
+      </w:rPr>
+    </w:lvl>
+    <w:lvl w:ilvl="7" w:tentative="1">
+      <w:start w:val="1"/>
+      <w:numFmt w:val="bullet"/>
+      <w:lvlText w:val=""/>
+      <w:lvlJc w:val="left"/>
+      <w:pPr>
+        <w:tabs>
+          <w:tab w:val="num" w:pos="5760"/>
+        </w:tabs>
+        <w:ind w:left="5760" w:hanging="360"/>
+      </w:pPr>
+      <w:rPr>
+        <w:rFonts w:ascii="Wingdings" w:hAnsi="Wingdings" w:hint="default"/>
+        <w:sz w:val="20"/>
+      </w:rPr>
+    </w:lvl>
+    <w:lvl w:ilvl="8" w:tentative="1">
+      <w:start w:val="1"/>
+      <w:numFmt w:val="bullet"/>
+      <w:lvlText w:val=""/>
+      <w:lvlJc w:val="left"/>
+      <w:pPr>
+        <w:tabs>
+          <w:tab w:val="num" w:pos="6480"/>
+        </w:tabs>
+        <w:ind w:left="6480" w:hanging="360"/>
+      </w:pPr>
+      <w:rPr>
+        <w:rFonts w:ascii="Wingdings" w:hAnsi="Wingdings" w:hint="default"/>
+        <w:sz w:val="20"/>
+      </w:rPr>
+    </w:lvl>
+  </w:abstractNum>
+  <w:abstractNum w:abstractNumId="41" w15:restartNumberingAfterBreak="0">
     <w:nsid w:val="36092879"/>
     <w:multiLevelType w:val="hybridMultilevel"/>
     <w:tmpl w:val="B7DE3F8A"/>
@@ -19243,7 +21723,7 @@
       </w:rPr>
     </w:lvl>
   </w:abstractNum>
-  <w:abstractNum w:abstractNumId="37" w15:restartNumberingAfterBreak="0">
+  <w:abstractNum w:abstractNumId="42" w15:restartNumberingAfterBreak="0">
     <w:nsid w:val="36D00E37"/>
     <w:multiLevelType w:val="hybridMultilevel"/>
     <w:tmpl w:val="EB3613AA"/>
@@ -19455,7 +21935,7 @@
       </w:rPr>
     </w:lvl>
   </w:abstractNum>
-  <w:abstractNum w:abstractNumId="38" w15:restartNumberingAfterBreak="0">
+  <w:abstractNum w:abstractNumId="43" w15:restartNumberingAfterBreak="0">
     <w:nsid w:val="38ED13A7"/>
     <w:multiLevelType w:val="multilevel"/>
     <w:tmpl w:val="5044A5BA"/>
@@ -19604,7 +22084,7 @@
       </w:rPr>
     </w:lvl>
   </w:abstractNum>
-  <w:abstractNum w:abstractNumId="39" w15:restartNumberingAfterBreak="0">
+  <w:abstractNum w:abstractNumId="44" w15:restartNumberingAfterBreak="0">
     <w:nsid w:val="3C5675AF"/>
     <w:multiLevelType w:val="multilevel"/>
     <w:tmpl w:val="078CC9D0"/>
@@ -19753,7 +22233,7 @@
       </w:rPr>
     </w:lvl>
   </w:abstractNum>
-  <w:abstractNum w:abstractNumId="40" w15:restartNumberingAfterBreak="0">
+  <w:abstractNum w:abstractNumId="45" w15:restartNumberingAfterBreak="0">
     <w:nsid w:val="3C862891"/>
     <w:multiLevelType w:val="hybridMultilevel"/>
     <w:tmpl w:val="EB2E050C"/>
@@ -19866,7 +22346,7 @@
       </w:rPr>
     </w:lvl>
   </w:abstractNum>
-  <w:abstractNum w:abstractNumId="41" w15:restartNumberingAfterBreak="0">
+  <w:abstractNum w:abstractNumId="46" w15:restartNumberingAfterBreak="0">
     <w:nsid w:val="3E976D18"/>
     <w:multiLevelType w:val="multilevel"/>
     <w:tmpl w:val="2744BD8E"/>
@@ -20015,7 +22495,7 @@
       </w:rPr>
     </w:lvl>
   </w:abstractNum>
-  <w:abstractNum w:abstractNumId="42" w15:restartNumberingAfterBreak="0">
+  <w:abstractNum w:abstractNumId="47" w15:restartNumberingAfterBreak="0">
     <w:nsid w:val="3FEB6BD5"/>
     <w:multiLevelType w:val="hybridMultilevel"/>
     <w:tmpl w:val="2F0076DA"/>
@@ -20128,7 +22608,7 @@
       </w:rPr>
     </w:lvl>
   </w:abstractNum>
-  <w:abstractNum w:abstractNumId="43" w15:restartNumberingAfterBreak="0">
+  <w:abstractNum w:abstractNumId="48" w15:restartNumberingAfterBreak="0">
     <w:nsid w:val="401072C2"/>
     <w:multiLevelType w:val="multilevel"/>
     <w:tmpl w:val="839C6348"/>
@@ -20277,7 +22757,7 @@
       </w:rPr>
     </w:lvl>
   </w:abstractNum>
-  <w:abstractNum w:abstractNumId="44" w15:restartNumberingAfterBreak="0">
+  <w:abstractNum w:abstractNumId="49" w15:restartNumberingAfterBreak="0">
     <w:nsid w:val="40194487"/>
     <w:multiLevelType w:val="hybridMultilevel"/>
     <w:tmpl w:val="4F62B99C"/>
@@ -20390,7 +22870,7 @@
       </w:rPr>
     </w:lvl>
   </w:abstractNum>
-  <w:abstractNum w:abstractNumId="45" w15:restartNumberingAfterBreak="0">
+  <w:abstractNum w:abstractNumId="50" w15:restartNumberingAfterBreak="0">
     <w:nsid w:val="40D15B45"/>
     <w:multiLevelType w:val="hybridMultilevel"/>
     <w:tmpl w:val="3D7E7188"/>
@@ -20503,7 +22983,7 @@
       </w:rPr>
     </w:lvl>
   </w:abstractNum>
-  <w:abstractNum w:abstractNumId="46" w15:restartNumberingAfterBreak="0">
+  <w:abstractNum w:abstractNumId="51" w15:restartNumberingAfterBreak="0">
     <w:nsid w:val="43106C77"/>
     <w:multiLevelType w:val="multilevel"/>
     <w:tmpl w:val="D35CEF7C"/>
@@ -20652,7 +23132,7 @@
       </w:rPr>
     </w:lvl>
   </w:abstractNum>
-  <w:abstractNum w:abstractNumId="47" w15:restartNumberingAfterBreak="0">
+  <w:abstractNum w:abstractNumId="52" w15:restartNumberingAfterBreak="0">
     <w:nsid w:val="432472CC"/>
     <w:multiLevelType w:val="hybridMultilevel"/>
     <w:tmpl w:val="AAC6ED4E"/>
@@ -20765,7 +23245,7 @@
       </w:rPr>
     </w:lvl>
   </w:abstractNum>
-  <w:abstractNum w:abstractNumId="48" w15:restartNumberingAfterBreak="0">
+  <w:abstractNum w:abstractNumId="53" w15:restartNumberingAfterBreak="0">
     <w:nsid w:val="464D494E"/>
     <w:multiLevelType w:val="hybridMultilevel"/>
     <w:tmpl w:val="EF5E8BB6"/>
@@ -20977,7 +23457,7 @@
       </w:rPr>
     </w:lvl>
   </w:abstractNum>
-  <w:abstractNum w:abstractNumId="49" w15:restartNumberingAfterBreak="0">
+  <w:abstractNum w:abstractNumId="54" w15:restartNumberingAfterBreak="0">
     <w:nsid w:val="46CE7E39"/>
     <w:multiLevelType w:val="multilevel"/>
     <w:tmpl w:val="291EC31C"/>
@@ -21126,7 +23606,7 @@
       </w:rPr>
     </w:lvl>
   </w:abstractNum>
-  <w:abstractNum w:abstractNumId="50" w15:restartNumberingAfterBreak="0">
+  <w:abstractNum w:abstractNumId="55" w15:restartNumberingAfterBreak="0">
     <w:nsid w:val="47141265"/>
     <w:multiLevelType w:val="hybridMultilevel"/>
     <w:tmpl w:val="A2263B44"/>
@@ -21239,7 +23719,7 @@
       </w:rPr>
     </w:lvl>
   </w:abstractNum>
-  <w:abstractNum w:abstractNumId="51" w15:restartNumberingAfterBreak="0">
+  <w:abstractNum w:abstractNumId="56" w15:restartNumberingAfterBreak="0">
     <w:nsid w:val="477E7C8D"/>
     <w:multiLevelType w:val="multilevel"/>
     <w:tmpl w:val="FA38FC58"/>
@@ -21388,7 +23868,7 @@
       </w:rPr>
     </w:lvl>
   </w:abstractNum>
-  <w:abstractNum w:abstractNumId="52" w15:restartNumberingAfterBreak="0">
+  <w:abstractNum w:abstractNumId="57" w15:restartNumberingAfterBreak="0">
     <w:nsid w:val="49114841"/>
     <w:multiLevelType w:val="multilevel"/>
     <w:tmpl w:val="59E62768"/>
@@ -21537,7 +24017,7 @@
       </w:rPr>
     </w:lvl>
   </w:abstractNum>
-  <w:abstractNum w:abstractNumId="53" w15:restartNumberingAfterBreak="0">
+  <w:abstractNum w:abstractNumId="58" w15:restartNumberingAfterBreak="0">
     <w:nsid w:val="4A002945"/>
     <w:multiLevelType w:val="hybridMultilevel"/>
     <w:tmpl w:val="D0107F22"/>
@@ -21650,7 +24130,7 @@
       </w:rPr>
     </w:lvl>
   </w:abstractNum>
-  <w:abstractNum w:abstractNumId="54" w15:restartNumberingAfterBreak="0">
+  <w:abstractNum w:abstractNumId="59" w15:restartNumberingAfterBreak="0">
     <w:nsid w:val="4A834E19"/>
     <w:multiLevelType w:val="multilevel"/>
     <w:tmpl w:val="B88ED314"/>
@@ -21799,7 +24279,7 @@
       </w:rPr>
     </w:lvl>
   </w:abstractNum>
-  <w:abstractNum w:abstractNumId="55" w15:restartNumberingAfterBreak="0">
+  <w:abstractNum w:abstractNumId="60" w15:restartNumberingAfterBreak="0">
     <w:nsid w:val="4AA9771E"/>
     <w:multiLevelType w:val="multilevel"/>
     <w:tmpl w:val="2A3EDF2A"/>
@@ -21948,7 +24428,7 @@
       </w:rPr>
     </w:lvl>
   </w:abstractNum>
-  <w:abstractNum w:abstractNumId="56" w15:restartNumberingAfterBreak="0">
+  <w:abstractNum w:abstractNumId="61" w15:restartNumberingAfterBreak="0">
     <w:nsid w:val="4E8A4445"/>
     <w:multiLevelType w:val="hybridMultilevel"/>
     <w:tmpl w:val="08702746"/>
@@ -22061,7 +24541,7 @@
       </w:rPr>
     </w:lvl>
   </w:abstractNum>
-  <w:abstractNum w:abstractNumId="57" w15:restartNumberingAfterBreak="0">
+  <w:abstractNum w:abstractNumId="62" w15:restartNumberingAfterBreak="0">
     <w:nsid w:val="4F0664CE"/>
     <w:multiLevelType w:val="multilevel"/>
     <w:tmpl w:val="118A516E"/>
@@ -22210,7 +24690,7 @@
       </w:rPr>
     </w:lvl>
   </w:abstractNum>
-  <w:abstractNum w:abstractNumId="58" w15:restartNumberingAfterBreak="0">
+  <w:abstractNum w:abstractNumId="63" w15:restartNumberingAfterBreak="0">
     <w:nsid w:val="506E44D7"/>
     <w:multiLevelType w:val="multilevel"/>
     <w:tmpl w:val="5F466D7C"/>
@@ -22359,7 +24839,7 @@
       </w:rPr>
     </w:lvl>
   </w:abstractNum>
-  <w:abstractNum w:abstractNumId="59" w15:restartNumberingAfterBreak="0">
+  <w:abstractNum w:abstractNumId="64" w15:restartNumberingAfterBreak="0">
     <w:nsid w:val="513760AF"/>
     <w:multiLevelType w:val="multilevel"/>
     <w:tmpl w:val="C5C6D7F0"/>
@@ -22508,7 +24988,7 @@
       </w:rPr>
     </w:lvl>
   </w:abstractNum>
-  <w:abstractNum w:abstractNumId="60" w15:restartNumberingAfterBreak="0">
+  <w:abstractNum w:abstractNumId="65" w15:restartNumberingAfterBreak="0">
     <w:nsid w:val="52CB7003"/>
     <w:multiLevelType w:val="multilevel"/>
     <w:tmpl w:val="DCF4268C"/>
@@ -22621,7 +25101,7 @@
       </w:pPr>
     </w:lvl>
   </w:abstractNum>
-  <w:abstractNum w:abstractNumId="61" w15:restartNumberingAfterBreak="0">
+  <w:abstractNum w:abstractNumId="66" w15:restartNumberingAfterBreak="0">
     <w:nsid w:val="5323372B"/>
     <w:multiLevelType w:val="hybridMultilevel"/>
     <w:tmpl w:val="794E0EA4"/>
@@ -22734,7 +25214,156 @@
       </w:rPr>
     </w:lvl>
   </w:abstractNum>
-  <w:abstractNum w:abstractNumId="62" w15:restartNumberingAfterBreak="0">
+  <w:abstractNum w:abstractNumId="67" w15:restartNumberingAfterBreak="0">
+    <w:nsid w:val="53E969B5"/>
+    <w:multiLevelType w:val="multilevel"/>
+    <w:tmpl w:val="06E82D3A"/>
+    <w:lvl w:ilvl="0">
+      <w:start w:val="1"/>
+      <w:numFmt w:val="bullet"/>
+      <w:lvlText w:val=""/>
+      <w:lvlJc w:val="left"/>
+      <w:pPr>
+        <w:tabs>
+          <w:tab w:val="num" w:pos="720"/>
+        </w:tabs>
+        <w:ind w:left="720" w:hanging="360"/>
+      </w:pPr>
+      <w:rPr>
+        <w:rFonts w:ascii="Symbol" w:hAnsi="Symbol" w:hint="default"/>
+        <w:sz w:val="20"/>
+      </w:rPr>
+    </w:lvl>
+    <w:lvl w:ilvl="1" w:tentative="1">
+      <w:start w:val="1"/>
+      <w:numFmt w:val="bullet"/>
+      <w:lvlText w:val="o"/>
+      <w:lvlJc w:val="left"/>
+      <w:pPr>
+        <w:tabs>
+          <w:tab w:val="num" w:pos="1440"/>
+        </w:tabs>
+        <w:ind w:left="1440" w:hanging="360"/>
+      </w:pPr>
+      <w:rPr>
+        <w:rFonts w:ascii="Courier New" w:hAnsi="Courier New" w:hint="default"/>
+        <w:sz w:val="20"/>
+      </w:rPr>
+    </w:lvl>
+    <w:lvl w:ilvl="2" w:tentative="1">
+      <w:start w:val="1"/>
+      <w:numFmt w:val="bullet"/>
+      <w:lvlText w:val=""/>
+      <w:lvlJc w:val="left"/>
+      <w:pPr>
+        <w:tabs>
+          <w:tab w:val="num" w:pos="2160"/>
+        </w:tabs>
+        <w:ind w:left="2160" w:hanging="360"/>
+      </w:pPr>
+      <w:rPr>
+        <w:rFonts w:ascii="Wingdings" w:hAnsi="Wingdings" w:hint="default"/>
+        <w:sz w:val="20"/>
+      </w:rPr>
+    </w:lvl>
+    <w:lvl w:ilvl="3" w:tentative="1">
+      <w:start w:val="1"/>
+      <w:numFmt w:val="bullet"/>
+      <w:lvlText w:val=""/>
+      <w:lvlJc w:val="left"/>
+      <w:pPr>
+        <w:tabs>
+          <w:tab w:val="num" w:pos="2880"/>
+        </w:tabs>
+        <w:ind w:left="2880" w:hanging="360"/>
+      </w:pPr>
+      <w:rPr>
+        <w:rFonts w:ascii="Wingdings" w:hAnsi="Wingdings" w:hint="default"/>
+        <w:sz w:val="20"/>
+      </w:rPr>
+    </w:lvl>
+    <w:lvl w:ilvl="4" w:tentative="1">
+      <w:start w:val="1"/>
+      <w:numFmt w:val="bullet"/>
+      <w:lvlText w:val=""/>
+      <w:lvlJc w:val="left"/>
+      <w:pPr>
+        <w:tabs>
+          <w:tab w:val="num" w:pos="3600"/>
+        </w:tabs>
+        <w:ind w:left="3600" w:hanging="360"/>
+      </w:pPr>
+      <w:rPr>
+        <w:rFonts w:ascii="Wingdings" w:hAnsi="Wingdings" w:hint="default"/>
+        <w:sz w:val="20"/>
+      </w:rPr>
+    </w:lvl>
+    <w:lvl w:ilvl="5" w:tentative="1">
+      <w:start w:val="1"/>
+      <w:numFmt w:val="bullet"/>
+      <w:lvlText w:val=""/>
+      <w:lvlJc w:val="left"/>
+      <w:pPr>
+        <w:tabs>
+          <w:tab w:val="num" w:pos="4320"/>
+        </w:tabs>
+        <w:ind w:left="4320" w:hanging="360"/>
+      </w:pPr>
+      <w:rPr>
+        <w:rFonts w:ascii="Wingdings" w:hAnsi="Wingdings" w:hint="default"/>
+        <w:sz w:val="20"/>
+      </w:rPr>
+    </w:lvl>
+    <w:lvl w:ilvl="6" w:tentative="1">
+      <w:start w:val="1"/>
+      <w:numFmt w:val="bullet"/>
+      <w:lvlText w:val=""/>
+      <w:lvlJc w:val="left"/>
+      <w:pPr>
+        <w:tabs>
+          <w:tab w:val="num" w:pos="5040"/>
+        </w:tabs>
+        <w:ind w:left="5040" w:hanging="360"/>
+      </w:pPr>
+      <w:rPr>
+        <w:rFonts w:ascii="Wingdings" w:hAnsi="Wingdings" w:hint="default"/>
+        <w:sz w:val="20"/>
+      </w:rPr>
+    </w:lvl>
+    <w:lvl w:ilvl="7" w:tentative="1">
+      <w:start w:val="1"/>
+      <w:numFmt w:val="bullet"/>
+      <w:lvlText w:val=""/>
+      <w:lvlJc w:val="left"/>
+      <w:pPr>
+        <w:tabs>
+          <w:tab w:val="num" w:pos="5760"/>
+        </w:tabs>
+        <w:ind w:left="5760" w:hanging="360"/>
+      </w:pPr>
+      <w:rPr>
+        <w:rFonts w:ascii="Wingdings" w:hAnsi="Wingdings" w:hint="default"/>
+        <w:sz w:val="20"/>
+      </w:rPr>
+    </w:lvl>
+    <w:lvl w:ilvl="8" w:tentative="1">
+      <w:start w:val="1"/>
+      <w:numFmt w:val="bullet"/>
+      <w:lvlText w:val=""/>
+      <w:lvlJc w:val="left"/>
+      <w:pPr>
+        <w:tabs>
+          <w:tab w:val="num" w:pos="6480"/>
+        </w:tabs>
+        <w:ind w:left="6480" w:hanging="360"/>
+      </w:pPr>
+      <w:rPr>
+        <w:rFonts w:ascii="Wingdings" w:hAnsi="Wingdings" w:hint="default"/>
+        <w:sz w:val="20"/>
+      </w:rPr>
+    </w:lvl>
+  </w:abstractNum>
+  <w:abstractNum w:abstractNumId="68" w15:restartNumberingAfterBreak="0">
     <w:nsid w:val="544B157D"/>
     <w:multiLevelType w:val="multilevel"/>
     <w:tmpl w:val="3F3EB0FE"/>
@@ -22883,7 +25512,7 @@
       </w:rPr>
     </w:lvl>
   </w:abstractNum>
-  <w:abstractNum w:abstractNumId="63" w15:restartNumberingAfterBreak="0">
+  <w:abstractNum w:abstractNumId="69" w15:restartNumberingAfterBreak="0">
     <w:nsid w:val="556A1AA5"/>
     <w:multiLevelType w:val="multilevel"/>
     <w:tmpl w:val="B8263ED2"/>
@@ -22996,7 +25625,7 @@
       </w:pPr>
     </w:lvl>
   </w:abstractNum>
-  <w:abstractNum w:abstractNumId="64" w15:restartNumberingAfterBreak="0">
+  <w:abstractNum w:abstractNumId="70" w15:restartNumberingAfterBreak="0">
     <w:nsid w:val="579531CC"/>
     <w:multiLevelType w:val="multilevel"/>
     <w:tmpl w:val="1720729E"/>
@@ -23145,7 +25774,7 @@
       </w:rPr>
     </w:lvl>
   </w:abstractNum>
-  <w:abstractNum w:abstractNumId="65" w15:restartNumberingAfterBreak="0">
+  <w:abstractNum w:abstractNumId="71" w15:restartNumberingAfterBreak="0">
     <w:nsid w:val="592E0406"/>
     <w:multiLevelType w:val="hybridMultilevel"/>
     <w:tmpl w:val="FD1804A4"/>
@@ -23258,7 +25887,7 @@
       </w:rPr>
     </w:lvl>
   </w:abstractNum>
-  <w:abstractNum w:abstractNumId="66" w15:restartNumberingAfterBreak="0">
+  <w:abstractNum w:abstractNumId="72" w15:restartNumberingAfterBreak="0">
     <w:nsid w:val="5A622962"/>
     <w:multiLevelType w:val="multilevel"/>
     <w:tmpl w:val="A832FD86"/>
@@ -23407,7 +26036,7 @@
       </w:rPr>
     </w:lvl>
   </w:abstractNum>
-  <w:abstractNum w:abstractNumId="67" w15:restartNumberingAfterBreak="0">
+  <w:abstractNum w:abstractNumId="73" w15:restartNumberingAfterBreak="0">
     <w:nsid w:val="5BAC24C8"/>
     <w:multiLevelType w:val="hybridMultilevel"/>
     <w:tmpl w:val="5434B83E"/>
@@ -23520,7 +26149,156 @@
       </w:rPr>
     </w:lvl>
   </w:abstractNum>
-  <w:abstractNum w:abstractNumId="68" w15:restartNumberingAfterBreak="0">
+  <w:abstractNum w:abstractNumId="74" w15:restartNumberingAfterBreak="0">
+    <w:nsid w:val="60542EC3"/>
+    <w:multiLevelType w:val="multilevel"/>
+    <w:tmpl w:val="45785842"/>
+    <w:lvl w:ilvl="0">
+      <w:start w:val="1"/>
+      <w:numFmt w:val="bullet"/>
+      <w:lvlText w:val=""/>
+      <w:lvlJc w:val="left"/>
+      <w:pPr>
+        <w:tabs>
+          <w:tab w:val="num" w:pos="720"/>
+        </w:tabs>
+        <w:ind w:left="720" w:hanging="360"/>
+      </w:pPr>
+      <w:rPr>
+        <w:rFonts w:ascii="Symbol" w:hAnsi="Symbol" w:hint="default"/>
+        <w:sz w:val="20"/>
+      </w:rPr>
+    </w:lvl>
+    <w:lvl w:ilvl="1" w:tentative="1">
+      <w:start w:val="1"/>
+      <w:numFmt w:val="bullet"/>
+      <w:lvlText w:val="o"/>
+      <w:lvlJc w:val="left"/>
+      <w:pPr>
+        <w:tabs>
+          <w:tab w:val="num" w:pos="1440"/>
+        </w:tabs>
+        <w:ind w:left="1440" w:hanging="360"/>
+      </w:pPr>
+      <w:rPr>
+        <w:rFonts w:ascii="Courier New" w:hAnsi="Courier New" w:hint="default"/>
+        <w:sz w:val="20"/>
+      </w:rPr>
+    </w:lvl>
+    <w:lvl w:ilvl="2" w:tentative="1">
+      <w:start w:val="1"/>
+      <w:numFmt w:val="bullet"/>
+      <w:lvlText w:val=""/>
+      <w:lvlJc w:val="left"/>
+      <w:pPr>
+        <w:tabs>
+          <w:tab w:val="num" w:pos="2160"/>
+        </w:tabs>
+        <w:ind w:left="2160" w:hanging="360"/>
+      </w:pPr>
+      <w:rPr>
+        <w:rFonts w:ascii="Wingdings" w:hAnsi="Wingdings" w:hint="default"/>
+        <w:sz w:val="20"/>
+      </w:rPr>
+    </w:lvl>
+    <w:lvl w:ilvl="3" w:tentative="1">
+      <w:start w:val="1"/>
+      <w:numFmt w:val="bullet"/>
+      <w:lvlText w:val=""/>
+      <w:lvlJc w:val="left"/>
+      <w:pPr>
+        <w:tabs>
+          <w:tab w:val="num" w:pos="2880"/>
+        </w:tabs>
+        <w:ind w:left="2880" w:hanging="360"/>
+      </w:pPr>
+      <w:rPr>
+        <w:rFonts w:ascii="Wingdings" w:hAnsi="Wingdings" w:hint="default"/>
+        <w:sz w:val="20"/>
+      </w:rPr>
+    </w:lvl>
+    <w:lvl w:ilvl="4" w:tentative="1">
+      <w:start w:val="1"/>
+      <w:numFmt w:val="bullet"/>
+      <w:lvlText w:val=""/>
+      <w:lvlJc w:val="left"/>
+      <w:pPr>
+        <w:tabs>
+          <w:tab w:val="num" w:pos="3600"/>
+        </w:tabs>
+        <w:ind w:left="3600" w:hanging="360"/>
+      </w:pPr>
+      <w:rPr>
+        <w:rFonts w:ascii="Wingdings" w:hAnsi="Wingdings" w:hint="default"/>
+        <w:sz w:val="20"/>
+      </w:rPr>
+    </w:lvl>
+    <w:lvl w:ilvl="5" w:tentative="1">
+      <w:start w:val="1"/>
+      <w:numFmt w:val="bullet"/>
+      <w:lvlText w:val=""/>
+      <w:lvlJc w:val="left"/>
+      <w:pPr>
+        <w:tabs>
+          <w:tab w:val="num" w:pos="4320"/>
+        </w:tabs>
+        <w:ind w:left="4320" w:hanging="360"/>
+      </w:pPr>
+      <w:rPr>
+        <w:rFonts w:ascii="Wingdings" w:hAnsi="Wingdings" w:hint="default"/>
+        <w:sz w:val="20"/>
+      </w:rPr>
+    </w:lvl>
+    <w:lvl w:ilvl="6" w:tentative="1">
+      <w:start w:val="1"/>
+      <w:numFmt w:val="bullet"/>
+      <w:lvlText w:val=""/>
+      <w:lvlJc w:val="left"/>
+      <w:pPr>
+        <w:tabs>
+          <w:tab w:val="num" w:pos="5040"/>
+        </w:tabs>
+        <w:ind w:left="5040" w:hanging="360"/>
+      </w:pPr>
+      <w:rPr>
+        <w:rFonts w:ascii="Wingdings" w:hAnsi="Wingdings" w:hint="default"/>
+        <w:sz w:val="20"/>
+      </w:rPr>
+    </w:lvl>
+    <w:lvl w:ilvl="7" w:tentative="1">
+      <w:start w:val="1"/>
+      <w:numFmt w:val="bullet"/>
+      <w:lvlText w:val=""/>
+      <w:lvlJc w:val="left"/>
+      <w:pPr>
+        <w:tabs>
+          <w:tab w:val="num" w:pos="5760"/>
+        </w:tabs>
+        <w:ind w:left="5760" w:hanging="360"/>
+      </w:pPr>
+      <w:rPr>
+        <w:rFonts w:ascii="Wingdings" w:hAnsi="Wingdings" w:hint="default"/>
+        <w:sz w:val="20"/>
+      </w:rPr>
+    </w:lvl>
+    <w:lvl w:ilvl="8" w:tentative="1">
+      <w:start w:val="1"/>
+      <w:numFmt w:val="bullet"/>
+      <w:lvlText w:val=""/>
+      <w:lvlJc w:val="left"/>
+      <w:pPr>
+        <w:tabs>
+          <w:tab w:val="num" w:pos="6480"/>
+        </w:tabs>
+        <w:ind w:left="6480" w:hanging="360"/>
+      </w:pPr>
+      <w:rPr>
+        <w:rFonts w:ascii="Wingdings" w:hAnsi="Wingdings" w:hint="default"/>
+        <w:sz w:val="20"/>
+      </w:rPr>
+    </w:lvl>
+  </w:abstractNum>
+  <w:abstractNum w:abstractNumId="75" w15:restartNumberingAfterBreak="0">
     <w:nsid w:val="607E79E5"/>
     <w:multiLevelType w:val="multilevel"/>
     <w:tmpl w:val="0FBACD2E"/>
@@ -23669,7 +26447,7 @@
       </w:rPr>
     </w:lvl>
   </w:abstractNum>
-  <w:abstractNum w:abstractNumId="69" w15:restartNumberingAfterBreak="0">
+  <w:abstractNum w:abstractNumId="76" w15:restartNumberingAfterBreak="0">
     <w:nsid w:val="6670283B"/>
     <w:multiLevelType w:val="multilevel"/>
     <w:tmpl w:val="22DCD094"/>
@@ -23818,7 +26596,7 @@
       </w:rPr>
     </w:lvl>
   </w:abstractNum>
-  <w:abstractNum w:abstractNumId="70" w15:restartNumberingAfterBreak="0">
+  <w:abstractNum w:abstractNumId="77" w15:restartNumberingAfterBreak="0">
     <w:nsid w:val="68D46752"/>
     <w:multiLevelType w:val="hybridMultilevel"/>
     <w:tmpl w:val="0DB2DCA6"/>
@@ -23931,7 +26709,269 @@
       </w:rPr>
     </w:lvl>
   </w:abstractNum>
-  <w:abstractNum w:abstractNumId="71" w15:restartNumberingAfterBreak="0">
+  <w:abstractNum w:abstractNumId="78" w15:restartNumberingAfterBreak="0">
+    <w:nsid w:val="6B491F6D"/>
+    <w:multiLevelType w:val="multilevel"/>
+    <w:tmpl w:val="999A2522"/>
+    <w:lvl w:ilvl="0">
+      <w:start w:val="1"/>
+      <w:numFmt w:val="bullet"/>
+      <w:lvlText w:val=""/>
+      <w:lvlJc w:val="left"/>
+      <w:pPr>
+        <w:tabs>
+          <w:tab w:val="num" w:pos="720"/>
+        </w:tabs>
+        <w:ind w:left="720" w:hanging="360"/>
+      </w:pPr>
+      <w:rPr>
+        <w:rFonts w:ascii="Symbol" w:hAnsi="Symbol" w:hint="default"/>
+        <w:sz w:val="20"/>
+      </w:rPr>
+    </w:lvl>
+    <w:lvl w:ilvl="1" w:tentative="1">
+      <w:start w:val="1"/>
+      <w:numFmt w:val="bullet"/>
+      <w:lvlText w:val="o"/>
+      <w:lvlJc w:val="left"/>
+      <w:pPr>
+        <w:tabs>
+          <w:tab w:val="num" w:pos="1440"/>
+        </w:tabs>
+        <w:ind w:left="1440" w:hanging="360"/>
+      </w:pPr>
+      <w:rPr>
+        <w:rFonts w:ascii="Courier New" w:hAnsi="Courier New" w:hint="default"/>
+        <w:sz w:val="20"/>
+      </w:rPr>
+    </w:lvl>
+    <w:lvl w:ilvl="2" w:tentative="1">
+      <w:start w:val="1"/>
+      <w:numFmt w:val="bullet"/>
+      <w:lvlText w:val=""/>
+      <w:lvlJc w:val="left"/>
+      <w:pPr>
+        <w:tabs>
+          <w:tab w:val="num" w:pos="2160"/>
+        </w:tabs>
+        <w:ind w:left="2160" w:hanging="360"/>
+      </w:pPr>
+      <w:rPr>
+        <w:rFonts w:ascii="Wingdings" w:hAnsi="Wingdings" w:hint="default"/>
+        <w:sz w:val="20"/>
+      </w:rPr>
+    </w:lvl>
+    <w:lvl w:ilvl="3" w:tentative="1">
+      <w:start w:val="1"/>
+      <w:numFmt w:val="bullet"/>
+      <w:lvlText w:val=""/>
+      <w:lvlJc w:val="left"/>
+      <w:pPr>
+        <w:tabs>
+          <w:tab w:val="num" w:pos="2880"/>
+        </w:tabs>
+        <w:ind w:left="2880" w:hanging="360"/>
+      </w:pPr>
+      <w:rPr>
+        <w:rFonts w:ascii="Wingdings" w:hAnsi="Wingdings" w:hint="default"/>
+        <w:sz w:val="20"/>
+      </w:rPr>
+    </w:lvl>
+    <w:lvl w:ilvl="4" w:tentative="1">
+      <w:start w:val="1"/>
+      <w:numFmt w:val="bullet"/>
+      <w:lvlText w:val=""/>
+      <w:lvlJc w:val="left"/>
+      <w:pPr>
+        <w:tabs>
+          <w:tab w:val="num" w:pos="3600"/>
+        </w:tabs>
+        <w:ind w:left="3600" w:hanging="360"/>
+      </w:pPr>
+      <w:rPr>
+        <w:rFonts w:ascii="Wingdings" w:hAnsi="Wingdings" w:hint="default"/>
+        <w:sz w:val="20"/>
+      </w:rPr>
+    </w:lvl>
+    <w:lvl w:ilvl="5" w:tentative="1">
+      <w:start w:val="1"/>
+      <w:numFmt w:val="bullet"/>
+      <w:lvlText w:val=""/>
+      <w:lvlJc w:val="left"/>
+      <w:pPr>
+        <w:tabs>
+          <w:tab w:val="num" w:pos="4320"/>
+        </w:tabs>
+        <w:ind w:left="4320" w:hanging="360"/>
+      </w:pPr>
+      <w:rPr>
+        <w:rFonts w:ascii="Wingdings" w:hAnsi="Wingdings" w:hint="default"/>
+        <w:sz w:val="20"/>
+      </w:rPr>
+    </w:lvl>
+    <w:lvl w:ilvl="6" w:tentative="1">
+      <w:start w:val="1"/>
+      <w:numFmt w:val="bullet"/>
+      <w:lvlText w:val=""/>
+      <w:lvlJc w:val="left"/>
+      <w:pPr>
+        <w:tabs>
+          <w:tab w:val="num" w:pos="5040"/>
+        </w:tabs>
+        <w:ind w:left="5040" w:hanging="360"/>
+      </w:pPr>
+      <w:rPr>
+        <w:rFonts w:ascii="Wingdings" w:hAnsi="Wingdings" w:hint="default"/>
+        <w:sz w:val="20"/>
+      </w:rPr>
+    </w:lvl>
+    <w:lvl w:ilvl="7" w:tentative="1">
+      <w:start w:val="1"/>
+      <w:numFmt w:val="bullet"/>
+      <w:lvlText w:val=""/>
+      <w:lvlJc w:val="left"/>
+      <w:pPr>
+        <w:tabs>
+          <w:tab w:val="num" w:pos="5760"/>
+        </w:tabs>
+        <w:ind w:left="5760" w:hanging="360"/>
+      </w:pPr>
+      <w:rPr>
+        <w:rFonts w:ascii="Wingdings" w:hAnsi="Wingdings" w:hint="default"/>
+        <w:sz w:val="20"/>
+      </w:rPr>
+    </w:lvl>
+    <w:lvl w:ilvl="8" w:tentative="1">
+      <w:start w:val="1"/>
+      <w:numFmt w:val="bullet"/>
+      <w:lvlText w:val=""/>
+      <w:lvlJc w:val="left"/>
+      <w:pPr>
+        <w:tabs>
+          <w:tab w:val="num" w:pos="6480"/>
+        </w:tabs>
+        <w:ind w:left="6480" w:hanging="360"/>
+      </w:pPr>
+      <w:rPr>
+        <w:rFonts w:ascii="Wingdings" w:hAnsi="Wingdings" w:hint="default"/>
+        <w:sz w:val="20"/>
+      </w:rPr>
+    </w:lvl>
+  </w:abstractNum>
+  <w:abstractNum w:abstractNumId="79" w15:restartNumberingAfterBreak="0">
+    <w:nsid w:val="6E061A58"/>
+    <w:multiLevelType w:val="hybridMultilevel"/>
+    <w:tmpl w:val="95E84C74"/>
+    <w:lvl w:ilvl="0" w:tplc="0416000B">
+      <w:start w:val="1"/>
+      <w:numFmt w:val="bullet"/>
+      <w:lvlText w:val=""/>
+      <w:lvlJc w:val="left"/>
+      <w:pPr>
+        <w:ind w:left="720" w:hanging="360"/>
+      </w:pPr>
+      <w:rPr>
+        <w:rFonts w:ascii="Wingdings" w:hAnsi="Wingdings" w:hint="default"/>
+      </w:rPr>
+    </w:lvl>
+    <w:lvl w:ilvl="1" w:tplc="04160003" w:tentative="1">
+      <w:start w:val="1"/>
+      <w:numFmt w:val="bullet"/>
+      <w:lvlText w:val="o"/>
+      <w:lvlJc w:val="left"/>
+      <w:pPr>
+        <w:ind w:left="1440" w:hanging="360"/>
+      </w:pPr>
+      <w:rPr>
+        <w:rFonts w:ascii="Courier New" w:hAnsi="Courier New" w:cs="Courier New" w:hint="default"/>
+      </w:rPr>
+    </w:lvl>
+    <w:lvl w:ilvl="2" w:tplc="04160005" w:tentative="1">
+      <w:start w:val="1"/>
+      <w:numFmt w:val="bullet"/>
+      <w:lvlText w:val=""/>
+      <w:lvlJc w:val="left"/>
+      <w:pPr>
+        <w:ind w:left="2160" w:hanging="360"/>
+      </w:pPr>
+      <w:rPr>
+        <w:rFonts w:ascii="Wingdings" w:hAnsi="Wingdings" w:hint="default"/>
+      </w:rPr>
+    </w:lvl>
+    <w:lvl w:ilvl="3" w:tplc="04160001" w:tentative="1">
+      <w:start w:val="1"/>
+      <w:numFmt w:val="bullet"/>
+      <w:lvlText w:val=""/>
+      <w:lvlJc w:val="left"/>
+      <w:pPr>
+        <w:ind w:left="2880" w:hanging="360"/>
+      </w:pPr>
+      <w:rPr>
+        <w:rFonts w:ascii="Symbol" w:hAnsi="Symbol" w:hint="default"/>
+      </w:rPr>
+    </w:lvl>
+    <w:lvl w:ilvl="4" w:tplc="04160003" w:tentative="1">
+      <w:start w:val="1"/>
+      <w:numFmt w:val="bullet"/>
+      <w:lvlText w:val="o"/>
+      <w:lvlJc w:val="left"/>
+      <w:pPr>
+        <w:ind w:left="3600" w:hanging="360"/>
+      </w:pPr>
+      <w:rPr>
+        <w:rFonts w:ascii="Courier New" w:hAnsi="Courier New" w:cs="Courier New" w:hint="default"/>
+      </w:rPr>
+    </w:lvl>
+    <w:lvl w:ilvl="5" w:tplc="04160005" w:tentative="1">
+      <w:start w:val="1"/>
+      <w:numFmt w:val="bullet"/>
+      <w:lvlText w:val=""/>
+      <w:lvlJc w:val="left"/>
+      <w:pPr>
+        <w:ind w:left="4320" w:hanging="360"/>
+      </w:pPr>
+      <w:rPr>
+        <w:rFonts w:ascii="Wingdings" w:hAnsi="Wingdings" w:hint="default"/>
+      </w:rPr>
+    </w:lvl>
+    <w:lvl w:ilvl="6" w:tplc="04160001" w:tentative="1">
+      <w:start w:val="1"/>
+      <w:numFmt w:val="bullet"/>
+      <w:lvlText w:val=""/>
+      <w:lvlJc w:val="left"/>
+      <w:pPr>
+        <w:ind w:left="5040" w:hanging="360"/>
+      </w:pPr>
+      <w:rPr>
+        <w:rFonts w:ascii="Symbol" w:hAnsi="Symbol" w:hint="default"/>
+      </w:rPr>
+    </w:lvl>
+    <w:lvl w:ilvl="7" w:tplc="04160003" w:tentative="1">
+      <w:start w:val="1"/>
+      <w:numFmt w:val="bullet"/>
+      <w:lvlText w:val="o"/>
+      <w:lvlJc w:val="left"/>
+      <w:pPr>
+        <w:ind w:left="5760" w:hanging="360"/>
+      </w:pPr>
+      <w:rPr>
+        <w:rFonts w:ascii="Courier New" w:hAnsi="Courier New" w:cs="Courier New" w:hint="default"/>
+      </w:rPr>
+    </w:lvl>
+    <w:lvl w:ilvl="8" w:tplc="04160005" w:tentative="1">
+      <w:start w:val="1"/>
+      <w:numFmt w:val="bullet"/>
+      <w:lvlText w:val=""/>
+      <w:lvlJc w:val="left"/>
+      <w:pPr>
+        <w:ind w:left="6480" w:hanging="360"/>
+      </w:pPr>
+      <w:rPr>
+        <w:rFonts w:ascii="Wingdings" w:hAnsi="Wingdings" w:hint="default"/>
+      </w:rPr>
+    </w:lvl>
+  </w:abstractNum>
+  <w:abstractNum w:abstractNumId="80" w15:restartNumberingAfterBreak="0">
     <w:nsid w:val="6EE35C0D"/>
     <w:multiLevelType w:val="multilevel"/>
     <w:tmpl w:val="2B049A1E"/>
@@ -24080,7 +27120,156 @@
       </w:rPr>
     </w:lvl>
   </w:abstractNum>
-  <w:abstractNum w:abstractNumId="72" w15:restartNumberingAfterBreak="0">
+  <w:abstractNum w:abstractNumId="81" w15:restartNumberingAfterBreak="0">
+    <w:nsid w:val="6F736054"/>
+    <w:multiLevelType w:val="multilevel"/>
+    <w:tmpl w:val="935C96A2"/>
+    <w:lvl w:ilvl="0">
+      <w:start w:val="1"/>
+      <w:numFmt w:val="bullet"/>
+      <w:lvlText w:val=""/>
+      <w:lvlJc w:val="left"/>
+      <w:pPr>
+        <w:tabs>
+          <w:tab w:val="num" w:pos="720"/>
+        </w:tabs>
+        <w:ind w:left="720" w:hanging="360"/>
+      </w:pPr>
+      <w:rPr>
+        <w:rFonts w:ascii="Symbol" w:hAnsi="Symbol" w:hint="default"/>
+        <w:sz w:val="20"/>
+      </w:rPr>
+    </w:lvl>
+    <w:lvl w:ilvl="1" w:tentative="1">
+      <w:start w:val="1"/>
+      <w:numFmt w:val="bullet"/>
+      <w:lvlText w:val="o"/>
+      <w:lvlJc w:val="left"/>
+      <w:pPr>
+        <w:tabs>
+          <w:tab w:val="num" w:pos="1440"/>
+        </w:tabs>
+        <w:ind w:left="1440" w:hanging="360"/>
+      </w:pPr>
+      <w:rPr>
+        <w:rFonts w:ascii="Courier New" w:hAnsi="Courier New" w:hint="default"/>
+        <w:sz w:val="20"/>
+      </w:rPr>
+    </w:lvl>
+    <w:lvl w:ilvl="2" w:tentative="1">
+      <w:start w:val="1"/>
+      <w:numFmt w:val="bullet"/>
+      <w:lvlText w:val=""/>
+      <w:lvlJc w:val="left"/>
+      <w:pPr>
+        <w:tabs>
+          <w:tab w:val="num" w:pos="2160"/>
+        </w:tabs>
+        <w:ind w:left="2160" w:hanging="360"/>
+      </w:pPr>
+      <w:rPr>
+        <w:rFonts w:ascii="Wingdings" w:hAnsi="Wingdings" w:hint="default"/>
+        <w:sz w:val="20"/>
+      </w:rPr>
+    </w:lvl>
+    <w:lvl w:ilvl="3" w:tentative="1">
+      <w:start w:val="1"/>
+      <w:numFmt w:val="bullet"/>
+      <w:lvlText w:val=""/>
+      <w:lvlJc w:val="left"/>
+      <w:pPr>
+        <w:tabs>
+          <w:tab w:val="num" w:pos="2880"/>
+        </w:tabs>
+        <w:ind w:left="2880" w:hanging="360"/>
+      </w:pPr>
+      <w:rPr>
+        <w:rFonts w:ascii="Wingdings" w:hAnsi="Wingdings" w:hint="default"/>
+        <w:sz w:val="20"/>
+      </w:rPr>
+    </w:lvl>
+    <w:lvl w:ilvl="4" w:tentative="1">
+      <w:start w:val="1"/>
+      <w:numFmt w:val="bullet"/>
+      <w:lvlText w:val=""/>
+      <w:lvlJc w:val="left"/>
+      <w:pPr>
+        <w:tabs>
+          <w:tab w:val="num" w:pos="3600"/>
+        </w:tabs>
+        <w:ind w:left="3600" w:hanging="360"/>
+      </w:pPr>
+      <w:rPr>
+        <w:rFonts w:ascii="Wingdings" w:hAnsi="Wingdings" w:hint="default"/>
+        <w:sz w:val="20"/>
+      </w:rPr>
+    </w:lvl>
+    <w:lvl w:ilvl="5" w:tentative="1">
+      <w:start w:val="1"/>
+      <w:numFmt w:val="bullet"/>
+      <w:lvlText w:val=""/>
+      <w:lvlJc w:val="left"/>
+      <w:pPr>
+        <w:tabs>
+          <w:tab w:val="num" w:pos="4320"/>
+        </w:tabs>
+        <w:ind w:left="4320" w:hanging="360"/>
+      </w:pPr>
+      <w:rPr>
+        <w:rFonts w:ascii="Wingdings" w:hAnsi="Wingdings" w:hint="default"/>
+        <w:sz w:val="20"/>
+      </w:rPr>
+    </w:lvl>
+    <w:lvl w:ilvl="6" w:tentative="1">
+      <w:start w:val="1"/>
+      <w:numFmt w:val="bullet"/>
+      <w:lvlText w:val=""/>
+      <w:lvlJc w:val="left"/>
+      <w:pPr>
+        <w:tabs>
+          <w:tab w:val="num" w:pos="5040"/>
+        </w:tabs>
+        <w:ind w:left="5040" w:hanging="360"/>
+      </w:pPr>
+      <w:rPr>
+        <w:rFonts w:ascii="Wingdings" w:hAnsi="Wingdings" w:hint="default"/>
+        <w:sz w:val="20"/>
+      </w:rPr>
+    </w:lvl>
+    <w:lvl w:ilvl="7" w:tentative="1">
+      <w:start w:val="1"/>
+      <w:numFmt w:val="bullet"/>
+      <w:lvlText w:val=""/>
+      <w:lvlJc w:val="left"/>
+      <w:pPr>
+        <w:tabs>
+          <w:tab w:val="num" w:pos="5760"/>
+        </w:tabs>
+        <w:ind w:left="5760" w:hanging="360"/>
+      </w:pPr>
+      <w:rPr>
+        <w:rFonts w:ascii="Wingdings" w:hAnsi="Wingdings" w:hint="default"/>
+        <w:sz w:val="20"/>
+      </w:rPr>
+    </w:lvl>
+    <w:lvl w:ilvl="8" w:tentative="1">
+      <w:start w:val="1"/>
+      <w:numFmt w:val="bullet"/>
+      <w:lvlText w:val=""/>
+      <w:lvlJc w:val="left"/>
+      <w:pPr>
+        <w:tabs>
+          <w:tab w:val="num" w:pos="6480"/>
+        </w:tabs>
+        <w:ind w:left="6480" w:hanging="360"/>
+      </w:pPr>
+      <w:rPr>
+        <w:rFonts w:ascii="Wingdings" w:hAnsi="Wingdings" w:hint="default"/>
+        <w:sz w:val="20"/>
+      </w:rPr>
+    </w:lvl>
+  </w:abstractNum>
+  <w:abstractNum w:abstractNumId="82" w15:restartNumberingAfterBreak="0">
     <w:nsid w:val="6FDE765C"/>
     <w:multiLevelType w:val="multilevel"/>
     <w:tmpl w:val="F6F26E42"/>
@@ -24229,7 +27418,7 @@
       </w:rPr>
     </w:lvl>
   </w:abstractNum>
-  <w:abstractNum w:abstractNumId="73" w15:restartNumberingAfterBreak="0">
+  <w:abstractNum w:abstractNumId="83" w15:restartNumberingAfterBreak="0">
     <w:nsid w:val="72E1718C"/>
     <w:multiLevelType w:val="hybridMultilevel"/>
     <w:tmpl w:val="CB7CDBBC"/>
@@ -24342,7 +27531,7 @@
       </w:rPr>
     </w:lvl>
   </w:abstractNum>
-  <w:abstractNum w:abstractNumId="74" w15:restartNumberingAfterBreak="0">
+  <w:abstractNum w:abstractNumId="84" w15:restartNumberingAfterBreak="0">
     <w:nsid w:val="74FF2D10"/>
     <w:multiLevelType w:val="hybridMultilevel"/>
     <w:tmpl w:val="BBDA0CCA"/>
@@ -24455,7 +27644,7 @@
       </w:rPr>
     </w:lvl>
   </w:abstractNum>
-  <w:abstractNum w:abstractNumId="75" w15:restartNumberingAfterBreak="0">
+  <w:abstractNum w:abstractNumId="85" w15:restartNumberingAfterBreak="0">
     <w:nsid w:val="76417E2F"/>
     <w:multiLevelType w:val="multilevel"/>
     <w:tmpl w:val="3B9E6F9E"/>
@@ -24604,7 +27793,156 @@
       </w:rPr>
     </w:lvl>
   </w:abstractNum>
-  <w:abstractNum w:abstractNumId="76" w15:restartNumberingAfterBreak="0">
+  <w:abstractNum w:abstractNumId="86" w15:restartNumberingAfterBreak="0">
+    <w:nsid w:val="76904A8D"/>
+    <w:multiLevelType w:val="multilevel"/>
+    <w:tmpl w:val="9766902A"/>
+    <w:lvl w:ilvl="0">
+      <w:start w:val="1"/>
+      <w:numFmt w:val="bullet"/>
+      <w:lvlText w:val=""/>
+      <w:lvlJc w:val="left"/>
+      <w:pPr>
+        <w:tabs>
+          <w:tab w:val="num" w:pos="720"/>
+        </w:tabs>
+        <w:ind w:left="720" w:hanging="360"/>
+      </w:pPr>
+      <w:rPr>
+        <w:rFonts w:ascii="Symbol" w:hAnsi="Symbol" w:hint="default"/>
+        <w:sz w:val="20"/>
+      </w:rPr>
+    </w:lvl>
+    <w:lvl w:ilvl="1" w:tentative="1">
+      <w:start w:val="1"/>
+      <w:numFmt w:val="bullet"/>
+      <w:lvlText w:val="o"/>
+      <w:lvlJc w:val="left"/>
+      <w:pPr>
+        <w:tabs>
+          <w:tab w:val="num" w:pos="1440"/>
+        </w:tabs>
+        <w:ind w:left="1440" w:hanging="360"/>
+      </w:pPr>
+      <w:rPr>
+        <w:rFonts w:ascii="Courier New" w:hAnsi="Courier New" w:hint="default"/>
+        <w:sz w:val="20"/>
+      </w:rPr>
+    </w:lvl>
+    <w:lvl w:ilvl="2" w:tentative="1">
+      <w:start w:val="1"/>
+      <w:numFmt w:val="bullet"/>
+      <w:lvlText w:val=""/>
+      <w:lvlJc w:val="left"/>
+      <w:pPr>
+        <w:tabs>
+          <w:tab w:val="num" w:pos="2160"/>
+        </w:tabs>
+        <w:ind w:left="2160" w:hanging="360"/>
+      </w:pPr>
+      <w:rPr>
+        <w:rFonts w:ascii="Wingdings" w:hAnsi="Wingdings" w:hint="default"/>
+        <w:sz w:val="20"/>
+      </w:rPr>
+    </w:lvl>
+    <w:lvl w:ilvl="3" w:tentative="1">
+      <w:start w:val="1"/>
+      <w:numFmt w:val="bullet"/>
+      <w:lvlText w:val=""/>
+      <w:lvlJc w:val="left"/>
+      <w:pPr>
+        <w:tabs>
+          <w:tab w:val="num" w:pos="2880"/>
+        </w:tabs>
+        <w:ind w:left="2880" w:hanging="360"/>
+      </w:pPr>
+      <w:rPr>
+        <w:rFonts w:ascii="Wingdings" w:hAnsi="Wingdings" w:hint="default"/>
+        <w:sz w:val="20"/>
+      </w:rPr>
+    </w:lvl>
+    <w:lvl w:ilvl="4" w:tentative="1">
+      <w:start w:val="1"/>
+      <w:numFmt w:val="bullet"/>
+      <w:lvlText w:val=""/>
+      <w:lvlJc w:val="left"/>
+      <w:pPr>
+        <w:tabs>
+          <w:tab w:val="num" w:pos="3600"/>
+        </w:tabs>
+        <w:ind w:left="3600" w:hanging="360"/>
+      </w:pPr>
+      <w:rPr>
+        <w:rFonts w:ascii="Wingdings" w:hAnsi="Wingdings" w:hint="default"/>
+        <w:sz w:val="20"/>
+      </w:rPr>
+    </w:lvl>
+    <w:lvl w:ilvl="5" w:tentative="1">
+      <w:start w:val="1"/>
+      <w:numFmt w:val="bullet"/>
+      <w:lvlText w:val=""/>
+      <w:lvlJc w:val="left"/>
+      <w:pPr>
+        <w:tabs>
+          <w:tab w:val="num" w:pos="4320"/>
+        </w:tabs>
+        <w:ind w:left="4320" w:hanging="360"/>
+      </w:pPr>
+      <w:rPr>
+        <w:rFonts w:ascii="Wingdings" w:hAnsi="Wingdings" w:hint="default"/>
+        <w:sz w:val="20"/>
+      </w:rPr>
+    </w:lvl>
+    <w:lvl w:ilvl="6" w:tentative="1">
+      <w:start w:val="1"/>
+      <w:numFmt w:val="bullet"/>
+      <w:lvlText w:val=""/>
+      <w:lvlJc w:val="left"/>
+      <w:pPr>
+        <w:tabs>
+          <w:tab w:val="num" w:pos="5040"/>
+        </w:tabs>
+        <w:ind w:left="5040" w:hanging="360"/>
+      </w:pPr>
+      <w:rPr>
+        <w:rFonts w:ascii="Wingdings" w:hAnsi="Wingdings" w:hint="default"/>
+        <w:sz w:val="20"/>
+      </w:rPr>
+    </w:lvl>
+    <w:lvl w:ilvl="7" w:tentative="1">
+      <w:start w:val="1"/>
+      <w:numFmt w:val="bullet"/>
+      <w:lvlText w:val=""/>
+      <w:lvlJc w:val="left"/>
+      <w:pPr>
+        <w:tabs>
+          <w:tab w:val="num" w:pos="5760"/>
+        </w:tabs>
+        <w:ind w:left="5760" w:hanging="360"/>
+      </w:pPr>
+      <w:rPr>
+        <w:rFonts w:ascii="Wingdings" w:hAnsi="Wingdings" w:hint="default"/>
+        <w:sz w:val="20"/>
+      </w:rPr>
+    </w:lvl>
+    <w:lvl w:ilvl="8" w:tentative="1">
+      <w:start w:val="1"/>
+      <w:numFmt w:val="bullet"/>
+      <w:lvlText w:val=""/>
+      <w:lvlJc w:val="left"/>
+      <w:pPr>
+        <w:tabs>
+          <w:tab w:val="num" w:pos="6480"/>
+        </w:tabs>
+        <w:ind w:left="6480" w:hanging="360"/>
+      </w:pPr>
+      <w:rPr>
+        <w:rFonts w:ascii="Wingdings" w:hAnsi="Wingdings" w:hint="default"/>
+        <w:sz w:val="20"/>
+      </w:rPr>
+    </w:lvl>
+  </w:abstractNum>
+  <w:abstractNum w:abstractNumId="87" w15:restartNumberingAfterBreak="0">
     <w:nsid w:val="7C645341"/>
     <w:multiLevelType w:val="multilevel"/>
     <w:tmpl w:val="71A06CA4"/>
@@ -24753,7 +28091,156 @@
       </w:rPr>
     </w:lvl>
   </w:abstractNum>
-  <w:abstractNum w:abstractNumId="77" w15:restartNumberingAfterBreak="0">
+  <w:abstractNum w:abstractNumId="88" w15:restartNumberingAfterBreak="0">
+    <w:nsid w:val="7D836917"/>
+    <w:multiLevelType w:val="multilevel"/>
+    <w:tmpl w:val="EE746BE0"/>
+    <w:lvl w:ilvl="0">
+      <w:start w:val="1"/>
+      <w:numFmt w:val="bullet"/>
+      <w:lvlText w:val=""/>
+      <w:lvlJc w:val="left"/>
+      <w:pPr>
+        <w:tabs>
+          <w:tab w:val="num" w:pos="720"/>
+        </w:tabs>
+        <w:ind w:left="720" w:hanging="360"/>
+      </w:pPr>
+      <w:rPr>
+        <w:rFonts w:ascii="Symbol" w:hAnsi="Symbol" w:hint="default"/>
+        <w:sz w:val="20"/>
+      </w:rPr>
+    </w:lvl>
+    <w:lvl w:ilvl="1" w:tentative="1">
+      <w:start w:val="1"/>
+      <w:numFmt w:val="bullet"/>
+      <w:lvlText w:val="o"/>
+      <w:lvlJc w:val="left"/>
+      <w:pPr>
+        <w:tabs>
+          <w:tab w:val="num" w:pos="1440"/>
+        </w:tabs>
+        <w:ind w:left="1440" w:hanging="360"/>
+      </w:pPr>
+      <w:rPr>
+        <w:rFonts w:ascii="Courier New" w:hAnsi="Courier New" w:hint="default"/>
+        <w:sz w:val="20"/>
+      </w:rPr>
+    </w:lvl>
+    <w:lvl w:ilvl="2" w:tentative="1">
+      <w:start w:val="1"/>
+      <w:numFmt w:val="bullet"/>
+      <w:lvlText w:val=""/>
+      <w:lvlJc w:val="left"/>
+      <w:pPr>
+        <w:tabs>
+          <w:tab w:val="num" w:pos="2160"/>
+        </w:tabs>
+        <w:ind w:left="2160" w:hanging="360"/>
+      </w:pPr>
+      <w:rPr>
+        <w:rFonts w:ascii="Wingdings" w:hAnsi="Wingdings" w:hint="default"/>
+        <w:sz w:val="20"/>
+      </w:rPr>
+    </w:lvl>
+    <w:lvl w:ilvl="3" w:tentative="1">
+      <w:start w:val="1"/>
+      <w:numFmt w:val="bullet"/>
+      <w:lvlText w:val=""/>
+      <w:lvlJc w:val="left"/>
+      <w:pPr>
+        <w:tabs>
+          <w:tab w:val="num" w:pos="2880"/>
+        </w:tabs>
+        <w:ind w:left="2880" w:hanging="360"/>
+      </w:pPr>
+      <w:rPr>
+        <w:rFonts w:ascii="Wingdings" w:hAnsi="Wingdings" w:hint="default"/>
+        <w:sz w:val="20"/>
+      </w:rPr>
+    </w:lvl>
+    <w:lvl w:ilvl="4" w:tentative="1">
+      <w:start w:val="1"/>
+      <w:numFmt w:val="bullet"/>
+      <w:lvlText w:val=""/>
+      <w:lvlJc w:val="left"/>
+      <w:pPr>
+        <w:tabs>
+          <w:tab w:val="num" w:pos="3600"/>
+        </w:tabs>
+        <w:ind w:left="3600" w:hanging="360"/>
+      </w:pPr>
+      <w:rPr>
+        <w:rFonts w:ascii="Wingdings" w:hAnsi="Wingdings" w:hint="default"/>
+        <w:sz w:val="20"/>
+      </w:rPr>
+    </w:lvl>
+    <w:lvl w:ilvl="5" w:tentative="1">
+      <w:start w:val="1"/>
+      <w:numFmt w:val="bullet"/>
+      <w:lvlText w:val=""/>
+      <w:lvlJc w:val="left"/>
+      <w:pPr>
+        <w:tabs>
+          <w:tab w:val="num" w:pos="4320"/>
+        </w:tabs>
+        <w:ind w:left="4320" w:hanging="360"/>
+      </w:pPr>
+      <w:rPr>
+        <w:rFonts w:ascii="Wingdings" w:hAnsi="Wingdings" w:hint="default"/>
+        <w:sz w:val="20"/>
+      </w:rPr>
+    </w:lvl>
+    <w:lvl w:ilvl="6" w:tentative="1">
+      <w:start w:val="1"/>
+      <w:numFmt w:val="bullet"/>
+      <w:lvlText w:val=""/>
+      <w:lvlJc w:val="left"/>
+      <w:pPr>
+        <w:tabs>
+          <w:tab w:val="num" w:pos="5040"/>
+        </w:tabs>
+        <w:ind w:left="5040" w:hanging="360"/>
+      </w:pPr>
+      <w:rPr>
+        <w:rFonts w:ascii="Wingdings" w:hAnsi="Wingdings" w:hint="default"/>
+        <w:sz w:val="20"/>
+      </w:rPr>
+    </w:lvl>
+    <w:lvl w:ilvl="7" w:tentative="1">
+      <w:start w:val="1"/>
+      <w:numFmt w:val="bullet"/>
+      <w:lvlText w:val=""/>
+      <w:lvlJc w:val="left"/>
+      <w:pPr>
+        <w:tabs>
+          <w:tab w:val="num" w:pos="5760"/>
+        </w:tabs>
+        <w:ind w:left="5760" w:hanging="360"/>
+      </w:pPr>
+      <w:rPr>
+        <w:rFonts w:ascii="Wingdings" w:hAnsi="Wingdings" w:hint="default"/>
+        <w:sz w:val="20"/>
+      </w:rPr>
+    </w:lvl>
+    <w:lvl w:ilvl="8" w:tentative="1">
+      <w:start w:val="1"/>
+      <w:numFmt w:val="bullet"/>
+      <w:lvlText w:val=""/>
+      <w:lvlJc w:val="left"/>
+      <w:pPr>
+        <w:tabs>
+          <w:tab w:val="num" w:pos="6480"/>
+        </w:tabs>
+        <w:ind w:left="6480" w:hanging="360"/>
+      </w:pPr>
+      <w:rPr>
+        <w:rFonts w:ascii="Wingdings" w:hAnsi="Wingdings" w:hint="default"/>
+        <w:sz w:val="20"/>
+      </w:rPr>
+    </w:lvl>
+  </w:abstractNum>
+  <w:abstractNum w:abstractNumId="89" w15:restartNumberingAfterBreak="0">
     <w:nsid w:val="7F762CEC"/>
     <w:multiLevelType w:val="multilevel"/>
     <w:tmpl w:val="3710D526"/>
@@ -24903,240 +28390,276 @@
     </w:lvl>
   </w:abstractNum>
   <w:num w:numId="1">
-    <w:abstractNumId w:val="37"/>
+    <w:abstractNumId w:val="42"/>
   </w:num>
   <w:num w:numId="2">
-    <w:abstractNumId w:val="48"/>
+    <w:abstractNumId w:val="53"/>
   </w:num>
   <w:num w:numId="3">
-    <w:abstractNumId w:val="8"/>
+    <w:abstractNumId w:val="9"/>
   </w:num>
   <w:num w:numId="4">
-    <w:abstractNumId w:val="18"/>
+    <w:abstractNumId w:val="20"/>
   </w:num>
   <w:num w:numId="5">
-    <w:abstractNumId w:val="32"/>
+    <w:abstractNumId w:val="36"/>
   </w:num>
   <w:num w:numId="6">
-    <w:abstractNumId w:val="77"/>
+    <w:abstractNumId w:val="89"/>
   </w:num>
   <w:num w:numId="7">
+    <w:abstractNumId w:val="75"/>
+  </w:num>
+  <w:num w:numId="8">
+    <w:abstractNumId w:val="85"/>
+  </w:num>
+  <w:num w:numId="9">
+    <w:abstractNumId w:val="43"/>
+  </w:num>
+  <w:num w:numId="10">
+    <w:abstractNumId w:val="25"/>
+  </w:num>
+  <w:num w:numId="11">
+    <w:abstractNumId w:val="54"/>
+  </w:num>
+  <w:num w:numId="12">
+    <w:abstractNumId w:val="64"/>
+  </w:num>
+  <w:num w:numId="13">
     <w:abstractNumId w:val="68"/>
   </w:num>
-  <w:num w:numId="8">
-    <w:abstractNumId w:val="75"/>
-  </w:num>
-  <w:num w:numId="9">
-    <w:abstractNumId w:val="38"/>
-  </w:num>
-  <w:num w:numId="10">
-    <w:abstractNumId w:val="23"/>
-  </w:num>
-  <w:num w:numId="11">
-    <w:abstractNumId w:val="49"/>
-  </w:num>
-  <w:num w:numId="12">
-    <w:abstractNumId w:val="59"/>
-  </w:num>
-  <w:num w:numId="13">
-    <w:abstractNumId w:val="62"/>
-  </w:num>
   <w:num w:numId="14">
-    <w:abstractNumId w:val="46"/>
+    <w:abstractNumId w:val="51"/>
   </w:num>
   <w:num w:numId="15">
     <w:abstractNumId w:val="1"/>
   </w:num>
   <w:num w:numId="16">
-    <w:abstractNumId w:val="52"/>
+    <w:abstractNumId w:val="57"/>
   </w:num>
   <w:num w:numId="17">
     <w:abstractNumId w:val="0"/>
   </w:num>
   <w:num w:numId="18">
+    <w:abstractNumId w:val="80"/>
+  </w:num>
+  <w:num w:numId="19">
+    <w:abstractNumId w:val="87"/>
+  </w:num>
+  <w:num w:numId="20">
+    <w:abstractNumId w:val="24"/>
+  </w:num>
+  <w:num w:numId="21">
+    <w:abstractNumId w:val="17"/>
+  </w:num>
+  <w:num w:numId="22">
+    <w:abstractNumId w:val="44"/>
+  </w:num>
+  <w:num w:numId="23">
+    <w:abstractNumId w:val="72"/>
+  </w:num>
+  <w:num w:numId="24">
+    <w:abstractNumId w:val="65"/>
+  </w:num>
+  <w:num w:numId="25">
+    <w:abstractNumId w:val="21"/>
+  </w:num>
+  <w:num w:numId="26">
+    <w:abstractNumId w:val="63"/>
+  </w:num>
+  <w:num w:numId="27">
+    <w:abstractNumId w:val="59"/>
+  </w:num>
+  <w:num w:numId="28">
+    <w:abstractNumId w:val="33"/>
+  </w:num>
+  <w:num w:numId="29">
+    <w:abstractNumId w:val="8"/>
+  </w:num>
+  <w:num w:numId="30">
+    <w:abstractNumId w:val="62"/>
+  </w:num>
+  <w:num w:numId="31">
+    <w:abstractNumId w:val="48"/>
+  </w:num>
+  <w:num w:numId="32">
+    <w:abstractNumId w:val="32"/>
+  </w:num>
+  <w:num w:numId="33">
+    <w:abstractNumId w:val="12"/>
+  </w:num>
+  <w:num w:numId="34">
+    <w:abstractNumId w:val="18"/>
+  </w:num>
+  <w:num w:numId="35">
+    <w:abstractNumId w:val="6"/>
+  </w:num>
+  <w:num w:numId="36">
+    <w:abstractNumId w:val="82"/>
+  </w:num>
+  <w:num w:numId="37">
+    <w:abstractNumId w:val="22"/>
+  </w:num>
+  <w:num w:numId="38">
+    <w:abstractNumId w:val="56"/>
+  </w:num>
+  <w:num w:numId="39">
+    <w:abstractNumId w:val="46"/>
+  </w:num>
+  <w:num w:numId="40">
+    <w:abstractNumId w:val="69"/>
+  </w:num>
+  <w:num w:numId="41">
+    <w:abstractNumId w:val="34"/>
+  </w:num>
+  <w:num w:numId="42">
+    <w:abstractNumId w:val="7"/>
+  </w:num>
+  <w:num w:numId="43">
+    <w:abstractNumId w:val="70"/>
+  </w:num>
+  <w:num w:numId="44">
+    <w:abstractNumId w:val="60"/>
+  </w:num>
+  <w:num w:numId="45">
+    <w:abstractNumId w:val="76"/>
+  </w:num>
+  <w:num w:numId="46">
+    <w:abstractNumId w:val="29"/>
+  </w:num>
+  <w:num w:numId="47">
+    <w:abstractNumId w:val="5"/>
+  </w:num>
+  <w:num w:numId="48">
+    <w:abstractNumId w:val="58"/>
+  </w:num>
+  <w:num w:numId="49">
+    <w:abstractNumId w:val="83"/>
+  </w:num>
+  <w:num w:numId="50">
     <w:abstractNumId w:val="71"/>
   </w:num>
-  <w:num w:numId="19">
-    <w:abstractNumId w:val="76"/>
+  <w:num w:numId="51">
+    <w:abstractNumId w:val="13"/>
   </w:num>
-  <w:num w:numId="20">
-    <w:abstractNumId w:val="22"/>
+  <w:num w:numId="52">
+    <w:abstractNumId w:val="35"/>
   </w:num>
-  <w:num w:numId="21">
+  <w:num w:numId="53">
+    <w:abstractNumId w:val="3"/>
+  </w:num>
+  <w:num w:numId="54">
+    <w:abstractNumId w:val="73"/>
+  </w:num>
+  <w:num w:numId="55">
+    <w:abstractNumId w:val="77"/>
+  </w:num>
+  <w:num w:numId="56">
+    <w:abstractNumId w:val="4"/>
+  </w:num>
+  <w:num w:numId="57">
+    <w:abstractNumId w:val="66"/>
+  </w:num>
+  <w:num w:numId="58">
+    <w:abstractNumId w:val="11"/>
+  </w:num>
+  <w:num w:numId="59">
+    <w:abstractNumId w:val="41"/>
+  </w:num>
+  <w:num w:numId="60">
+    <w:abstractNumId w:val="38"/>
+  </w:num>
+  <w:num w:numId="61">
+    <w:abstractNumId w:val="14"/>
+  </w:num>
+  <w:num w:numId="62">
+    <w:abstractNumId w:val="23"/>
+  </w:num>
+  <w:num w:numId="63">
+    <w:abstractNumId w:val="84"/>
+  </w:num>
+  <w:num w:numId="64">
+    <w:abstractNumId w:val="61"/>
+  </w:num>
+  <w:num w:numId="65">
+    <w:abstractNumId w:val="39"/>
+  </w:num>
+  <w:num w:numId="66">
+    <w:abstractNumId w:val="28"/>
+  </w:num>
+  <w:num w:numId="67">
+    <w:abstractNumId w:val="15"/>
+  </w:num>
+  <w:num w:numId="68">
+    <w:abstractNumId w:val="52"/>
+  </w:num>
+  <w:num w:numId="69">
+    <w:abstractNumId w:val="47"/>
+  </w:num>
+  <w:num w:numId="70">
+    <w:abstractNumId w:val="49"/>
+  </w:num>
+  <w:num w:numId="71">
+    <w:abstractNumId w:val="55"/>
+  </w:num>
+  <w:num w:numId="72">
+    <w:abstractNumId w:val="26"/>
+  </w:num>
+  <w:num w:numId="73">
+    <w:abstractNumId w:val="37"/>
+  </w:num>
+  <w:num w:numId="74">
     <w:abstractNumId w:val="16"/>
   </w:num>
-  <w:num w:numId="22">
-    <w:abstractNumId w:val="39"/>
+  <w:num w:numId="75">
+    <w:abstractNumId w:val="50"/>
   </w:num>
-  <w:num w:numId="23">
-    <w:abstractNumId w:val="66"/>
+  <w:num w:numId="76">
+    <w:abstractNumId w:val="27"/>
   </w:num>
-  <w:num w:numId="24">
-    <w:abstractNumId w:val="60"/>
+  <w:num w:numId="77">
+    <w:abstractNumId w:val="45"/>
   </w:num>
-  <w:num w:numId="25">
+  <w:num w:numId="78">
+    <w:abstractNumId w:val="10"/>
+  </w:num>
+  <w:num w:numId="79">
+    <w:abstractNumId w:val="79"/>
+  </w:num>
+  <w:num w:numId="80">
+    <w:abstractNumId w:val="81"/>
+  </w:num>
+  <w:num w:numId="81">
+    <w:abstractNumId w:val="31"/>
+  </w:num>
+  <w:num w:numId="82">
+    <w:abstractNumId w:val="67"/>
+  </w:num>
+  <w:num w:numId="83">
+    <w:abstractNumId w:val="40"/>
+  </w:num>
+  <w:num w:numId="84">
+    <w:abstractNumId w:val="88"/>
+  </w:num>
+  <w:num w:numId="85">
+    <w:abstractNumId w:val="86"/>
+  </w:num>
+  <w:num w:numId="86">
+    <w:abstractNumId w:val="2"/>
+  </w:num>
+  <w:num w:numId="87">
+    <w:abstractNumId w:val="74"/>
+  </w:num>
+  <w:num w:numId="88">
+    <w:abstractNumId w:val="30"/>
+  </w:num>
+  <w:num w:numId="89">
+    <w:abstractNumId w:val="78"/>
+  </w:num>
+  <w:num w:numId="90">
     <w:abstractNumId w:val="19"/>
   </w:num>
-  <w:num w:numId="26">
-    <w:abstractNumId w:val="58"/>
-  </w:num>
-  <w:num w:numId="27">
-    <w:abstractNumId w:val="54"/>
-  </w:num>
-  <w:num w:numId="28">
-    <w:abstractNumId w:val="29"/>
-  </w:num>
-  <w:num w:numId="29">
-    <w:abstractNumId w:val="7"/>
-  </w:num>
-  <w:num w:numId="30">
-    <w:abstractNumId w:val="57"/>
-  </w:num>
-  <w:num w:numId="31">
-    <w:abstractNumId w:val="43"/>
-  </w:num>
-  <w:num w:numId="32">
-    <w:abstractNumId w:val="28"/>
-  </w:num>
-  <w:num w:numId="33">
-    <w:abstractNumId w:val="11"/>
-  </w:num>
-  <w:num w:numId="34">
-    <w:abstractNumId w:val="17"/>
-  </w:num>
-  <w:num w:numId="35">
-    <w:abstractNumId w:val="5"/>
-  </w:num>
-  <w:num w:numId="36">
-    <w:abstractNumId w:val="72"/>
-  </w:num>
-  <w:num w:numId="37">
-    <w:abstractNumId w:val="20"/>
-  </w:num>
-  <w:num w:numId="38">
-    <w:abstractNumId w:val="51"/>
-  </w:num>
-  <w:num w:numId="39">
-    <w:abstractNumId w:val="41"/>
-  </w:num>
-  <w:num w:numId="40">
-    <w:abstractNumId w:val="63"/>
-  </w:num>
-  <w:num w:numId="41">
-    <w:abstractNumId w:val="30"/>
-  </w:num>
-  <w:num w:numId="42">
-    <w:abstractNumId w:val="6"/>
-  </w:num>
-  <w:num w:numId="43">
-    <w:abstractNumId w:val="64"/>
-  </w:num>
-  <w:num w:numId="44">
-    <w:abstractNumId w:val="55"/>
-  </w:num>
-  <w:num w:numId="45">
-    <w:abstractNumId w:val="69"/>
-  </w:num>
-  <w:num w:numId="46">
-    <w:abstractNumId w:val="27"/>
-  </w:num>
-  <w:num w:numId="47">
-    <w:abstractNumId w:val="4"/>
-  </w:num>
-  <w:num w:numId="48">
-    <w:abstractNumId w:val="53"/>
-  </w:num>
-  <w:num w:numId="49">
-    <w:abstractNumId w:val="73"/>
-  </w:num>
-  <w:num w:numId="50">
-    <w:abstractNumId w:val="65"/>
-  </w:num>
-  <w:num w:numId="51">
-    <w:abstractNumId w:val="12"/>
-  </w:num>
-  <w:num w:numId="52">
-    <w:abstractNumId w:val="31"/>
-  </w:num>
-  <w:num w:numId="53">
-    <w:abstractNumId w:val="2"/>
-  </w:num>
-  <w:num w:numId="54">
-    <w:abstractNumId w:val="67"/>
-  </w:num>
-  <w:num w:numId="55">
-    <w:abstractNumId w:val="70"/>
-  </w:num>
-  <w:num w:numId="56">
-    <w:abstractNumId w:val="3"/>
-  </w:num>
-  <w:num w:numId="57">
-    <w:abstractNumId w:val="61"/>
-  </w:num>
-  <w:num w:numId="58">
-    <w:abstractNumId w:val="10"/>
-  </w:num>
-  <w:num w:numId="59">
-    <w:abstractNumId w:val="36"/>
-  </w:num>
-  <w:num w:numId="60">
-    <w:abstractNumId w:val="34"/>
-  </w:num>
-  <w:num w:numId="61">
-    <w:abstractNumId w:val="13"/>
-  </w:num>
-  <w:num w:numId="62">
-    <w:abstractNumId w:val="21"/>
-  </w:num>
-  <w:num w:numId="63">
-    <w:abstractNumId w:val="74"/>
-  </w:num>
-  <w:num w:numId="64">
-    <w:abstractNumId w:val="56"/>
-  </w:num>
-  <w:num w:numId="65">
-    <w:abstractNumId w:val="35"/>
-  </w:num>
-  <w:num w:numId="66">
-    <w:abstractNumId w:val="26"/>
-  </w:num>
-  <w:num w:numId="67">
-    <w:abstractNumId w:val="14"/>
-  </w:num>
-  <w:num w:numId="68">
-    <w:abstractNumId w:val="47"/>
-  </w:num>
-  <w:num w:numId="69">
-    <w:abstractNumId w:val="42"/>
-  </w:num>
-  <w:num w:numId="70">
-    <w:abstractNumId w:val="44"/>
-  </w:num>
-  <w:num w:numId="71">
-    <w:abstractNumId w:val="50"/>
-  </w:num>
-  <w:num w:numId="72">
-    <w:abstractNumId w:val="24"/>
-  </w:num>
-  <w:num w:numId="73">
-    <w:abstractNumId w:val="33"/>
-  </w:num>
-  <w:num w:numId="74">
-    <w:abstractNumId w:val="15"/>
-  </w:num>
-  <w:num w:numId="75">
-    <w:abstractNumId w:val="45"/>
-  </w:num>
-  <w:num w:numId="76">
-    <w:abstractNumId w:val="25"/>
-  </w:num>
-  <w:num w:numId="77">
-    <w:abstractNumId w:val="40"/>
-  </w:num>
-  <w:num w:numId="78">
-    <w:abstractNumId w:val="9"/>
-  </w:num>
-  <w:numIdMacAtCleanup w:val="78"/>
+  <w:numIdMacAtCleanup w:val="90"/>
 </w:numbering>
 </file>
 
@@ -25721,6 +29244,97 @@
       <w:szCs w:val="24"/>
     </w:rPr>
   </w:style>
+  <w:style w:type="paragraph" w:styleId="NormalWeb">
+    <w:name w:val="Normal (Web)"/>
+    <w:basedOn w:val="Normal"/>
+    <w:uiPriority w:val="99"/>
+    <w:semiHidden/>
+    <w:unhideWhenUsed/>
+    <w:rsid w:val="002D4BAB"/>
+    <w:pPr>
+      <w:spacing w:before="100" w:beforeAutospacing="1" w:after="100" w:afterAutospacing="1" w:line="240" w:lineRule="auto"/>
+      <w:ind w:left="0" w:firstLine="0"/>
+    </w:pPr>
+    <w:rPr>
+      <w:color w:val="auto"/>
+      <w:sz w:val="24"/>
+      <w:szCs w:val="24"/>
+    </w:rPr>
+  </w:style>
+  <w:style w:type="character" w:styleId="Forte">
+    <w:name w:val="Strong"/>
+    <w:basedOn w:val="Fontepargpadro"/>
+    <w:uiPriority w:val="22"/>
+    <w:qFormat/>
+    <w:rsid w:val="002D4BAB"/>
+    <w:rPr>
+      <w:b/>
+      <w:bCs/>
+    </w:rPr>
+  </w:style>
+  <w:style w:type="paragraph" w:styleId="Pr-formataoHTML">
+    <w:name w:val="HTML Preformatted"/>
+    <w:basedOn w:val="Normal"/>
+    <w:link w:val="Pr-formataoHTMLChar"/>
+    <w:uiPriority w:val="99"/>
+    <w:semiHidden/>
+    <w:unhideWhenUsed/>
+    <w:rsid w:val="002D4BAB"/>
+    <w:pPr>
+      <w:tabs>
+        <w:tab w:val="left" w:pos="916"/>
+        <w:tab w:val="left" w:pos="1832"/>
+        <w:tab w:val="left" w:pos="2748"/>
+        <w:tab w:val="left" w:pos="3664"/>
+        <w:tab w:val="left" w:pos="4580"/>
+        <w:tab w:val="left" w:pos="5496"/>
+        <w:tab w:val="left" w:pos="6412"/>
+        <w:tab w:val="left" w:pos="7328"/>
+        <w:tab w:val="left" w:pos="8244"/>
+        <w:tab w:val="left" w:pos="9160"/>
+        <w:tab w:val="left" w:pos="10076"/>
+        <w:tab w:val="left" w:pos="10992"/>
+        <w:tab w:val="left" w:pos="11908"/>
+        <w:tab w:val="left" w:pos="12824"/>
+        <w:tab w:val="left" w:pos="13740"/>
+        <w:tab w:val="left" w:pos="14656"/>
+      </w:tabs>
+      <w:spacing w:after="0" w:line="240" w:lineRule="auto"/>
+      <w:ind w:left="0" w:firstLine="0"/>
+    </w:pPr>
+    <w:rPr>
+      <w:rFonts w:ascii="Courier New" w:hAnsi="Courier New" w:cs="Courier New"/>
+      <w:color w:val="auto"/>
+      <w:sz w:val="20"/>
+      <w:szCs w:val="20"/>
+    </w:rPr>
+  </w:style>
+  <w:style w:type="character" w:customStyle="1" w:styleId="Pr-formataoHTMLChar">
+    <w:name w:val="Pré-formatação HTML Char"/>
+    <w:basedOn w:val="Fontepargpadro"/>
+    <w:link w:val="Pr-formataoHTML"/>
+    <w:uiPriority w:val="99"/>
+    <w:semiHidden/>
+    <w:rsid w:val="002D4BAB"/>
+    <w:rPr>
+      <w:rFonts w:ascii="Courier New" w:eastAsia="Times New Roman" w:hAnsi="Courier New" w:cs="Courier New"/>
+      <w:sz w:val="20"/>
+      <w:szCs w:val="20"/>
+    </w:rPr>
+  </w:style>
+  <w:style w:type="character" w:styleId="CdigoHTML">
+    <w:name w:val="HTML Code"/>
+    <w:basedOn w:val="Fontepargpadro"/>
+    <w:uiPriority w:val="99"/>
+    <w:semiHidden/>
+    <w:unhideWhenUsed/>
+    <w:rsid w:val="002D4BAB"/>
+    <w:rPr>
+      <w:rFonts w:ascii="Courier New" w:eastAsia="Times New Roman" w:hAnsi="Courier New" w:cs="Courier New"/>
+      <w:sz w:val="20"/>
+      <w:szCs w:val="20"/>
+    </w:rPr>
+  </w:style>
 </w:styles>
 </file>
 
